--- a/EE - Series/Communications_Wireless_and_SDR_Book5.docx
+++ b/EE - Series/Communications_Wireless_and_SDR_Book5.docx
@@ -89,7 +89,7 @@
         <w:rPr>
           <w:i w:val="0"/>
         </w:rPr>
-        <w:t>A modem turns bits into a waveform and the waveform back into bits. This book is about that waveform: how many bits it carries, how much spectrum it uses, how much noise and fading it tolerates, and how a receiver written largely in software recovers it. Chapters 1 to 4 build the link on a channel that only adds noise: Shannon's limit, sampling and complex baseband, pulse shaping, and the constellations with their error rates. Chapters 5 to 7 add the real channel and the techniques that defeat it: multipath and diversity, OFDM, coding, and multiple antennas. Chapter 8 places the result in the 2026 band plan and in a software-defined receiver. Chapters 9 to 15 go inside the modem: its digital filters, carrier and timing synchronization, equalization, FSK and spread spectrum, channel estimation from pilots, multiple access and scheduling, and the link adaptation and HARQ that set real throughput. Chapters 16 to 21 apply the modem to whole systems: ranging and positioning, interleaving and error detection, massive MIMO and beamforming, interference and the cellular SINR, satellite links and non-terrestrial networks, and the low-energy IoT radios.</w:t>
+        <w:t>A modem turns bits into a waveform and the waveform back into bits. This book is about that waveform: how many bits it carries, how much spectrum it uses, how much noise and fading it tolerates, and how a receiver written largely in software recovers it. Part I, Chapters 1 to 8, builds a complete link. Chapters 1 to 4 build it on a channel that only adds noise: Shannon's limit, sampling and complex baseband, pulse shaping, and the constellations with their error rates. Chapters 5 to 7 add the real channel and the techniques that defeat it: multipath and diversity, OFDM, coding, and multiple antennas. Chapter 8 places the result in the 2026 band plan and in a software-defined receiver. Part II, Chapters 9 to 15, goes inside the modem: its digital filters, carrier and timing synchronization, equalization, FSK and spread spectrum, channel estimation from pilots, multiple access and scheduling, and the link adaptation and HARQ that set real throughput. Part III, Chapters 16 to 21, applies the modem to whole systems: ranging and positioning, interleaving and error detection, massive MIMO and beamforming, interference and the cellular SINR, satellite links and non-terrestrial networks, and the low-energy IoT radios.</w:t>
       </w:r>
     </w:p>
     <w:p>
@@ -111,6 +111,15 @@
       </w:r>
     </w:p>
     <w:p>
+      <w:pPr/>
+      <w:r>
+        <w:rPr>
+          <w:i w:val="0"/>
+        </w:rPr>
+        <w:t>The examples use real systems and real parts wherever they help: Wi-Fi 6 and 7, LTE and 5G NR numerologies, DVB-S2 satellite carriers, GPS and Bluetooth channel sounding, LoRa on the Semtech SX1276, BLE on the Nordic nRF52840, and the RTL-SDR, HackRF One, ADALM-Pluto, and USRP B210 software-defined radios. Standards revise their numbers; where a 2026 figure is quoted, the reasoning behind it is given too, so the reader can redo the arithmetic when the next release changes it.</w:t>
+      </w:r>
+    </w:p>
+    <w:p>
       <w:pPr>
         <w:pStyle w:val="Heading1"/>
       </w:pPr>
@@ -127,6 +136,15 @@
         <w:rPr>
           <w:i w:val="0"/>
         </w:rPr>
+        <w:t>Part I. The Link: From Bits to a Working Radio</w:t>
+      </w:r>
+    </w:p>
+    <w:p>
+      <w:pPr/>
+      <w:r>
+        <w:rPr>
+          <w:i w:val="0"/>
+        </w:rPr>
         <w:t>Chapter 1. Bits Become a Waveform</w:t>
       </w:r>
     </w:p>
@@ -199,6 +217,15 @@
         <w:rPr>
           <w:i w:val="0"/>
         </w:rPr>
+        <w:t>Part II. Inside the Modem</w:t>
+      </w:r>
+    </w:p>
+    <w:p>
+      <w:pPr/>
+      <w:r>
+        <w:rPr>
+          <w:i w:val="0"/>
+        </w:rPr>
         <w:t>Chapter 9. Digital Filters in the Modem</w:t>
       </w:r>
     </w:p>
@@ -262,6 +289,15 @@
         <w:rPr>
           <w:i w:val="0"/>
         </w:rPr>
+        <w:t>Part III. Systems</w:t>
+      </w:r>
+    </w:p>
+    <w:p>
+      <w:pPr/>
+      <w:r>
+        <w:rPr>
+          <w:i w:val="0"/>
+        </w:rPr>
         <w:t>Chapter 16. Ranging and Positioning</w:t>
       </w:r>
     </w:p>
@@ -345,6 +381,26 @@
         <w:rPr>
           <w:i w:val="0"/>
         </w:rPr>
+        <w:t>Part I. The Link: From Bits to a Working Radio</w:t>
+      </w:r>
+    </w:p>
+    <w:p>
+      <w:pPr/>
+      <w:r>
+        <w:rPr>
+          <w:i w:val="0"/>
+        </w:rPr>
+        <w:t>Part I builds a complete radio link. It starts on a channel that only adds noise, with Shannon's limit, sampling, pulse shaping, and constellations, then adds the real channel and the techniques that defeat it: OFDM, coding, and multiple antennas. It ends by placing the result in the 2026 band plan and in a software-defined receiver you can buy.</w:t>
+      </w:r>
+    </w:p>
+    <w:p>
+      <w:pPr>
+        <w:pStyle w:val="Heading1"/>
+      </w:pPr>
+      <w:r>
+        <w:rPr>
+          <w:i w:val="0"/>
+        </w:rPr>
         <w:t>Chapter 1. Bits Become a Waveform</w:t>
       </w:r>
     </w:p>
@@ -555,7 +611,230 @@
         <w:rPr>
           <w:i w:val="0"/>
         </w:rPr>
-        <w:t>1.4 What the rest of the book does</w:t>
+        <w:t>1.4 The analog ancestors: AM and FM</w:t>
+      </w:r>
+    </w:p>
+    <w:p>
+      <w:pPr/>
+      <w:r>
+        <w:rPr>
+          <w:i w:val="0"/>
+        </w:rPr>
+        <w:t>Digital modulation inherited its vocabulary from two analog schemes that still fill the broadcast bands. Amplitude modulation multiplies a carrier by 1 + m·s(t), where s(t) is the audio and m the modulation index. The spectrum is the carrier plus two copies of the audio spectrum, one above and one below it, so the occupied bandwidth is twice the highest audio frequency: 10 kHz for the 5 kHz audio of medium-wave broadcasting in Europe and 20 kHz for the 10 kHz audio allowed in the United States. At m = 1 the two sidebands together carry only a third of the transmitted power; the other two thirds sit in the carrier, which carries no information. That waste bought a receiver with nothing in it but a diode and a capacitor.</w:t>
+      </w:r>
+    </w:p>
+    <w:p>
+      <w:pPr/>
+      <w:r>
+        <w:rPr>
+          <w:i w:val="0"/>
+        </w:rPr>
+        <w:t>Frequency modulation moves the instantaneous frequency in step with the audio, f(t) = fc + Δf·s(t). The bandwidth is no longer fixed by the audio alone. Carson's rule estimates the band that holds about 98 % of the power as twice the sum of the peak deviation and the highest audio frequency. VHF broadcast FM uses Δf = 75 kHz and audio to 15 kHz, so B ≈ 2(75 + 15) = 180 kHz, which is why stations sit on a 200 kHz raster. FM trades bandwidth for signal-to-noise ratio: above a threshold carrier-to-noise ratio of about 10 dB, the demodulated SNR improves as the square of the deviation ratio, which is the first appearance in this book of the exchange that Shannon's formula makes exact.</w:t>
+      </w:r>
+    </w:p>
+    <w:p>
+      <w:pPr>
+        <w:jc w:val="center"/>
+      </w:pPr>
+      <w:r>
+        <w:rPr>
+          <w:i w:val="0"/>
+        </w:rPr>
+        <w:t>B ≈ 2(Δf + fm)    (Carson's rule)</w:t>
+      </w:r>
+    </w:p>
+    <w:p>
+      <w:pPr>
+        <w:pStyle w:val="Heading2"/>
+      </w:pPr>
+      <w:r>
+        <w:rPr>
+          <w:i w:val="0"/>
+        </w:rPr>
+        <w:t>1.5 Baseband line codes and PAM4</w:t>
+      </w:r>
+    </w:p>
+    <w:p>
+      <w:pPr/>
+      <w:r>
+        <w:rPr>
+          <w:i w:val="0"/>
+        </w:rPr>
+        <w:t>Not every link has a carrier. A cable or a backplane carries the symbols directly, and the choice of line code decides the bandwidth and the DC content. Non-return-to-zero sends +1 or −1 for a whole bit; its spectrum has a null at the bit rate and a DC component that a transformer or a coupling capacitor cannot pass. Manchester coding, used by 10BASE-T Ethernet, puts a transition in the middle of every bit, which removes the DC and gives the receiver a clock edge in every bit at the price of twice the bandwidth. The 8b/10b and 64b/66b codes of USB, PCI Express, and faster Ethernet bound the run of identical bits instead, at an overhead of 25 % and 3.1 %.</w:t>
+      </w:r>
+    </w:p>
+    <w:p>
+      <w:pPr/>
+      <w:r>
+        <w:rPr>
+          <w:i w:val="0"/>
+        </w:rPr>
+        <w:t>When the channel's loss rises steeply with frequency, sending two bits per symbol halves the Nyquist frequency at the cost of three eyes stacked in the space of one. That is four-level pulse-amplitude modulation, PAM4, the line code of 400G and 800G Ethernet and of PCI Express 6.0. Each eye is a third of the height of the NRZ eye, a loss of 20 log₁₀3 = 9.5 dB in vertical margin, which the halved loss at the lower Nyquist frequency must more than repay. Over a long copper backplane it does: the loss there can be 15 dB higher at 26.6 GHz than at 13.3 GHz.</w:t>
+      </w:r>
+    </w:p>
+    <w:p>
+      <w:pPr>
+        <w:pStyle w:val="Heading2"/>
+      </w:pPr>
+      <w:r>
+        <w:rPr>
+          <w:i w:val="0"/>
+        </w:rPr>
+        <w:t>Worked Example 1.3</w:t>
+      </w:r>
+    </w:p>
+    <w:p>
+      <w:pPr/>
+      <w:r>
+        <w:rPr>
+          <w:b/>
+        </w:rPr>
+        <w:t xml:space="preserve">Problem. </w:t>
+      </w:r>
+      <w:r>
+        <w:rPr>
+          <w:i w:val="0"/>
+        </w:rPr>
+        <w:t>A 100 Gbit/s Ethernet lane carries 106.25 Gbit/s on the wire after forward error correction. Find the symbol rate and the Nyquist frequency for NRZ and for PAM4, and the vertical eye penalty of PAM4.</w:t>
+      </w:r>
+    </w:p>
+    <w:p>
+      <w:pPr/>
+      <w:r>
+        <w:rPr>
+          <w:b/>
+        </w:rPr>
+        <w:t xml:space="preserve">Solution. </w:t>
+      </w:r>
+      <w:r>
+        <w:rPr>
+          <w:i w:val="0"/>
+        </w:rPr>
+        <w:t>With NRZ the symbol rate is 106.25 GBd and the Nyquist frequency, half of it, is 53.1 GHz. PAM4 carries 2 bits per symbol, so the symbol rate is 53.125 GBd and the Nyquist frequency 26.6 GHz. Each of PAM4's three eyes spans a third of the full swing, 9.5 dB less than the NRZ eye at the same peak-to-peak voltage. The choice is PAM4 whenever the channel loses more than about 9.5 dB extra between 26.6 and 53.1 GHz, which every practical copper channel does.</w:t>
+      </w:r>
+    </w:p>
+    <w:p>
+      <w:pPr>
+        <w:pStyle w:val="Heading2"/>
+      </w:pPr>
+      <w:r>
+        <w:rPr>
+          <w:i w:val="0"/>
+        </w:rPr>
+        <w:t>Worked Example 1.4</w:t>
+      </w:r>
+    </w:p>
+    <w:p>
+      <w:pPr/>
+      <w:r>
+        <w:rPr>
+          <w:b/>
+        </w:rPr>
+        <w:t xml:space="preserve">Problem. </w:t>
+      </w:r>
+      <w:r>
+        <w:rPr>
+          <w:i w:val="0"/>
+        </w:rPr>
+        <w:t>An FM broadcast transmitter is modulated by a 1 kHz tone at the full 75 kHz deviation. Find the Carson bandwidth, and compare it with the bandwidth of the full-audio programme.</w:t>
+      </w:r>
+    </w:p>
+    <w:p>
+      <w:pPr/>
+      <w:r>
+        <w:rPr>
+          <w:b/>
+        </w:rPr>
+        <w:t xml:space="preserve">Solution. </w:t>
+      </w:r>
+      <w:r>
+        <w:rPr>
+          <w:i w:val="0"/>
+        </w:rPr>
+        <w:t>For a 1 kHz tone B ≈ 2(75 + 1) = 152 kHz; for programme audio up to 15 kHz, 180 kHz. Deviation, not audio bandwidth, dominates: the modulation index Δf/fm is 75 for the tone and 5 for the highest audio frequency, so in both cases the signal is wideband FM, and the stereo pilot at 19 kHz and the subcarrier to 53 kHz add only a little on top.</w:t>
+      </w:r>
+    </w:p>
+    <w:p>
+      <w:pPr>
+        <w:pStyle w:val="Heading2"/>
+      </w:pPr>
+      <w:r>
+        <w:rPr>
+          <w:i w:val="0"/>
+        </w:rPr>
+        <w:t>1.6 Power-limited and bandwidth-limited links</w:t>
+      </w:r>
+    </w:p>
+    <w:p>
+      <w:pPr/>
+      <w:r>
+        <w:rPr>
+          <w:i w:val="0"/>
+        </w:rPr>
+        <w:t>Shannon's formula has two regimes, and every link lives in one of them. When bandwidth is plentiful and power scarce, the spectral efficiency is far below 1 bit/s/Hz, and doubling the bandwidth barely helps, because the noise doubles with it; the capacity approaches its ceiling of (S/N0)/ln 2 bits per second however wide the band. Deep-space probes, GPS, and long-range IoT live there, and they spend bandwidth freely on spreading and low-rate codes. When bandwidth is scarce and power plentiful, as in a Wi-Fi link across a room or a microwave backhaul hop, the efficiency is many bits per hertz and each extra bit per hertz costs about 3 dB more SNR, so dense constellations and multiple antennas are worth their complexity.</w:t>
+      </w:r>
+    </w:p>
+    <w:p>
+      <w:pPr>
+        <w:jc w:val="center"/>
+      </w:pPr>
+      <w:r>
+        <w:rPr>
+          <w:i w:val="0"/>
+        </w:rPr>
+        <w:t>C∞ = (S/N0) / ln 2 = 1.44 S/N0</w:t>
+      </w:r>
+    </w:p>
+    <w:p>
+      <w:pPr>
+        <w:pStyle w:val="Heading2"/>
+      </w:pPr>
+      <w:r>
+        <w:rPr>
+          <w:i w:val="0"/>
+        </w:rPr>
+        <w:t>Worked Example 1.5</w:t>
+      </w:r>
+    </w:p>
+    <w:p>
+      <w:pPr/>
+      <w:r>
+        <w:rPr>
+          <w:b/>
+        </w:rPr>
+        <w:t xml:space="preserve">Problem. </w:t>
+      </w:r>
+      <w:r>
+        <w:rPr>
+          <w:i w:val="0"/>
+        </w:rPr>
+        <w:t>A spacecraft's signal arrives at the ground with S/N0 = 40 dB-Hz. Find the capacity limit with unlimited bandwidth, and the capacity in 10 kHz and in 1 MHz.</w:t>
+      </w:r>
+    </w:p>
+    <w:p>
+      <w:pPr/>
+      <w:r>
+        <w:rPr>
+          <w:b/>
+        </w:rPr>
+        <w:t xml:space="preserve">Solution. </w:t>
+      </w:r>
+      <w:r>
+        <w:rPr>
+          <w:i w:val="0"/>
+        </w:rPr>
+        <w:t>S/N0 = 10⁴ Hz. The ceiling is 1.44 × 10⁴ = 14.4 kbit/s. In 10 kHz the SNR is 1, so C = 10⁴ log₂2 = 10.0 kbit/s, already 69 % of the ceiling. In 1 MHz the SNR is 0.01 and C = 10⁶ log₂1.01 = 14.3 kbit/s: a hundred times the bandwidth buys 43 % more. The probe is power-limited, and its designers spend effort on antenna gain and low-noise receivers, not bandwidth.</w:t>
+      </w:r>
+    </w:p>
+    <w:p>
+      <w:pPr>
+        <w:pStyle w:val="Heading2"/>
+      </w:pPr>
+      <w:r>
+        <w:rPr>
+          <w:i w:val="0"/>
+        </w:rPr>
+        <w:t>1.7 What the rest of the book does</w:t>
       </w:r>
     </w:p>
     <w:p>
@@ -568,6 +847,15 @@
       </w:r>
     </w:p>
     <w:p>
+      <w:pPr/>
+      <w:r>
+        <w:rPr>
+          <w:i w:val="0"/>
+        </w:rPr>
+        <w:t>With symbols, bandwidth, noise, and Shannon's bound in hand, and the analog and baseband relatives placed beside them, the next step is to move a signal from the analog world into numbers. Chapter 2 does that with the sampling theorem and the complex baseband representation that every modem in this book uses.</w:t>
+      </w:r>
+    </w:p>
+    <w:p>
       <w:pPr>
         <w:pStyle w:val="Heading2"/>
       </w:pPr>
@@ -669,6 +957,66 @@
       </w:r>
     </w:p>
     <w:p>
+      <w:pPr/>
+      <w:r>
+        <w:rPr>
+          <w:b/>
+        </w:rPr>
+        <w:t xml:space="preserve">7. </w:t>
+      </w:r>
+      <w:r>
+        <w:rPr>
+          <w:i w:val="0"/>
+        </w:rPr>
+        <w:t>Find the Carson bandwidth of a narrowband FM land-mobile channel with 2.5 kHz deviation and 3 kHz audio.</w:t>
+      </w:r>
+    </w:p>
+    <w:p>
+      <w:pPr/>
+      <w:r>
+        <w:rPr>
+          <w:b/>
+        </w:rPr>
+        <w:t xml:space="preserve">8. </w:t>
+      </w:r>
+      <w:r>
+        <w:rPr>
+          <w:i w:val="0"/>
+        </w:rPr>
+        <w:t>What fraction of an AM transmitter's power is in the sidebands at a modulation index of 0.5?</w:t>
+      </w:r>
+    </w:p>
+    <w:p>
+      <w:pPr/>
+      <w:r>
+        <w:rPr>
+          <w:b/>
+        </w:rPr>
+        <w:t xml:space="preserve">9. </w:t>
+      </w:r>
+      <w:r>
+        <w:rPr>
+          <w:i w:val="0"/>
+        </w:rPr>
+        <w:t>A link sends 56 Gbit/s using PAM4. Find the symbol rate and the Nyquist frequency.</w:t>
+      </w:r>
+    </w:p>
+    <w:p>
+      <w:pPr/>
+      <w:r>
+        <w:rPr>
+          <w:b/>
+        </w:rPr>
+        <w:t xml:space="preserve">10. </w:t>
+      </w:r>
+      <w:r>
+        <w:rPr>
+          <w:i w:val="0"/>
+        </w:rPr>
+        <w:t>Find the capacity ceiling of a link with S/N0 = 50 dB-Hz.</w:t>
+      </w:r>
+    </w:p>
+    <w:p>
       <w:pPr>
         <w:pStyle w:val="Heading1"/>
       </w:pPr>
@@ -956,6 +1304,260 @@
         <w:rPr>
           <w:i w:val="0"/>
         </w:rPr>
+        <w:t>2.5 Bandpass sampling</w:t>
+      </w:r>
+    </w:p>
+    <w:p>
+      <w:pPr/>
+      <w:r>
+        <w:rPr>
+          <w:i w:val="0"/>
+        </w:rPr>
+        <w:t>The sampling theorem asks for a rate above twice the bandwidth, not twice the highest frequency. A signal confined to a band from fL to fH can be sampled below 2fH, as long as no alias of the band lands on top of another. The band is then folded down intact to a lower frequency. The valid rates are those that satisfy the inequality below for some integer n from 1 up to the largest value of fH/(fH − fL). For even n the folded band is spectrally inverted, which the digital processing simply corrects by negating Q.</w:t>
+      </w:r>
+    </w:p>
+    <w:p>
+      <w:pPr>
+        <w:jc w:val="center"/>
+      </w:pPr>
+      <w:r>
+        <w:rPr>
+          <w:i w:val="0"/>
+        </w:rPr>
+        <w:t>2fH / n ≤ fs ≤ 2fL / (n − 1)</w:t>
+      </w:r>
+    </w:p>
+    <w:p>
+      <w:pPr/>
+      <w:r>
+        <w:rPr>
+          <w:i w:val="0"/>
+        </w:rPr>
+        <w:t>Bandpass sampling is how many receivers digitize an intermediate frequency directly, and how direct-RF converters such as the AD9082 or the RF-sampling front ends of the AMD RFSoC take a carrier in the second or third Nyquist zone. Two costs come with it. The converter's analog input bandwidth and its clock jitter must suit the real carrier frequency, not the folded one, so the jitter limit of Section 2.3 is set by fH. And the anti-alias filter now must be a bandpass filter with stopbands that protect the neighboring zones.</w:t>
+      </w:r>
+    </w:p>
+    <w:p>
+      <w:pPr>
+        <w:pStyle w:val="Heading2"/>
+      </w:pPr>
+      <w:r>
+        <w:rPr>
+          <w:i w:val="0"/>
+        </w:rPr>
+        <w:t>2.6 DC offset, LO leakage, and the zero-IF receiver</w:t>
+      </w:r>
+    </w:p>
+    <w:p>
+      <w:pPr/>
+      <w:r>
+        <w:rPr>
+          <w:i w:val="0"/>
+        </w:rPr>
+        <w:t>The zero-IF receiver of Chapter 8 mixes the carrier straight to 0 Hz. Any local-oscillator energy that leaks back to the antenna and re-enters the mixer is mixed with itself and appears as a DC offset, often millivolts at the mixer output when the wanted signal is microvolts. Second-order intermodulation from a strong neighbor also lands at DC. Integrated transceivers such as the AD9361 run continuous DC-offset and quadrature-tracking loops for this reason, and OFDM standards leave the center subcarrier empty so that the residual offset falls where no data are. A low-IF receiver moves the wanted signal a few hundred kilohertz off zero, which avoids the DC problem at the price of a stricter image rejection.</w:t>
+      </w:r>
+    </w:p>
+    <w:p>
+      <w:pPr>
+        <w:pStyle w:val="Heading2"/>
+      </w:pPr>
+      <w:r>
+        <w:rPr>
+          <w:i w:val="0"/>
+        </w:rPr>
+        <w:t>2.7 Quantizing a signal with peaks</w:t>
+      </w:r>
+    </w:p>
+    <w:p>
+      <w:pPr/>
+      <w:r>
+        <w:rPr>
+          <w:i w:val="0"/>
+        </w:rPr>
+        <w:t>The ideal converter formula, 6.02N + 1.76 dB, assumes a full-scale sine wave, whose peak-to-average power ratio is 3 dB. A communication signal has more. If the converter's full scale must hold the peaks of a signal whose PAPR is P dB, the average power sits P − 3 dB further below full scale than a sine's would, and the SNR falls by the same amount. Clipping rarer peaks recovers some of that loss but adds clipping noise of its own. The usual design point for OFDM is to put full scale near the level exceeded once in 10⁴ samples, about 4 times the RMS value or 12 dB above the mean.</w:t>
+      </w:r>
+    </w:p>
+    <w:p>
+      <w:pPr>
+        <w:jc w:val="center"/>
+      </w:pPr>
+      <w:r>
+        <w:rPr>
+          <w:i w:val="0"/>
+        </w:rPr>
+        <w:t>SNR ≈ 6.02N + 1.76 − (PAPR − 3 dB)</w:t>
+      </w:r>
+    </w:p>
+    <w:p>
+      <w:pPr>
+        <w:pStyle w:val="Heading2"/>
+      </w:pPr>
+      <w:r>
+        <w:rPr>
+          <w:i w:val="0"/>
+        </w:rPr>
+        <w:t>Worked Example 2.4</w:t>
+      </w:r>
+    </w:p>
+    <w:p>
+      <w:pPr/>
+      <w:r>
+        <w:rPr>
+          <w:b/>
+        </w:rPr>
+        <w:t xml:space="preserve">Problem. </w:t>
+      </w:r>
+      <w:r>
+        <w:rPr>
+          <w:i w:val="0"/>
+        </w:rPr>
+        <w:t>An IF band from 60 to 80 MHz is to be sampled directly. List the valid sample-rate ranges, and pick one with margin for a realistic anti-alias filter.</w:t>
+      </w:r>
+    </w:p>
+    <w:p>
+      <w:pPr/>
+      <w:r>
+        <w:rPr>
+          <w:b/>
+        </w:rPr>
+        <w:t xml:space="preserve">Solution. </w:t>
+      </w:r>
+      <w:r>
+        <w:rPr>
+          <w:i w:val="0"/>
+        </w:rPr>
+        <w:t>Here fH/(fH − fL) = 80/20 = 4, so n runs from 1 to 4. For n = 1 any rate above 160 MS/s works. For n = 2 the range is 80 to 120 MS/s; for n = 3, 53.3 to 60 MS/s; for n = 4 only exactly 40 MS/s, which leaves no guard band at all. A rate of 100 MS/s sits in the middle of the n = 2 range. The band folds to 20 to 40 MHz, inverted, with 20 MHz of guard to the folded edges at 0 and 50 MHz, room for a real bandpass filter.</w:t>
+      </w:r>
+    </w:p>
+    <w:p>
+      <w:pPr>
+        <w:pStyle w:val="Heading2"/>
+      </w:pPr>
+      <w:r>
+        <w:rPr>
+          <w:i w:val="0"/>
+        </w:rPr>
+        <w:t>Worked Example 2.5</w:t>
+      </w:r>
+    </w:p>
+    <w:p>
+      <w:pPr/>
+      <w:r>
+        <w:rPr>
+          <w:b/>
+        </w:rPr>
+        <w:t xml:space="preserve">Problem. </w:t>
+      </w:r>
+      <w:r>
+        <w:rPr>
+          <w:i w:val="0"/>
+        </w:rPr>
+        <w:t>A 12-bit converter digitizes an OFDM signal with full scale set 12 dB above the RMS level. Find the SNR over the full Nyquist band, and the SNR in a 20 MHz channel if the sample rate is 122.88 MS/s.</w:t>
+      </w:r>
+    </w:p>
+    <w:p>
+      <w:pPr/>
+      <w:r>
+        <w:rPr>
+          <w:b/>
+        </w:rPr>
+        <w:t xml:space="preserve">Solution. </w:t>
+      </w:r>
+      <w:r>
+        <w:rPr>
+          <w:i w:val="0"/>
+        </w:rPr>
+        <w:t>The ideal full-scale sine SNR is 6.02 × 12 + 1.76 = 74.0 dB. The OFDM signal sits 12 − 3 = 9 dB lower relative to its quantization noise, so the SNR is 65.0 dB across the full 0 to 61.44 MHz Nyquist band. Filtering to 20 MHz adds 10 log₁₀(61.44/20) = 4.9 dB of processing gain, giving 69.9 dB, far more than the 30 to 40 dB that even 4096-QAM needs. The margin is what lets the same converter handle a strong and a weak signal at once.</w:t>
+      </w:r>
+    </w:p>
+    <w:p>
+      <w:pPr>
+        <w:pStyle w:val="Heading2"/>
+      </w:pPr>
+      <w:r>
+        <w:rPr>
+          <w:i w:val="0"/>
+        </w:rPr>
+        <w:t>2.8 The digital down-converter</w:t>
+      </w:r>
+    </w:p>
+    <w:p>
+      <w:pPr/>
+      <w:r>
+        <w:rPr>
+          <w:i w:val="0"/>
+        </w:rPr>
+        <w:t>In a modern receiver the last mixer is a multiplication. After a wideband converter, a numerically controlled oscillator, NCO, produces samples of e^(−j2πf₀n/fs) and multiplies them into the data, shifting the wanted channel to 0 Hz, and a decimating filter of Chapter 9 then reduces the rate. The NCO is a phase accumulator, usually 32 or 48 bits wide, that adds a frequency word every sample; its top bits address a sine table or drive a CORDIC rotator. The accumulator width sets the tuning resolution, fs/2^N, and the number of phase bits used for the lookup sets the spurious level, about 6 dB per bit. Because everything is digital, eight or sixteen such channels can be tuned independently from one converter, which is how a base station receives several carriers with one RF chain.</w:t>
+      </w:r>
+    </w:p>
+    <w:p>
+      <w:pPr>
+        <w:jc w:val="center"/>
+      </w:pPr>
+      <w:r>
+        <w:rPr>
+          <w:i w:val="0"/>
+        </w:rPr>
+        <w:t>Δf = fs / 2^N,   spur ≈ −6.02 × (phase bits) dBc</w:t>
+      </w:r>
+    </w:p>
+    <w:p>
+      <w:pPr>
+        <w:pStyle w:val="Heading2"/>
+      </w:pPr>
+      <w:r>
+        <w:rPr>
+          <w:i w:val="0"/>
+        </w:rPr>
+        <w:t>Worked Example 2.6</w:t>
+      </w:r>
+    </w:p>
+    <w:p>
+      <w:pPr/>
+      <w:r>
+        <w:rPr>
+          <w:b/>
+        </w:rPr>
+        <w:t xml:space="preserve">Problem. </w:t>
+      </w:r>
+      <w:r>
+        <w:rPr>
+          <w:i w:val="0"/>
+        </w:rPr>
+        <w:t>An NCO runs at 122.88 MS/s with a 32-bit accumulator and 16 bits of phase into its sine generator. Find its tuning resolution and the approximate worst spur.</w:t>
+      </w:r>
+    </w:p>
+    <w:p>
+      <w:pPr/>
+      <w:r>
+        <w:rPr>
+          <w:b/>
+        </w:rPr>
+        <w:t xml:space="preserve">Solution. </w:t>
+      </w:r>
+      <w:r>
+        <w:rPr>
+          <w:i w:val="0"/>
+        </w:rPr>
+        <w:t>The resolution is 122.88 × 10⁶/2³² = 0.029 Hz, fine enough to cancel any oscillator error. Truncating the phase to 16 bits gives spurs near −6.02 × 16 = −96 dBc, below the noise floor of a 14-bit converter in a wide band. Dithering the phase, or a CORDIC with more phase bits, lowers them further when needed.</w:t>
+      </w:r>
+    </w:p>
+    <w:p>
+      <w:pPr/>
+      <w:r>
+        <w:rPr>
+          <w:i w:val="0"/>
+        </w:rPr>
+        <w:t>Sampling, complex baseband, converter noise, and I/Q imbalance define the numbers a modem receives. Chapter 3 shapes the symbols themselves so that they fit a channel and can be pulled out of it cleanly.</w:t>
+      </w:r>
+    </w:p>
+    <w:p>
+      <w:pPr>
+        <w:pStyle w:val="Heading2"/>
+      </w:pPr>
+      <w:r>
+        <w:rPr>
+          <w:i w:val="0"/>
+        </w:rPr>
         <w:t>Practice</w:t>
       </w:r>
     </w:p>
@@ -1050,6 +1652,66 @@
       </w:r>
     </w:p>
     <w:p>
+      <w:pPr/>
+      <w:r>
+        <w:rPr>
+          <w:b/>
+        </w:rPr>
+        <w:t xml:space="preserve">7. </w:t>
+      </w:r>
+      <w:r>
+        <w:rPr>
+          <w:i w:val="0"/>
+        </w:rPr>
+        <w:t>Find the valid sample-rate range for n = 2 for a band from 140 to 160 MHz.</w:t>
+      </w:r>
+    </w:p>
+    <w:p>
+      <w:pPr/>
+      <w:r>
+        <w:rPr>
+          <w:b/>
+        </w:rPr>
+        <w:t xml:space="preserve">8. </w:t>
+      </w:r>
+      <w:r>
+        <w:rPr>
+          <w:i w:val="0"/>
+        </w:rPr>
+        <w:t>How many decibels of SNR does a 14-bit converter lose when full scale is set 13 dB above the RMS level of the signal?</w:t>
+      </w:r>
+    </w:p>
+    <w:p>
+      <w:pPr/>
+      <w:r>
+        <w:rPr>
+          <w:b/>
+        </w:rPr>
+        <w:t xml:space="preserve">9. </w:t>
+      </w:r>
+      <w:r>
+        <w:rPr>
+          <w:i w:val="0"/>
+        </w:rPr>
+        <w:t>Why do Wi-Fi and LTE downlinks leave the center subcarrier unused?</w:t>
+      </w:r>
+    </w:p>
+    <w:p>
+      <w:pPr/>
+      <w:r>
+        <w:rPr>
+          <w:b/>
+        </w:rPr>
+        <w:t xml:space="preserve">10. </w:t>
+      </w:r>
+      <w:r>
+        <w:rPr>
+          <w:i w:val="0"/>
+        </w:rPr>
+        <w:t>What accumulator width gives an NCO at 245.76 MS/s a resolution better than 0.1 Hz?</w:t>
+      </w:r>
+    </w:p>
+    <w:p>
       <w:pPr>
         <w:pStyle w:val="Heading1"/>
       </w:pPr>
@@ -1285,6 +1947,222 @@
         <w:rPr>
           <w:i w:val="0"/>
         </w:rPr>
+        <w:t>3.5 The raised-cosine family in practice</w:t>
+      </w:r>
+    </w:p>
+    <w:p>
+      <w:pPr/>
+      <w:r>
+        <w:rPr>
+          <w:i w:val="0"/>
+        </w:rPr>
+        <w:t>The raised-cosine pulse is chosen not only because it meets Nyquist's condition but because its tails die quickly. A pulse with a brick-wall spectrum, α = 0, decays as 1/t, so a filter that approximates it must span dozens of symbols, and a small timing error lets the sum of many slowly decaying tails pile up into large interference. With α &gt; 0 the tails decay as 1/t³. At α = 0.25 the response has fallen below 1 % of its peak within about three symbols of the center, so a filter spanning eight to twelve symbols is adequate.</w:t>
+      </w:r>
+    </w:p>
+    <w:p>
+      <w:pPr/>
+      <w:r>
+        <w:rPr>
+          <w:i w:val="0"/>
+        </w:rPr>
+        <w:t>Real systems split the raised cosine into two root-raised-cosine halves, one in the transmitter and one in the receiver, so that the receive filter is also the matched filter. Each half alone does not meet the zero-interference condition; only their cascade does. That is why a test receiver that uses a plain raised cosine on a root-raised-cosine signal reports a poor EVM even when the transmitter is perfect. The roll-off values are part of each standard: 0.22 for WCDMA, 0.35, 0.25, or 0.20 for DVB-S2, down to 0.05 in DVB-S2X, and 0.5 for TETRA's π/4-DQPSK.</w:t>
+      </w:r>
+    </w:p>
+    <w:p>
+      <w:pPr>
+        <w:pStyle w:val="Heading2"/>
+      </w:pPr>
+      <w:r>
+        <w:rPr>
+          <w:i w:val="0"/>
+        </w:rPr>
+        <w:t>3.6 Spectral regrowth: when the amplifier undoes the filter</w:t>
+      </w:r>
+    </w:p>
+    <w:p>
+      <w:pPr/>
+      <w:r>
+        <w:rPr>
+          <w:i w:val="0"/>
+        </w:rPr>
+        <w:t>Pulse shaping confines the spectrum only as long as the chain after it is linear. A power amplifier driven near compression multiplies the signal by itself, and every product of the in-band spectrum with itself lands outside it: the third-order products fill a band three times as wide as the original, centered on it, and the fifth-order products a band five times as wide. The leakage into the adjacent channel is the adjacent-channel leakage ratio, ACLR, the power in the neighbor's band relative to the wanted power. A smaller roll-off makes the envelope peakier, so the same amplifier regrows more. The amplifier's linearization belongs to Book 4 and the emission mask to Book 7. What belongs here is the trade: a tighter roll-off saves bandwidth but asks more of the amplifier.</w:t>
+      </w:r>
+    </w:p>
+    <w:p>
+      <w:pPr/>
+      <w:r>
+        <w:rPr>
+          <w:b/>
+        </w:rPr>
+        <w:t xml:space="preserve">Key idea. </w:t>
+      </w:r>
+      <w:r>
+        <w:rPr>
+          <w:i w:val="0"/>
+        </w:rPr>
+        <w:t>The pulse-shaping filter sets the spectrum only up to the first nonlinearity. Every dB of roll-off saved in bandwidth must be paid for in amplifier back-off or linearization.</w:t>
+      </w:r>
+    </w:p>
+    <w:p>
+      <w:pPr>
+        <w:pStyle w:val="Heading2"/>
+      </w:pPr>
+      <w:r>
+        <w:rPr>
+          <w:i w:val="0"/>
+        </w:rPr>
+        <w:t>Worked Example 3.3</w:t>
+      </w:r>
+    </w:p>
+    <w:p>
+      <w:pPr/>
+      <w:r>
+        <w:rPr>
+          <w:b/>
+        </w:rPr>
+        <w:t xml:space="preserve">Problem. </w:t>
+      </w:r>
+      <w:r>
+        <w:rPr>
+          <w:i w:val="0"/>
+        </w:rPr>
+        <w:t>A 36 MHz satellite transponder carries a single DVB-S2 carrier. Find the highest symbol rate for roll-offs of 0.35, 0.20, and 0.05, and the rate gain of the smallest over the largest.</w:t>
+      </w:r>
+    </w:p>
+    <w:p>
+      <w:pPr/>
+      <w:r>
+        <w:rPr>
+          <w:b/>
+        </w:rPr>
+        <w:t xml:space="preserve">Solution. </w:t>
+      </w:r>
+      <w:r>
+        <w:rPr>
+          <w:i w:val="0"/>
+        </w:rPr>
+        <w:t>The occupied band is Rs(1 + α), so Rs = 36 MHz/(1 + α). That gives 26.7 MBd at α = 0.35, 30.0 MBd at 0.20, and 34.3 MBd at 0.05. Going from 0.35 to 0.05 carries 34.3/26.7 = 1.29 times the data in the same transponder, 29 % more, which is why DVB-S2X introduced the small roll-offs once satellite amplifiers could be linearized well enough to keep the regrowth inside the guard band.</w:t>
+      </w:r>
+    </w:p>
+    <w:p>
+      <w:pPr>
+        <w:pStyle w:val="Heading2"/>
+      </w:pPr>
+      <w:r>
+        <w:rPr>
+          <w:i w:val="0"/>
+        </w:rPr>
+        <w:t>Worked Example 3.4</w:t>
+      </w:r>
+    </w:p>
+    <w:p>
+      <w:pPr/>
+      <w:r>
+        <w:rPr>
+          <w:b/>
+        </w:rPr>
+        <w:t xml:space="preserve">Problem. </w:t>
+      </w:r>
+      <w:r>
+        <w:rPr>
+          <w:i w:val="0"/>
+        </w:rPr>
+        <w:t>A root-raised-cosine transmit filter for a 30 MBd carrier spans 8 symbols at 4 samples per symbol. Find the number of taps and the multiply rate for a direct implementation of the I and Q filters, and the rate when the upsampling is done in polyphase form.</w:t>
+      </w:r>
+    </w:p>
+    <w:p>
+      <w:pPr/>
+      <w:r>
+        <w:rPr>
+          <w:b/>
+        </w:rPr>
+        <w:t xml:space="preserve">Solution. </w:t>
+      </w:r>
+      <w:r>
+        <w:rPr>
+          <w:i w:val="0"/>
+        </w:rPr>
+        <w:t>Eight symbols at 4 samples per symbol is 32 sample intervals, so 33 taps. Running at 120 MS/s, each rail needs 33 × 120 × 10⁶ = 3.96 × 10⁹ multiplications per second, 7.9 × 10⁹ for I and Q. Three of every four input samples to a 4× interpolating filter are zeros, so the polyphase form of Chapter 9 skips them: each output needs only about 33/4 ≈ 8 or 9 multiplications, cutting the total to about 2.0 × 10⁹ per second.</w:t>
+      </w:r>
+    </w:p>
+    <w:p>
+      <w:pPr>
+        <w:pStyle w:val="Heading2"/>
+      </w:pPr>
+      <w:r>
+        <w:rPr>
+          <w:i w:val="0"/>
+        </w:rPr>
+        <w:t>3.7 Occupied bandwidth and channel utilization</w:t>
+      </w:r>
+    </w:p>
+    <w:p>
+      <w:pPr/>
+      <w:r>
+        <w:rPr>
+          <w:i w:val="0"/>
+        </w:rPr>
+        <w:t>A regulator does not ask for the roll-off; it asks for the occupied bandwidth, defined as the band holding 99 % of the power, and for the emissions outside the channel. The two numbers differ because a root-raised-cosine spectrum is not perfectly square and because an OFDM spectrum's sinc skirts fall slowly. Standards fix the fraction of a channel that the signal may fill. An LTE 20 MHz carrier uses 100 resource blocks of 180 kHz, 18 MHz, 90 % of the channel. 5G NR, with steeper filtering applied to its OFDM signal, fills 273 resource blocks of 360 kHz, 98.28 MHz, of a 100 MHz channel at 30 kHz spacing, about 98 %. The difference, 8 % of the spectrum, is capacity recovered by better transmitter filtering, at the price of more demanding filters in both transmitter and receiver.</w:t>
+      </w:r>
+    </w:p>
+    <w:p>
+      <w:pPr>
+        <w:pStyle w:val="Heading2"/>
+      </w:pPr>
+      <w:r>
+        <w:rPr>
+          <w:i w:val="0"/>
+        </w:rPr>
+        <w:t>Worked Example 3.5</w:t>
+      </w:r>
+    </w:p>
+    <w:p>
+      <w:pPr/>
+      <w:r>
+        <w:rPr>
+          <w:b/>
+        </w:rPr>
+        <w:t xml:space="preserve">Problem. </w:t>
+      </w:r>
+      <w:r>
+        <w:rPr>
+          <w:i w:val="0"/>
+        </w:rPr>
+        <w:t>How much more data does a 100 MHz carrier carry at 98.3 % utilization than it would at LTE's 90 %, all else equal?</w:t>
+      </w:r>
+    </w:p>
+    <w:p>
+      <w:pPr/>
+      <w:r>
+        <w:rPr>
+          <w:b/>
+        </w:rPr>
+        <w:t xml:space="preserve">Solution. </w:t>
+      </w:r>
+      <w:r>
+        <w:rPr>
+          <w:i w:val="0"/>
+        </w:rPr>
+        <w:t>The ratio is 98.28/90 = 1.092, so 9.2 % more. Across an operator's 100 MHz of mid-band spectrum, that is the same as being given another 9 MHz of spectrum for free.</w:t>
+      </w:r>
+    </w:p>
+    <w:p>
+      <w:pPr/>
+      <w:r>
+        <w:rPr>
+          <w:i w:val="0"/>
+        </w:rPr>
+        <w:t>Nyquist's condition, the matched filter, and the eye diagram have turned a stream of symbols into a band-limited waveform and back. What the symbols are, and how often they are misread in noise, is the subject of Chapter 4.</w:t>
+      </w:r>
+    </w:p>
+    <w:p>
+      <w:pPr>
+        <w:pStyle w:val="Heading2"/>
+      </w:pPr>
+      <w:r>
+        <w:rPr>
+          <w:i w:val="0"/>
+        </w:rPr>
         <w:t>Practice</w:t>
       </w:r>
     </w:p>
@@ -1379,6 +2257,66 @@
       </w:r>
     </w:p>
     <w:p>
+      <w:pPr/>
+      <w:r>
+        <w:rPr>
+          <w:b/>
+        </w:rPr>
+        <w:t xml:space="preserve">7. </w:t>
+      </w:r>
+      <w:r>
+        <w:rPr>
+          <w:i w:val="0"/>
+        </w:rPr>
+        <w:t>Find the occupied bandwidth of a 3.84 MBd WCDMA carrier with α = 0.22.</w:t>
+      </w:r>
+    </w:p>
+    <w:p>
+      <w:pPr/>
+      <w:r>
+        <w:rPr>
+          <w:b/>
+        </w:rPr>
+        <w:t xml:space="preserve">8. </w:t>
+      </w:r>
+      <w:r>
+        <w:rPr>
+          <w:i w:val="0"/>
+        </w:rPr>
+        <w:t>Why must the receiver of a root-raised-cosine system use a root-raised-cosine filter rather than a full raised cosine?</w:t>
+      </w:r>
+    </w:p>
+    <w:p>
+      <w:pPr/>
+      <w:r>
+        <w:rPr>
+          <w:b/>
+        </w:rPr>
+        <w:t xml:space="preserve">9. </w:t>
+      </w:r>
+      <w:r>
+        <w:rPr>
+          <w:i w:val="0"/>
+        </w:rPr>
+        <w:t>Third-order products of a 20 MHz signal fill what total bandwidth?</w:t>
+      </w:r>
+    </w:p>
+    <w:p>
+      <w:pPr/>
+      <w:r>
+        <w:rPr>
+          <w:b/>
+        </w:rPr>
+        <w:t xml:space="preserve">10. </w:t>
+      </w:r>
+      <w:r>
+        <w:rPr>
+          <w:i w:val="0"/>
+        </w:rPr>
+        <w:t>What fraction of a 10 MHz channel does an LTE carrier of 50 resource blocks occupy?</w:t>
+      </w:r>
+    </w:p>
+    <w:p>
       <w:pPr>
         <w:pStyle w:val="Heading1"/>
       </w:pPr>
@@ -1646,6 +2584,240 @@
         <w:rPr>
           <w:i w:val="0"/>
         </w:rPr>
+        <w:t>4.4 Gray coding and the bit error rate</w:t>
+      </w:r>
+    </w:p>
+    <w:p>
+      <w:pPr/>
+      <w:r>
+        <w:rPr>
+          <w:i w:val="0"/>
+        </w:rPr>
+        <w:t>Chapter 4 has so far counted symbol errors. The user counts bit errors. At useful signal-to-noise ratios almost every symbol error moves the received point to an adjacent point in the constellation, so the number of bit errors per symbol error depends on how the bits are assigned. Gray coding labels neighbors so that they differ in exactly one bit. A symbol error then costs one bit out of log₂M, and the bit error rate is close to the symbol error rate divided by log₂M. Every standard constellation in this book is Gray-coded along each axis of the square QAM grid.</w:t>
+      </w:r>
+    </w:p>
+    <w:p>
+      <w:pPr>
+        <w:jc w:val="center"/>
+      </w:pPr>
+      <w:r>
+        <w:rPr>
+          <w:i w:val="0"/>
+        </w:rPr>
+        <w:t>BER ≈ SER / log₂M    (Gray coding, moderate to high SNR)</w:t>
+      </w:r>
+    </w:p>
+    <w:p>
+      <w:pPr>
+        <w:pStyle w:val="Heading2"/>
+      </w:pPr>
+      <w:r>
+        <w:rPr>
+          <w:i w:val="0"/>
+        </w:rPr>
+        <w:t>4.5 Hard and soft decisions</w:t>
+      </w:r>
+    </w:p>
+    <w:p>
+      <w:pPr/>
+      <w:r>
+        <w:rPr>
+          <w:i w:val="0"/>
+        </w:rPr>
+        <w:t>A slicer that decides each bit as 0 or 1 throws away how confident it was. A received point that sits exactly on the decision line is as likely to be a 0 as a 1, while one deep inside a region is nearly certain. A soft demapper instead passes the decoder a log-likelihood ratio for each bit, the natural logarithm of the probability that the bit is 0 divided by the probability that it is 1. For BPSK with symbols ±A in Gaussian noise of variance σ², it is 2A y/σ², proportional to the received value y. For QAM, the max-log approximation takes, for each bit, the difference of the squared distances to the nearest point with that bit 0 and the nearest with it 1, scaled by 1/(2σ²). An LDPC or turbo decoder fed soft values gains about 2 dB over the same decoder fed hard decisions, the cheapest 2 dB in a modem.</w:t>
+      </w:r>
+    </w:p>
+    <w:p>
+      <w:pPr>
+        <w:jc w:val="center"/>
+      </w:pPr>
+      <w:r>
+        <w:rPr>
+          <w:i w:val="0"/>
+        </w:rPr>
+        <w:t>LLR = ln[P(b = 0 | y) / P(b = 1 | y)] = 2A y / σ²    (BPSK)</w:t>
+      </w:r>
+    </w:p>
+    <w:p>
+      <w:pPr>
+        <w:pStyle w:val="Heading2"/>
+      </w:pPr>
+      <w:r>
+        <w:rPr>
+          <w:i w:val="0"/>
+        </w:rPr>
+        <w:t>4.6 An EVM budget</w:t>
+      </w:r>
+    </w:p>
+    <w:p>
+      <w:pPr/>
+      <w:r>
+        <w:rPr>
+          <w:i w:val="0"/>
+        </w:rPr>
+        <w:t>The EVM a receiver measures is the sum, in power, of every independent impairment in the chain: thermal noise, amplifier distortion, oscillator phase noise, I/Q imbalance, and residual frequency and timing error. Each is expressed as a ratio of error power to signal power, and the ratios add. Phase noise of θ radians RMS produces an error vector of θ relative to the signal, so 1° RMS costs 20 log₁₀(0.01745) = −35.2 dB. The standards set the target: 802.11ax requires −35 dB for 1024-QAM and 802.11be −38 dB for 4096-QAM, the second only about 1.3 % RMS error for the whole transmitter.</w:t>
+      </w:r>
+    </w:p>
+    <w:p>
+      <w:pPr>
+        <w:pStyle w:val="Heading2"/>
+      </w:pPr>
+      <w:r>
+        <w:rPr>
+          <w:i w:val="0"/>
+        </w:rPr>
+        <w:t>Worked Example 4.4</w:t>
+      </w:r>
+    </w:p>
+    <w:p>
+      <w:pPr/>
+      <w:r>
+        <w:rPr>
+          <w:b/>
+        </w:rPr>
+        <w:t xml:space="preserve">Problem. </w:t>
+      </w:r>
+      <w:r>
+        <w:rPr>
+          <w:i w:val="0"/>
+        </w:rPr>
+        <w:t>A Wi-Fi transmitter has a power amplifier contributing −40 dB EVM, an oscillator with 0.5° RMS integrated phase noise, and I/Q imbalance contributing −45 dB. Find the total EVM, and say whether it meets the 1024-QAM and 4096-QAM requirements.</w:t>
+      </w:r>
+    </w:p>
+    <w:p>
+      <w:pPr/>
+      <w:r>
+        <w:rPr>
+          <w:b/>
+        </w:rPr>
+        <w:t xml:space="preserve">Solution. </w:t>
+      </w:r>
+      <w:r>
+        <w:rPr>
+          <w:i w:val="0"/>
+        </w:rPr>
+        <w:t>0.5° is 8.73 mrad, an EVM of −41.2 dB. Converting each term to a power ratio, 10⁻⁴·⁰ + 10⁻⁴·¹² + 10⁻⁴·⁵ = 1.000 × 10⁻⁴ + 0.759 × 10⁻⁴ + 0.316 × 10⁻⁴ = 2.08 × 10⁻⁴, or −36.8 dB, 1.44 % RMS. It meets the −35 dB 1024-QAM requirement with 1.8 dB to spare and misses the −38 dB 4096-QAM requirement by 1.2 dB. The largest term is the amplifier, so backing it off a little, or improving its predistortion, is the first fix.</w:t>
+      </w:r>
+    </w:p>
+    <w:p>
+      <w:pPr>
+        <w:pStyle w:val="Heading2"/>
+      </w:pPr>
+      <w:r>
+        <w:rPr>
+          <w:i w:val="0"/>
+        </w:rPr>
+        <w:t>Worked Example 4.5</w:t>
+      </w:r>
+    </w:p>
+    <w:p>
+      <w:pPr/>
+      <w:r>
+        <w:rPr>
+          <w:b/>
+        </w:rPr>
+        <w:t xml:space="preserve">Problem. </w:t>
+      </w:r>
+      <w:r>
+        <w:rPr>
+          <w:i w:val="0"/>
+        </w:rPr>
+        <w:t>A 16-QAM link runs at Es/N0 = 17.63 dB, where the symbol error rate is 10⁻³. Find the bit error rate with Gray coding, and the Eb/N0.</w:t>
+      </w:r>
+    </w:p>
+    <w:p>
+      <w:pPr/>
+      <w:r>
+        <w:rPr>
+          <w:b/>
+        </w:rPr>
+        <w:t xml:space="preserve">Solution. </w:t>
+      </w:r>
+      <w:r>
+        <w:rPr>
+          <w:i w:val="0"/>
+        </w:rPr>
+        <w:t>With log₂16 = 4 bits per symbol, BER ≈ 10⁻³/4 = 2.5 × 10⁻⁴. Eb/N0 = Es/N0 − 10 log₁₀4 = 17.63 − 6.02 = 11.61 dB.</w:t>
+      </w:r>
+    </w:p>
+    <w:p>
+      <w:pPr>
+        <w:pStyle w:val="Heading2"/>
+      </w:pPr>
+      <w:r>
+        <w:rPr>
+          <w:i w:val="0"/>
+        </w:rPr>
+        <w:t>4.7 APSK: constellations for saturated amplifiers</w:t>
+      </w:r>
+    </w:p>
+    <w:p>
+      <w:pPr/>
+      <w:r>
+        <w:rPr>
+          <w:i w:val="0"/>
+        </w:rPr>
+        <w:t>Square QAM puts its points on a grid, so its corner points have high amplitude and the constellation's peak power is well above its average: 2.55 dB for 16-QAM. A satellite amplifier works best close to saturation, where it compresses the outer points. Amplitude-and-phase-shift keying puts the points on concentric rings instead: DVB-S2's 16APSK has 4 points on an inner ring and 12 on an outer ring, with a ring ratio γ between 2.57 and 3.15 chosen for each code rate. Fewer distinct amplitudes means fewer levels for the predistorter to correct, and the peak-to-average ratio is lower, so the amplifier can run closer to saturation. 32APSK adds a third ring. Terrestrial links, with linear amplifiers and more SNR, keep square QAM, whose Gray labelling and simple slicing are easier.</w:t>
+      </w:r>
+    </w:p>
+    <w:p>
+      <w:pPr>
+        <w:pStyle w:val="Heading2"/>
+      </w:pPr>
+      <w:r>
+        <w:rPr>
+          <w:i w:val="0"/>
+        </w:rPr>
+        <w:t>Worked Example 4.6</w:t>
+      </w:r>
+    </w:p>
+    <w:p>
+      <w:pPr/>
+      <w:r>
+        <w:rPr>
+          <w:b/>
+        </w:rPr>
+        <w:t xml:space="preserve">Problem. </w:t>
+      </w:r>
+      <w:r>
+        <w:rPr>
+          <w:i w:val="0"/>
+        </w:rPr>
+        <w:t>Find the peak-to-average power ratio of the 16APSK constellation with γ = 2.7, and compare it with 16-QAM.</w:t>
+      </w:r>
+    </w:p>
+    <w:p>
+      <w:pPr/>
+      <w:r>
+        <w:rPr>
+          <w:b/>
+        </w:rPr>
+        <w:t xml:space="preserve">Solution. </w:t>
+      </w:r>
+      <w:r>
+        <w:rPr>
+          <w:i w:val="0"/>
+        </w:rPr>
+        <w:t>With inner radius 1, the average power is (4 × 1 + 12 × 2.7²)/16 = (4 + 87.5)/16 = 5.72 and the peak 7.29, a ratio of 1.27 or 1.06 dB. Square 16-QAM's corner points have power 18 against an average of 10, 2.55 dB. APSK gives the amplifier 1.5 dB more room before the outer points compress.</w:t>
+      </w:r>
+    </w:p>
+    <w:p>
+      <w:pPr/>
+      <w:r>
+        <w:rPr>
+          <w:i w:val="0"/>
+        </w:rPr>
+        <w:t>The constellations and their error rates describe a link through a channel that only adds noise. The real radio channel also echoes, fades, and shifts the frequency, and Chapter 5 measures how much.</w:t>
+      </w:r>
+    </w:p>
+    <w:p>
+      <w:pPr>
+        <w:pStyle w:val="Heading2"/>
+      </w:pPr>
+      <w:r>
+        <w:rPr>
+          <w:i w:val="0"/>
+        </w:rPr>
         <w:t>Practice</w:t>
       </w:r>
     </w:p>
@@ -1740,6 +2912,66 @@
       </w:r>
     </w:p>
     <w:p>
+      <w:pPr/>
+      <w:r>
+        <w:rPr>
+          <w:b/>
+        </w:rPr>
+        <w:t xml:space="preserve">7. </w:t>
+      </w:r>
+      <w:r>
+        <w:rPr>
+          <w:i w:val="0"/>
+        </w:rPr>
+        <w:t>A 64-QAM link has a symbol error rate of 6 × 10⁻⁴. Estimate the bit error rate with Gray coding.</w:t>
+      </w:r>
+    </w:p>
+    <w:p>
+      <w:pPr/>
+      <w:r>
+        <w:rPr>
+          <w:b/>
+        </w:rPr>
+        <w:t xml:space="preserve">8. </w:t>
+      </w:r>
+      <w:r>
+        <w:rPr>
+          <w:i w:val="0"/>
+        </w:rPr>
+        <w:t>Find the EVM in dB and percent produced by 0.3° RMS phase noise alone.</w:t>
+      </w:r>
+    </w:p>
+    <w:p>
+      <w:pPr/>
+      <w:r>
+        <w:rPr>
+          <w:b/>
+        </w:rPr>
+        <w:t xml:space="preserve">9. </w:t>
+      </w:r>
+      <w:r>
+        <w:rPr>
+          <w:i w:val="0"/>
+        </w:rPr>
+        <w:t>Three impairments contribute −38, −42, and −44 dB EVM. Find the total.</w:t>
+      </w:r>
+    </w:p>
+    <w:p>
+      <w:pPr/>
+      <w:r>
+        <w:rPr>
+          <w:b/>
+        </w:rPr>
+        <w:t xml:space="preserve">10. </w:t>
+      </w:r>
+      <w:r>
+        <w:rPr>
+          <w:i w:val="0"/>
+        </w:rPr>
+        <w:t>Find the peak-to-average ratio of 64-QAM's constellation.</w:t>
+      </w:r>
+    </w:p>
+    <w:p>
       <w:pPr>
         <w:pStyle w:val="Heading1"/>
       </w:pPr>
@@ -2018,6 +3250,198 @@
         <w:rPr>
           <w:i w:val="0"/>
         </w:rPr>
+        <w:t>5.5 Path loss, shadowing, and the fade margin</w:t>
+      </w:r>
+    </w:p>
+    <w:p>
+      <w:pPr/>
+      <w:r>
+        <w:rPr>
+          <w:i w:val="0"/>
+        </w:rPr>
+        <w:t>Chapter 5 has so far described the fast variation of a signal over a fraction of a wavelength. Two slower effects set the average level around which it fades. The first is the mean path loss, which in real terrain grows faster than the free-space 20 dB per decade because the ground reflection and the clutter take their share. The log-distance model captures it with a single exponent n: about 2 in free space, 2.7 to 3.5 in urban cells, and 4 to 6 inside buildings with many walls. Book 4 owns the free-space Friis factor; this model only bends its slope.</w:t>
+      </w:r>
+    </w:p>
+    <w:p>
+      <w:pPr>
+        <w:jc w:val="center"/>
+      </w:pPr>
+      <w:r>
+        <w:rPr>
+          <w:i w:val="0"/>
+        </w:rPr>
+        <w:t>PL(d) = PL(d0) + 10 n log₁₀(d/d0) + Xσ</w:t>
+      </w:r>
+    </w:p>
+    <w:p>
+      <w:pPr/>
+      <w:r>
+        <w:rPr>
+          <w:i w:val="0"/>
+        </w:rPr>
+        <w:t>The second is shadowing, Xσ: the same distance gives different losses behind a hill or a building than in the open. Measured over many locations, the shadowing in decibels is close to Gaussian, log-normal in linear terms, with a standard deviation σ of 6 to 10 dB outdoors. A cell designer cannot plan for the median, because half the locations at the edge would then be in outage. Covering 90 % of the locations at the cell edge needs a margin of 1.28σ above the median; 95 % needs 1.64σ. The fast fading of Section 5.3 sits on top of that: a Rayleigh channel falls more than 20 dB below its mean 1 % of the time, a Rician channel with a K-factor of 10 dB, a strong line-of-sight path ten times the scattered power, only about 6 dB.</w:t>
+      </w:r>
+    </w:p>
+    <w:p>
+      <w:pPr>
+        <w:pStyle w:val="Heading2"/>
+      </w:pPr>
+      <w:r>
+        <w:rPr>
+          <w:i w:val="0"/>
+        </w:rPr>
+        <w:t>Worked Example 5.4</w:t>
+      </w:r>
+    </w:p>
+    <w:p>
+      <w:pPr/>
+      <w:r>
+        <w:rPr>
+          <w:b/>
+        </w:rPr>
+        <w:t xml:space="preserve">Problem. </w:t>
+      </w:r>
+      <w:r>
+        <w:rPr>
+          <w:i w:val="0"/>
+        </w:rPr>
+        <w:t>A 3.5 GHz cell has a maximum allowable path loss of 150 dB. Take PL(1 m) = 43.3 dB, n = 3.5, and shadowing with σ = 8 dB. Find the cell radius for median coverage at the edge, the radius for 90 % edge coverage, and the ratio of the areas.</w:t>
+      </w:r>
+    </w:p>
+    <w:p>
+      <w:pPr/>
+      <w:r>
+        <w:rPr>
+          <w:b/>
+        </w:rPr>
+        <w:t xml:space="preserve">Solution. </w:t>
+      </w:r>
+      <w:r>
+        <w:rPr>
+          <w:i w:val="0"/>
+        </w:rPr>
+        <w:t>For the median, 10 × 3.5 × log₁₀ d = 150 − 43.3 = 106.7 dB, so d = 10^(106.7/35) = 1.12 km. The 90 % margin is 1.28 × 8 = 10.3 dB, leaving 96.4 dB, so d = 10^(96.4/35) = 0.57 km. The area ratio is (1.12/0.57)² = 3.9: honest edge coverage costs almost four times as many cells as a median plan. This is why operators fight for every decibel of link budget.</w:t>
+      </w:r>
+    </w:p>
+    <w:p>
+      <w:pPr>
+        <w:pStyle w:val="Heading2"/>
+      </w:pPr>
+      <w:r>
+        <w:rPr>
+          <w:i w:val="0"/>
+        </w:rPr>
+        <w:t>Worked Example 5.5</w:t>
+      </w:r>
+    </w:p>
+    <w:p>
+      <w:pPr/>
+      <w:r>
+        <w:rPr>
+          <w:b/>
+        </w:rPr>
+        <w:t xml:space="preserve">Problem. </w:t>
+      </w:r>
+      <w:r>
+        <w:rPr>
+          <w:i w:val="0"/>
+        </w:rPr>
+        <w:t>A sensor link must stay up 99 % of the time in a Rayleigh channel, and in a Rician channel with K = 10 dB. Find the fade margin for each.</w:t>
+      </w:r>
+    </w:p>
+    <w:p>
+      <w:pPr/>
+      <w:r>
+        <w:rPr>
+          <w:b/>
+        </w:rPr>
+        <w:t xml:space="preserve">Solution. </w:t>
+      </w:r>
+      <w:r>
+        <w:rPr>
+          <w:i w:val="0"/>
+        </w:rPr>
+        <w:t>For Rayleigh, the received power is exponential, so P(power &lt; x·mean) = 1 − e^(−x). Setting that to 0.01 gives x = 0.01005, a margin of 20.0 dB. A simulation of the Rician channel with K = 10 dB gives about 6.2 dB. Moving an antenna to see the gateway directly saves 14 dB of margin, worth more than any modulation trick.</w:t>
+      </w:r>
+    </w:p>
+    <w:p>
+      <w:pPr>
+        <w:pStyle w:val="Heading2"/>
+      </w:pPr>
+      <w:r>
+        <w:rPr>
+          <w:i w:val="0"/>
+        </w:rPr>
+        <w:t>5.6 The channel models in the standards</w:t>
+      </w:r>
+    </w:p>
+    <w:p>
+      <w:pPr/>
+      <w:r>
+        <w:rPr>
+          <w:i w:val="0"/>
+        </w:rPr>
+        <w:t>Simulating a modem needs a channel that behaves like the real one, and 3GPP's TR 38.901 supplies the reference set. Its tapped-delay-line models, TDL-A to TDL-E, list the relative delay and power of each path, normalized so that they can be scaled to any RMS delay spread: 30 ns for a short indoor link, 100 ns nominal, 300 ns long, and 1000 ns or more for a hilly rural macro cell. TDL-A to TDL-C are non-line-of-sight, with Rayleigh taps; TDL-D and TDL-E add a strong line-of-sight first tap, a Rician channel. Each tap fades with a Doppler spectrum set by the user's speed. Conformance tests quote names such as TDLA30-10, meaning TDL-A at 30 ns delay spread and 10 Hz maximum Doppler, so that every vendor tests the same channel.</w:t>
+      </w:r>
+    </w:p>
+    <w:p>
+      <w:pPr>
+        <w:pStyle w:val="Heading2"/>
+      </w:pPr>
+      <w:r>
+        <w:rPr>
+          <w:i w:val="0"/>
+        </w:rPr>
+        <w:t>Worked Example 5.6</w:t>
+      </w:r>
+    </w:p>
+    <w:p>
+      <w:pPr/>
+      <w:r>
+        <w:rPr>
+          <w:b/>
+        </w:rPr>
+        <w:t xml:space="preserve">Problem. </w:t>
+      </w:r>
+      <w:r>
+        <w:rPr>
+          <w:i w:val="0"/>
+        </w:rPr>
+        <w:t>A 20 MHz carrier is simulated in a TDL-C channel scaled to 300 ns RMS delay spread. Find the coherence bandwidth and the number of independently fading sub-bands across the carrier.</w:t>
+      </w:r>
+    </w:p>
+    <w:p>
+      <w:pPr/>
+      <w:r>
+        <w:rPr>
+          <w:b/>
+        </w:rPr>
+        <w:t xml:space="preserve">Solution. </w:t>
+      </w:r>
+      <w:r>
+        <w:rPr>
+          <w:i w:val="0"/>
+        </w:rPr>
+        <w:t>Bc ≈ 1/(5 × 300 ns) = 667 kHz, so the 20 MHz carrier holds about 20/0.667 = 30 coherence bandwidths. Coding spread over the whole carrier sees many independent fades, which is the frequency diversity that Chapter 7 exploits; a narrow 180 kHz IoT carrier in the same channel fades as one piece.</w:t>
+      </w:r>
+    </w:p>
+    <w:p>
+      <w:pPr/>
+      <w:r>
+        <w:rPr>
+          <w:i w:val="0"/>
+        </w:rPr>
+        <w:t>Delay spread, Doppler, fading statistics, and the slow terms around them describe the channel that every modern waveform must survive. The most successful answer to its delay spread is the subject of Chapter 6.</w:t>
+      </w:r>
+    </w:p>
+    <w:p>
+      <w:pPr>
+        <w:pStyle w:val="Heading2"/>
+      </w:pPr>
+      <w:r>
+        <w:rPr>
+          <w:i w:val="0"/>
+        </w:rPr>
         <w:t>Practice</w:t>
       </w:r>
     </w:p>
@@ -2112,6 +3536,66 @@
       </w:r>
     </w:p>
     <w:p>
+      <w:pPr/>
+      <w:r>
+        <w:rPr>
+          <w:b/>
+        </w:rPr>
+        <w:t xml:space="preserve">7. </w:t>
+      </w:r>
+      <w:r>
+        <w:rPr>
+          <w:i w:val="0"/>
+        </w:rPr>
+        <w:t>A building has n = 4.5 beyond a 1 m reference. How much additional loss does a receiver see at 30 m compared with 10 m?</w:t>
+      </w:r>
+    </w:p>
+    <w:p>
+      <w:pPr/>
+      <w:r>
+        <w:rPr>
+          <w:b/>
+        </w:rPr>
+        <w:t xml:space="preserve">8. </w:t>
+      </w:r>
+      <w:r>
+        <w:rPr>
+          <w:i w:val="0"/>
+        </w:rPr>
+        <w:t>Find the margin for 95 % edge coverage with σ = 6 dB.</w:t>
+      </w:r>
+    </w:p>
+    <w:p>
+      <w:pPr/>
+      <w:r>
+        <w:rPr>
+          <w:b/>
+        </w:rPr>
+        <w:t xml:space="preserve">9. </w:t>
+      </w:r>
+      <w:r>
+        <w:rPr>
+          <w:i w:val="0"/>
+        </w:rPr>
+        <w:t>What fade margin keeps a Rayleigh link up 99.9 % of the time?</w:t>
+      </w:r>
+    </w:p>
+    <w:p>
+      <w:pPr/>
+      <w:r>
+        <w:rPr>
+          <w:b/>
+        </w:rPr>
+        <w:t xml:space="preserve">10. </w:t>
+      </w:r>
+      <w:r>
+        <w:rPr>
+          <w:i w:val="0"/>
+        </w:rPr>
+        <w:t>Find the coherence bandwidth of a channel with 1 µs RMS delay spread.</w:t>
+      </w:r>
+    </w:p>
+    <w:p>
       <w:pPr>
         <w:pStyle w:val="Heading1"/>
       </w:pPr>
@@ -2347,6 +3831,209 @@
         <w:rPr>
           <w:i w:val="0"/>
         </w:rPr>
+        <w:t>6.5 Frequency offset and phase noise in OFDM</w:t>
+      </w:r>
+    </w:p>
+    <w:p>
+      <w:pPr/>
+      <w:r>
+        <w:rPr>
+          <w:i w:val="0"/>
+        </w:rPr>
+        <w:t>OFDM's orthogonality rests on every subcarrier completing a whole number of cycles in the FFT window. A residual carrier frequency offset of a fraction ε of the subcarrier spacing breaks that. Every subcarrier then leaks into its neighbors, intercarrier interference, and the wanted subcarrier loses a little amplitude. For small ε the leaked power relative to the signal is about (πε)²/3. Oscillator phase noise does two things. Its slow part rotates every subcarrier of a symbol by the same angle, the common phase error, which the pilots measure and remove. Its fast part, wider than the subcarrier spacing, behaves like a random frequency offset and adds intercarrier interference that no pilot can undo. That is why the millimeter-wave numerologies of Section 6.3 use wide spacings and why 5G NR added the phase-tracking reference signal for them.</w:t>
+      </w:r>
+    </w:p>
+    <w:p>
+      <w:pPr>
+        <w:jc w:val="center"/>
+      </w:pPr>
+      <w:r>
+        <w:rPr>
+          <w:i w:val="0"/>
+        </w:rPr>
+        <w:t>ICI/S ≈ (π ε)² / 3,    ε = residual offset / Δf</w:t>
+      </w:r>
+    </w:p>
+    <w:p>
+      <w:pPr>
+        <w:pStyle w:val="Heading2"/>
+      </w:pPr>
+      <w:r>
+        <w:rPr>
+          <w:i w:val="0"/>
+        </w:rPr>
+        <w:t>6.6 DFT-spread OFDM for the uplink</w:t>
+      </w:r>
+    </w:p>
+    <w:p>
+      <w:pPr/>
+      <w:r>
+        <w:rPr>
+          <w:i w:val="0"/>
+        </w:rPr>
+        <w:t>The handset's amplifier pays OFDM's peak-to-average ratio with battery life and range. The 4G uplink and the 5G coverage-limited uplink therefore precode the M data symbols with an M-point DFT before mapping them onto contiguous subcarriers. The inverse FFT nearly undoes the DFT, and the transmitted signal is close to a single carrier with the original constellation's low PAPR, while the receiver still equalizes it with one complex gain per subcarrier and an inverse DFT. For QPSK the 0.1 % PAPR falls from about 8.5 dB for OFDM to about 6 dB, and π/2-BPSK in 5G brings it lower still. The price is that a deep notch spreads its damage over all symbols instead of hitting a few, so the receiver needs an MMSE equalizer, Chapter 11, rather than simple division.</w:t>
+      </w:r>
+    </w:p>
+    <w:p>
+      <w:pPr>
+        <w:pStyle w:val="Heading2"/>
+      </w:pPr>
+      <w:r>
+        <w:rPr>
+          <w:i w:val="0"/>
+        </w:rPr>
+        <w:t>Worked Example 6.3</w:t>
+      </w:r>
+    </w:p>
+    <w:p>
+      <w:pPr/>
+      <w:r>
+        <w:rPr>
+          <w:b/>
+        </w:rPr>
+        <w:t xml:space="preserve">Problem. </w:t>
+      </w:r>
+      <w:r>
+        <w:rPr>
+          <w:i w:val="0"/>
+        </w:rPr>
+        <w:t>A 5G handset at 3.5 GHz uses 30 kHz subcarrier spacing. After synchronization its residual frequency error is 0.1 ppm. Find ε and the intercarrier interference level.</w:t>
+      </w:r>
+    </w:p>
+    <w:p>
+      <w:pPr/>
+      <w:r>
+        <w:rPr>
+          <w:b/>
+        </w:rPr>
+        <w:t xml:space="preserve">Solution. </w:t>
+      </w:r>
+      <w:r>
+        <w:rPr>
+          <w:i w:val="0"/>
+        </w:rPr>
+        <w:t>0.1 ppm of 3.5 GHz is 350 Hz, so ε = 350/30 000 = 0.0117. The interference is (π × 0.0117)²/3 = 4.5 × 10⁻⁴, or −33.5 dB, which caps the SNR of the link at about 33.5 dB, enough for 256-QAM but marginal for 1024-QAM. Tighter frequency tracking, Chapter 10, is the fix.</w:t>
+      </w:r>
+    </w:p>
+    <w:p>
+      <w:pPr>
+        <w:pStyle w:val="Heading2"/>
+      </w:pPr>
+      <w:r>
+        <w:rPr>
+          <w:i w:val="0"/>
+        </w:rPr>
+        <w:t>Worked Example 6.4</w:t>
+      </w:r>
+    </w:p>
+    <w:p>
+      <w:pPr/>
+      <w:r>
+        <w:rPr>
+          <w:b/>
+        </w:rPr>
+        <w:t xml:space="preserve">Problem. </w:t>
+      </w:r>
+      <w:r>
+        <w:rPr>
+          <w:i w:val="0"/>
+        </w:rPr>
+        <w:t>Switching a handset's uplink from OFDM to DFT-spread OFDM reduces the PAPR by 2.5 dB, and the amplifier can raise its average output by the same amount. With a path-loss exponent of 3.5, how much do the range and the coverage area grow?</w:t>
+      </w:r>
+    </w:p>
+    <w:p>
+      <w:pPr/>
+      <w:r>
+        <w:rPr>
+          <w:b/>
+        </w:rPr>
+        <w:t xml:space="preserve">Solution. </w:t>
+      </w:r>
+      <w:r>
+        <w:rPr>
+          <w:i w:val="0"/>
+        </w:rPr>
+        <w:t>The range scales as 10^(2.5/35) = 1.18, an 18 % gain, and the area as 1.18² = 1.39, 39 % more. That is the whole reason a more complicated waveform exists for the uplink.</w:t>
+      </w:r>
+    </w:p>
+    <w:p>
+      <w:pPr>
+        <w:pStyle w:val="Heading2"/>
+      </w:pPr>
+      <w:r>
+        <w:rPr>
+          <w:i w:val="0"/>
+        </w:rPr>
+        <w:t>6.7 Choosing OFDM parameters from first principles</w:t>
+      </w:r>
+    </w:p>
+    <w:p>
+      <w:pPr/>
+      <w:r>
+        <w:rPr>
+          <w:i w:val="0"/>
+        </w:rPr>
+        <w:t>The numbers of an OFDM system follow from the channel in three steps. The cyclic prefix must exceed the longest significant echo. The useful symbol must then be long enough that the prefix is a small overhead, typically under 10 %, which caps the subcarrier spacing from above. The spacing must also be large compared with the Doppler shift and the oscillator's phase noise, so that intercarrier interference stays small, which bounds it from below. If the two bounds cross, the channel is too hostile for OFDM with those numbers, and the designer must accept more overhead or shorten the echoes with directional antennas.</w:t>
+      </w:r>
+    </w:p>
+    <w:p>
+      <w:pPr>
+        <w:pStyle w:val="Heading2"/>
+      </w:pPr>
+      <w:r>
+        <w:rPr>
+          <w:i w:val="0"/>
+        </w:rPr>
+        <w:t>Worked Example 6.5</w:t>
+      </w:r>
+    </w:p>
+    <w:p>
+      <w:pPr/>
+      <w:r>
+        <w:rPr>
+          <w:b/>
+        </w:rPr>
+        <w:t xml:space="preserve">Problem. </w:t>
+      </w:r>
+      <w:r>
+        <w:rPr>
+          <w:i w:val="0"/>
+        </w:rPr>
+        <w:t>Design the subcarrier spacing for a 10 MHz outdoor system whose echoes last up to 4.7 µs and whose users move at up to 120 km/h at 2 GHz, keeping the prefix overhead below 7.5 % and the Doppler below 2 % of the spacing.</w:t>
+      </w:r>
+    </w:p>
+    <w:p>
+      <w:pPr/>
+      <w:r>
+        <w:rPr>
+          <w:b/>
+        </w:rPr>
+        <w:t xml:space="preserve">Solution. </w:t>
+      </w:r>
+      <w:r>
+        <w:rPr>
+          <w:i w:val="0"/>
+        </w:rPr>
+        <w:t>The prefix is 4.7 µs, so the useful symbol must be at least 4.7/0.075 − 4.7 = 58 µs, and the spacing at most 17 kHz. The Doppler is 33.3 m/s × 2 × 10⁹/3 × 10⁸ = 222 Hz, which requires a spacing of at least 222/0.02 = 11.1 kHz. Any spacing between 11.1 and 17 kHz works; 15 kHz, with a 66.7 µs symbol and a 4.69 µs prefix, is LTE's choice, and the overhead is 4.69/71.4 = 6.6 %.</w:t>
+      </w:r>
+    </w:p>
+    <w:p>
+      <w:pPr/>
+      <w:r>
+        <w:rPr>
+          <w:i w:val="0"/>
+        </w:rPr>
+        <w:t>OFDM splits the channel into flat pieces, but some of those pieces still fade. Chapter 7 adds the coding that spreads each bit across many of them and the multiple antennas that turn the channel's richness into extra capacity.</w:t>
+      </w:r>
+    </w:p>
+    <w:p>
+      <w:pPr>
+        <w:pStyle w:val="Heading2"/>
+      </w:pPr>
+      <w:r>
+        <w:rPr>
+          <w:i w:val="0"/>
+        </w:rPr>
         <w:t>Practice</w:t>
       </w:r>
     </w:p>
@@ -2441,6 +4128,66 @@
       </w:r>
     </w:p>
     <w:p>
+      <w:pPr/>
+      <w:r>
+        <w:rPr>
+          <w:b/>
+        </w:rPr>
+        <w:t xml:space="preserve">7. </w:t>
+      </w:r>
+      <w:r>
+        <w:rPr>
+          <w:i w:val="0"/>
+        </w:rPr>
+        <w:t>What residual offset, as a fraction of the subcarrier spacing, keeps intercarrier interference below −40 dB?</w:t>
+      </w:r>
+    </w:p>
+    <w:p>
+      <w:pPr/>
+      <w:r>
+        <w:rPr>
+          <w:b/>
+        </w:rPr>
+        <w:t xml:space="preserve">8. </w:t>
+      </w:r>
+      <w:r>
+        <w:rPr>
+          <w:i w:val="0"/>
+        </w:rPr>
+        <w:t>A Wi-Fi 7 receiver at 6 GHz with 78.125 kHz spacing has a residual offset of 0.2 ppm. Find the interference level.</w:t>
+      </w:r>
+    </w:p>
+    <w:p>
+      <w:pPr/>
+      <w:r>
+        <w:rPr>
+          <w:b/>
+        </w:rPr>
+        <w:t xml:space="preserve">9. </w:t>
+      </w:r>
+      <w:r>
+        <w:rPr>
+          <w:i w:val="0"/>
+        </w:rPr>
+        <w:t>Why does the common phase error not limit an OFDM link?</w:t>
+      </w:r>
+    </w:p>
+    <w:p>
+      <w:pPr/>
+      <w:r>
+        <w:rPr>
+          <w:b/>
+        </w:rPr>
+        <w:t xml:space="preserve">10. </w:t>
+      </w:r>
+      <w:r>
+        <w:rPr>
+          <w:i w:val="0"/>
+        </w:rPr>
+        <w:t>For the same channel, what range of spacings would work if the users moved at 350 km/h?</w:t>
+      </w:r>
+    </w:p>
+    <w:p>
       <w:pPr>
         <w:pStyle w:val="Heading1"/>
       </w:pPr>
@@ -2697,6 +4444,229 @@
         <w:rPr>
           <w:i w:val="0"/>
         </w:rPr>
+        <w:t>7.4 Decoding: the Viterbi trellis and soft information</w:t>
+      </w:r>
+    </w:p>
+    <w:p>
+      <w:pPr/>
+      <w:r>
+        <w:rPr>
+          <w:i w:val="0"/>
+        </w:rPr>
+        <w:t>A convolutional encoder is a shift register; its state is the last K − 1 input bits, so the Wi-Fi code with constraint length K = 7 has 64 states. The decoder looks for the path through the trellis of states whose output sequence is closest to what was received. Viterbi's insight was that at every step only one surviving path into each state can be part of the best overall path, so the work grows linearly with the message length instead of exponentially: 64 add-compare-select operations per bit for Wi-Fi's code. Fed soft values, the log-likelihood ratios of Chapter 4, the closeness measure becomes a correlation, and the decoder gains about 2 dB over hard decisions. Turbo and LDPC decoders go further by passing soft information back and forth iteratively, which is how they reach within 1 dB of Shannon's limit.</w:t>
+      </w:r>
+    </w:p>
+    <w:p>
+      <w:pPr>
+        <w:pStyle w:val="Heading2"/>
+      </w:pPr>
+      <w:r>
+        <w:rPr>
+          <w:i w:val="0"/>
+        </w:rPr>
+        <w:t>7.5 Polar codes and the 5G split</w:t>
+      </w:r>
+    </w:p>
+    <w:p>
+      <w:pPr/>
+      <w:r>
+        <w:rPr>
+          <w:i w:val="0"/>
+        </w:rPr>
+        <w:t>5G NR uses two code families. LDPC carries the data, because its decoder parallelizes well at gigabit rates. Polar codes, proposed by Arıkan in 2009 and the first family proven to reach capacity, carry the short control messages and the broadcast channel. A polar code combines N = 2ⁿ copies of the channel recursively so that some of the synthesized bit channels become almost perfect and the rest almost useless; the encoder puts information on the good ones and fixed, frozen bits on the bad ones. Successive-cancellation list decoding, with a list of 8 and a CRC to pick the right candidate, makes short polar codes, a few dozen to a few hundred bits, better than LDPC or turbo codes of the same length.</w:t>
+      </w:r>
+    </w:p>
+    <w:p>
+      <w:pPr>
+        <w:pStyle w:val="Heading2"/>
+      </w:pPr>
+      <w:r>
+        <w:rPr>
+          <w:i w:val="0"/>
+        </w:rPr>
+        <w:t>7.6 MIMO capacity and the Alamouti code</w:t>
+      </w:r>
+    </w:p>
+    <w:p>
+      <w:pPr/>
+      <w:r>
+        <w:rPr>
+          <w:i w:val="0"/>
+        </w:rPr>
+        <w:t>Spatial multiplexing turns a channel with a rich scattering environment into several parallel channels, as many as the smaller of the transmit and receive antenna counts. If those channels are equally strong, splitting the transmit power among them multiplies the capacity almost by their number at high SNR, because capacity grows only logarithmically with power but linearly with the number of channels. When the channel offers diversity but the receiver has only one antenna, the Alamouti code sends two symbols from two antennas over two symbol periods, s₁ and s₂ first, then −s₂* and s₁*. A single-antenna receiver recovers both with simple linear combining and gets full second-order diversity, the same slope as two receive antennas, but 3 dB less array gain, because the transmitter, not knowing the channel, splits its power between the antennas.</w:t>
+      </w:r>
+    </w:p>
+    <w:p>
+      <w:pPr>
+        <w:jc w:val="center"/>
+      </w:pPr>
+      <w:r>
+        <w:rPr>
+          <w:i w:val="0"/>
+        </w:rPr>
+        <w:t>C = Σᵢ log₂(1 + λᵢ SNR / Nt)</w:t>
+      </w:r>
+    </w:p>
+    <w:p>
+      <w:pPr>
+        <w:pStyle w:val="Heading2"/>
+      </w:pPr>
+      <w:r>
+        <w:rPr>
+          <w:i w:val="0"/>
+        </w:rPr>
+        <w:t>Worked Example 7.4</w:t>
+      </w:r>
+    </w:p>
+    <w:p>
+      <w:pPr/>
+      <w:r>
+        <w:rPr>
+          <w:b/>
+        </w:rPr>
+        <w:t xml:space="preserve">Problem. </w:t>
+      </w:r>
+      <w:r>
+        <w:rPr>
+          <w:i w:val="0"/>
+        </w:rPr>
+        <w:t>A channel at 20 dB SNR offers two equal, orthogonal spatial paths, each with the gain of the single-antenna channel. Compare the capacity of a 2 × 2 MIMO link that splits its power between them with the single-antenna capacity.</w:t>
+      </w:r>
+    </w:p>
+    <w:p>
+      <w:pPr/>
+      <w:r>
+        <w:rPr>
+          <w:b/>
+        </w:rPr>
+        <w:t xml:space="preserve">Solution. </w:t>
+      </w:r>
+      <w:r>
+        <w:rPr>
+          <w:i w:val="0"/>
+        </w:rPr>
+        <w:t>SISO: log₂(1 + 100) = 6.66 bit/s/Hz. MIMO: each stream gets half the power, SNR 50, so C = 2 log₂(1 + 50) = 11.34 bit/s/Hz, 1.7 times as much with no more power and no more bandwidth. At 30 dB the ratio approaches 1.8, and in the limit 2.</w:t>
+      </w:r>
+    </w:p>
+    <w:p>
+      <w:pPr>
+        <w:pStyle w:val="Heading2"/>
+      </w:pPr>
+      <w:r>
+        <w:rPr>
+          <w:i w:val="0"/>
+        </w:rPr>
+        <w:t>Worked Example 7.5</w:t>
+      </w:r>
+    </w:p>
+    <w:p>
+      <w:pPr/>
+      <w:r>
+        <w:rPr>
+          <w:b/>
+        </w:rPr>
+        <w:t xml:space="preserve">Problem. </w:t>
+      </w:r>
+      <w:r>
+        <w:rPr>
+          <w:i w:val="0"/>
+        </w:rPr>
+        <w:t>A Viterbi decoder runs at 1 Gbit/s for a K = 7 code. How many add-compare-select operations per second does it perform, and how does a K = 9 code change that?</w:t>
+      </w:r>
+    </w:p>
+    <w:p>
+      <w:pPr/>
+      <w:r>
+        <w:rPr>
+          <w:b/>
+        </w:rPr>
+        <w:t xml:space="preserve">Solution. </w:t>
+      </w:r>
+      <w:r>
+        <w:rPr>
+          <w:i w:val="0"/>
+        </w:rPr>
+        <w:t>64 states at 10⁹ bits per second is 6.4 × 10¹⁰ operations per second, which is why fast Viterbi decoders run several radix-4 units in parallel. A K = 9 code has 256 states, four times the work, for about 1 dB more coding gain, which is why K = 7 has been the standard compromise since the Voyager probes.</w:t>
+      </w:r>
+    </w:p>
+    <w:p>
+      <w:pPr>
+        <w:pStyle w:val="Heading2"/>
+      </w:pPr>
+      <w:r>
+        <w:rPr>
+          <w:i w:val="0"/>
+        </w:rPr>
+        <w:t>7.7 Coding gain in the link budget</w:t>
+      </w:r>
+    </w:p>
+    <w:p>
+      <w:pPr/>
+      <w:r>
+        <w:rPr>
+          <w:i w:val="0"/>
+        </w:rPr>
+        <w:t>The value of a code appears in the link budget as coding gain: the reduction in Eb/N0 needed for a target error rate, compared with the uncoded modulation at the same information rate. Uncoded BPSK or QPSK needs Eb/N0 = 10.5 dB for a bit error rate of 10⁻⁶. A rate-1/2 convolutional code with K = 7 and soft Viterbi decoding needs about 5 dB, a gain of 5.5 dB. A long rate-1/2 LDPC code reaches the same error rate at about 1.5 dB, a gain of 9 dB, within about 1.7 dB of the Shannon limit for a binary-input channel at rate 1/2, which is 0.19 dB. In a power-limited link, 9 dB is a factor of 8 in transmitter power or 2.8 in range in free space, bought with arithmetic in the receiver.</w:t>
+      </w:r>
+    </w:p>
+    <w:p>
+      <w:pPr>
+        <w:pStyle w:val="Heading2"/>
+      </w:pPr>
+      <w:r>
+        <w:rPr>
+          <w:i w:val="0"/>
+        </w:rPr>
+        <w:t>Worked Example 7.6</w:t>
+      </w:r>
+    </w:p>
+    <w:p>
+      <w:pPr/>
+      <w:r>
+        <w:rPr>
+          <w:b/>
+        </w:rPr>
+        <w:t xml:space="preserve">Problem. </w:t>
+      </w:r>
+      <w:r>
+        <w:rPr>
+          <w:i w:val="0"/>
+        </w:rPr>
+        <w:t>A QPSK link closes at a bit error rate of 10⁻⁶ uncoded with 2 dB of margin. Adding a rate-1/2 LDPC code with a 9 dB coding gain halves the information rate in the same bandwidth. By how much can the free-space range grow if the information rate is kept by doubling the bandwidth?</w:t>
+      </w:r>
+    </w:p>
+    <w:p>
+      <w:pPr/>
+      <w:r>
+        <w:rPr>
+          <w:b/>
+        </w:rPr>
+        <w:t xml:space="preserve">Solution. </w:t>
+      </w:r>
+      <w:r>
+        <w:rPr>
+          <w:i w:val="0"/>
+        </w:rPr>
+        <w:t>Doubling the bandwidth to keep the rate doubles the noise, a 3 dB loss, so the net improvement is 9 − 3 = 6 dB. In free space, range scales as 10^(6/20) = 2.0: the code doubles the range at the same transmitter power and bit rate, at the cost of twice the spectrum.</w:t>
+      </w:r>
+    </w:p>
+    <w:p>
+      <w:pPr/>
+      <w:r>
+        <w:rPr>
+          <w:i w:val="0"/>
+        </w:rPr>
+        <w:t>Pulse shapes, constellations, OFDM, coding, and MIMO are the pieces of a modern physical layer. Chapter 8 puts them where they are used: in the frequency bands of 2026 and in the software-defined radio that turns them into code.</w:t>
+      </w:r>
+    </w:p>
+    <w:p>
+      <w:pPr>
+        <w:pStyle w:val="Heading2"/>
+      </w:pPr>
+      <w:r>
+        <w:rPr>
+          <w:i w:val="0"/>
+        </w:rPr>
         <w:t>Practice</w:t>
       </w:r>
     </w:p>
@@ -2791,6 +4761,66 @@
       </w:r>
     </w:p>
     <w:p>
+      <w:pPr/>
+      <w:r>
+        <w:rPr>
+          <w:b/>
+        </w:rPr>
+        <w:t xml:space="preserve">7. </w:t>
+      </w:r>
+      <w:r>
+        <w:rPr>
+          <w:i w:val="0"/>
+        </w:rPr>
+        <w:t>Find the capacity of a 4 × 4 MIMO link with four equal orthogonal paths at an SNR of 20 dB, and its ratio to SISO.</w:t>
+      </w:r>
+    </w:p>
+    <w:p>
+      <w:pPr/>
+      <w:r>
+        <w:rPr>
+          <w:b/>
+        </w:rPr>
+        <w:t xml:space="preserve">8. </w:t>
+      </w:r>
+      <w:r>
+        <w:rPr>
+          <w:i w:val="0"/>
+        </w:rPr>
+        <w:t>How many states does the trellis of a K = 5 convolutional code have?</w:t>
+      </w:r>
+    </w:p>
+    <w:p>
+      <w:pPr/>
+      <w:r>
+        <w:rPr>
+          <w:b/>
+        </w:rPr>
+        <w:t xml:space="preserve">9. </w:t>
+      </w:r>
+      <w:r>
+        <w:rPr>
+          <w:i w:val="0"/>
+        </w:rPr>
+        <w:t>Why does Alamouti coding give 3 dB less gain than two-antenna receive combining?</w:t>
+      </w:r>
+    </w:p>
+    <w:p>
+      <w:pPr/>
+      <w:r>
+        <w:rPr>
+          <w:b/>
+        </w:rPr>
+        <w:t xml:space="preserve">10. </w:t>
+      </w:r>
+      <w:r>
+        <w:rPr>
+          <w:i w:val="0"/>
+        </w:rPr>
+        <w:t>A code gives 7 dB of coding gain. How much transmitter power does it save, as a factor?</w:t>
+      </w:r>
+    </w:p>
+    <w:p>
       <w:pPr>
         <w:pStyle w:val="Heading1"/>
       </w:pPr>
@@ -3046,6 +5076,187 @@
         <w:rPr>
           <w:i w:val="0"/>
         </w:rPr>
+        <w:t>8.7 The SDR you can buy</w:t>
+      </w:r>
+    </w:p>
+    <w:p>
+      <w:pPr/>
+      <w:r>
+        <w:rPr>
+          <w:i w:val="0"/>
+        </w:rPr>
+        <w:t>Four families of hardware cover almost all software-defined radio work in 2026. At the bottom, the RTL-SDR dongles combine an R820T2 or R828D tuner with the RTL2832U demodulator chip, originally made for DVB-T television, to give an 8-bit receiver from about 24 to 1766 MHz at up to 2.4 MS/s for about 30 dollars. The HackRF One covers 1 MHz to 6 GHz, transmits as well as receives, but only one at a time, and samples at up to 20 MS/s with 8-bit converters. The ADALM-Pluto wraps Analog Devices' AD9363 transceiver: 12-bit converters, 325 MHz to 3.8 GHz officially, 20 MHz of bandwidth, full duplex, but a USB 2.0 link that limits continuous streaming to a few megasamples per second. The Ettus USRP B210 uses the AD9361: 70 MHz to 6 GHz, two receive and two transmit channels, 56 MHz of instantaneous bandwidth, and a USB 3.0 link. Above that sit the networked USRPs and the FPGA boards with RF-sampling converters.</w:t>
+      </w:r>
+    </w:p>
+    <w:p>
+      <w:pPr/>
+      <w:r>
+        <w:rPr>
+          <w:i w:val="0"/>
+        </w:rPr>
+        <w:t>The software is just as layered. GNU Radio connects processing blocks into flowgraphs in Python or a graphical editor; SoapySDR and UHD hide the hardware differences; srsRAN and OpenAirInterface implement complete 4G and 5G base stations and handsets on a USRP. The limit is usually not the code but the transport: every complex sample at 16 bits per rail is 4 bytes, and the bus must carry them all without dropping one.</w:t>
+      </w:r>
+    </w:p>
+    <w:p>
+      <w:pPr>
+        <w:pStyle w:val="Heading2"/>
+      </w:pPr>
+      <w:r>
+        <w:rPr>
+          <w:i w:val="0"/>
+        </w:rPr>
+        <w:t>Worked Example 8.3</w:t>
+      </w:r>
+    </w:p>
+    <w:p>
+      <w:pPr/>
+      <w:r>
+        <w:rPr>
+          <w:b/>
+        </w:rPr>
+        <w:t xml:space="preserve">Problem. </w:t>
+      </w:r>
+      <w:r>
+        <w:rPr>
+          <w:i w:val="0"/>
+        </w:rPr>
+        <w:t>A USRP B210 streams two receive channels at 30.72 MS/s with 16-bit I and Q. Find the data rate over USB, and the rate if the 8-bit sample format is chosen.</w:t>
+      </w:r>
+    </w:p>
+    <w:p>
+      <w:pPr/>
+      <w:r>
+        <w:rPr>
+          <w:b/>
+        </w:rPr>
+        <w:t xml:space="preserve">Solution. </w:t>
+      </w:r>
+      <w:r>
+        <w:rPr>
+          <w:i w:val="0"/>
+        </w:rPr>
+        <w:t>Each complex sample is 4 bytes, so 30.72 × 10⁶ × 4 × 2 channels = 245.8 MB/s. USB 3.0's practical throughput of roughly 300 to 400 MB/s carries it, with little room for anything else on the same controller. The 8-bit format halves it to 122.9 MB/s at the cost of about 48 dB of quantization SNR instead of 96 dB, still enough for most demodulation once a strong blocker is filtered out in the analog front end.</w:t>
+      </w:r>
+    </w:p>
+    <w:p>
+      <w:pPr>
+        <w:pStyle w:val="Heading2"/>
+      </w:pPr>
+      <w:r>
+        <w:rPr>
+          <w:i w:val="0"/>
+        </w:rPr>
+        <w:t>Worked Example 8.4</w:t>
+      </w:r>
+    </w:p>
+    <w:p>
+      <w:pPr/>
+      <w:r>
+        <w:rPr>
+          <w:b/>
+        </w:rPr>
+        <w:t xml:space="preserve">Problem. </w:t>
+      </w:r>
+      <w:r>
+        <w:rPr>
+          <w:i w:val="0"/>
+        </w:rPr>
+        <w:t>An RTL-SDR samples at 2.4 MS/s with an 8-bit converter. Estimate its ideal dynamic range across the full band, and in a 200 kHz FM broadcast channel.</w:t>
+      </w:r>
+    </w:p>
+    <w:p>
+      <w:pPr/>
+      <w:r>
+        <w:rPr>
+          <w:b/>
+        </w:rPr>
+        <w:t xml:space="preserve">Solution. </w:t>
+      </w:r>
+      <w:r>
+        <w:rPr>
+          <w:i w:val="0"/>
+        </w:rPr>
+        <w:t>The ideal 8-bit SNR is 6.02 × 8 + 1.76 = 49.9 dB across the 2.4 MHz complex band. Filtering to 200 kHz gives a processing gain of 10 log₁₀(2.4/0.2) = 10.8 dB, so about 60.7 dB in the channel. Real converters lose a bit or so to their nonlinearity and the tuner's gain control has to keep the strongest station just below full scale, which is why a nearby strong transmitter swamps such a cheap receiver.</w:t>
+      </w:r>
+    </w:p>
+    <w:p>
+      <w:pPr>
+        <w:pStyle w:val="Heading2"/>
+      </w:pPr>
+      <w:r>
+        <w:rPr>
+          <w:i w:val="0"/>
+        </w:rPr>
+        <w:t>8.8 A complete receiver in software: broadcast FM</w:t>
+      </w:r>
+    </w:p>
+    <w:p>
+      <w:pPr/>
+      <w:r>
+        <w:rPr>
+          <w:i w:val="0"/>
+        </w:rPr>
+        <w:t>The simplest real flowgraph shows every piece of Part I at once. An RTL-SDR tuned to a station delivers complex samples at 2.4 MS/s. A low-pass filter and a decimation by 10 keep the 200 kHz station at 240 kS/s. The FM demodulator takes the angle of each sample times the conjugate of the previous one, which is the phase step and so the instantaneous frequency. A second filter and decimation by 5 give 48 kS/s audio, a de-emphasis filter with a 50 µs time constant in Europe or 75 µs in the Americas restores the treble balance, and the result goes to the sound card. Each stage is a block from Chapters 2, 3, and 9; the whole receiver is a few dozen lines of Python with GNU Radio and runs on a laptop with most of a core to spare.</w:t>
+      </w:r>
+    </w:p>
+    <w:p>
+      <w:pPr>
+        <w:pStyle w:val="Heading2"/>
+      </w:pPr>
+      <w:r>
+        <w:rPr>
+          <w:i w:val="0"/>
+        </w:rPr>
+        <w:t>Worked Example 8.5</w:t>
+      </w:r>
+    </w:p>
+    <w:p>
+      <w:pPr/>
+      <w:r>
+        <w:rPr>
+          <w:b/>
+        </w:rPr>
+        <w:t xml:space="preserve">Problem. </w:t>
+      </w:r>
+      <w:r>
+        <w:rPr>
+          <w:i w:val="0"/>
+        </w:rPr>
+        <w:t>The first filter in this receiver is a 64-tap FIR running before the decimation by 10. Compare its multiply rate for complex data in direct form and in polyphase decimating form.</w:t>
+      </w:r>
+    </w:p>
+    <w:p>
+      <w:pPr/>
+      <w:r>
+        <w:rPr>
+          <w:b/>
+        </w:rPr>
+        <w:t xml:space="preserve">Solution. </w:t>
+      </w:r>
+      <w:r>
+        <w:rPr>
+          <w:i w:val="0"/>
+        </w:rPr>
+        <w:t>Direct form computes 64 complex-by-real products at 2.4 MS/s, 2 × 64 × 2.4 × 10⁶ = 307 million real multiplications per second, and then discards nine outputs of every ten. The polyphase form computes only the kept outputs, at 240 kS/s, so 2 × 64 × 240 × 10³ = 30.7 million. A tenfold saving for a change in the order of operations is why every SDR library implements decimation that way.</w:t>
+      </w:r>
+    </w:p>
+    <w:p>
+      <w:pPr/>
+      <w:r>
+        <w:rPr>
+          <w:i w:val="0"/>
+        </w:rPr>
+        <w:t>With the band plan and the receiver architectures in place, Part I of this book has built a complete radio link. Part II goes inside the modem, starting with the digital filters that do most of its work.</w:t>
+      </w:r>
+    </w:p>
+    <w:p>
+      <w:pPr>
+        <w:pStyle w:val="Heading2"/>
+      </w:pPr>
+      <w:r>
+        <w:rPr>
+          <w:i w:val="0"/>
+        </w:rPr>
         <w:t>Practice</w:t>
       </w:r>
     </w:p>
@@ -3140,6 +5351,51 @@
       </w:r>
     </w:p>
     <w:p>
+      <w:pPr/>
+      <w:r>
+        <w:rPr>
+          <w:b/>
+        </w:rPr>
+        <w:t xml:space="preserve">7. </w:t>
+      </w:r>
+      <w:r>
+        <w:rPr>
+          <w:i w:val="0"/>
+        </w:rPr>
+        <w:t>What USB data rate does a single channel at 61.44 MS/s with 16-bit I and Q need?</w:t>
+      </w:r>
+    </w:p>
+    <w:p>
+      <w:pPr/>
+      <w:r>
+        <w:rPr>
+          <w:b/>
+        </w:rPr>
+        <w:t xml:space="preserve">8. </w:t>
+      </w:r>
+      <w:r>
+        <w:rPr>
+          <w:i w:val="0"/>
+        </w:rPr>
+        <w:t>Why does an RTL-SDR fail near a strong broadcast transmitter even when the wanted signal is on another frequency?</w:t>
+      </w:r>
+    </w:p>
+    <w:p>
+      <w:pPr/>
+      <w:r>
+        <w:rPr>
+          <w:b/>
+        </w:rPr>
+        <w:t xml:space="preserve">9. </w:t>
+      </w:r>
+      <w:r>
+        <w:rPr>
+          <w:i w:val="0"/>
+        </w:rPr>
+        <w:t>What is the time constant of the de-emphasis filter used in North American FM broadcasting, and its corner frequency?</w:t>
+      </w:r>
+    </w:p>
+    <w:p>
       <w:pPr>
         <w:pStyle w:val="Heading1"/>
       </w:pPr>
@@ -3147,6 +5403,26 @@
         <w:rPr>
           <w:i w:val="0"/>
         </w:rPr>
+        <w:t>Part II. Inside the Modem</w:t>
+      </w:r>
+    </w:p>
+    <w:p>
+      <w:pPr/>
+      <w:r>
+        <w:rPr>
+          <w:i w:val="0"/>
+        </w:rPr>
+        <w:t>Part II opens the modem. Digital filters condition the samples, synchronization finds the carrier and the symbols, equalizers and pilots undo the channel, spread and chirped waveforms trade bandwidth for robustness, and scheduling, link adaptation, and HARQ turn a physical layer into delivered throughput.</w:t>
+      </w:r>
+    </w:p>
+    <w:p>
+      <w:pPr>
+        <w:pStyle w:val="Heading1"/>
+      </w:pPr>
+      <w:r>
+        <w:rPr>
+          <w:i w:val="0"/>
+        </w:rPr>
         <w:t>Chapter 9. Digital Filters in the Modem</w:t>
       </w:r>
     </w:p>
@@ -3418,6 +5694,218 @@
         <w:rPr>
           <w:i w:val="0"/>
         </w:rPr>
+        <w:t>9.5 Fixed-point arithmetic and word growth</w:t>
+      </w:r>
+    </w:p>
+    <w:p>
+      <w:pPr/>
+      <w:r>
+        <w:rPr>
+          <w:i w:val="0"/>
+        </w:rPr>
+        <w:t>A filter designed in floating point runs in an FPGA or an ASIC on integers, and three numbers must be chosen: the coefficient width, the data width, and the accumulator width. Coefficient quantization moves the zeros of the filter and raises its stopband floor; as a working rule each coefficient bit buys about 5 to 6 dB of attainable stopband attenuation, so a filter that must reject an adjacent channel by 80 dB needs coefficients of at least 15 or 16 bits. The product of a B_x-bit sample and a B_c-bit coefficient has B_x + B_c bits, and summing N such products can add log₂N more. If the accumulator holds all of them, the sum is exact and only the final rounding adds noise.</w:t>
+      </w:r>
+    </w:p>
+    <w:p>
+      <w:pPr>
+        <w:jc w:val="center"/>
+      </w:pPr>
+      <w:r>
+        <w:rPr>
+          <w:i w:val="0"/>
+        </w:rPr>
+        <w:t>accumulator bits ≥ Bx + Bc + ⌈log₂N⌉</w:t>
+      </w:r>
+    </w:p>
+    <w:p>
+      <w:pPr/>
+      <w:r>
+        <w:rPr>
+          <w:i w:val="0"/>
+        </w:rPr>
+        <w:t>Real hardware is built around those numbers. The DSP48E2 slice of AMD's UltraScale+ FPGAs has a 27 × 18-bit multiplier feeding a 48-bit accumulator, and Intel's variable-precision DSP blocks offer 18 × 19 and 27 × 27 modes. A filter designer who keeps samples to 16 bits and coefficients to 18 has 14 bits of growth to spare in a 48-bit accumulator, enough for any practical FIR length. The final output is rounded, not truncated, because truncation adds a DC bias of half a least significant bit that would appear as a spur at 0 Hz after the next mixer.</w:t>
+      </w:r>
+    </w:p>
+    <w:p>
+      <w:pPr>
+        <w:pStyle w:val="Heading2"/>
+      </w:pPr>
+      <w:r>
+        <w:rPr>
+          <w:i w:val="0"/>
+        </w:rPr>
+        <w:t>9.6 Fractional resampling and the Farrow filter</w:t>
+      </w:r>
+    </w:p>
+    <w:p>
+      <w:pPr/>
+      <w:r>
+        <w:rPr>
+          <w:i w:val="0"/>
+        </w:rPr>
+        <w:t>Not every rate change is a ratio of small integers. Converting the 30.72 MS/s of an LTE carrier to the 25 MS/s of a particular converter is a ratio of 625 to 768, and a polyphase filter with 625 branches would be absurd. The Farrow structure instead approximates the ideal interpolating filter by a polynomial in the fractional delay μ, between 0 and 1. A handful of fixed FIR filters run on the input, and each output sample combines their outputs as a polynomial evaluated at the current μ, which an accumulator advances by the rate ratio for every output. A cubic Farrow filter uses four fixed filters and three multiplications by μ per output. The same structure does the fine timing correction of Chapter 10, where μ comes from the timing loop instead of a fixed ratio.</w:t>
+      </w:r>
+    </w:p>
+    <w:p>
+      <w:pPr>
+        <w:pStyle w:val="Heading2"/>
+      </w:pPr>
+      <w:r>
+        <w:rPr>
+          <w:i w:val="0"/>
+        </w:rPr>
+        <w:t>Worked Example 9.4</w:t>
+      </w:r>
+    </w:p>
+    <w:p>
+      <w:pPr/>
+      <w:r>
+        <w:rPr>
+          <w:b/>
+        </w:rPr>
+        <w:t xml:space="preserve">Problem. </w:t>
+      </w:r>
+      <w:r>
+        <w:rPr>
+          <w:i w:val="0"/>
+        </w:rPr>
+        <w:t>A 128-tap FIR filter takes 16-bit samples and 18-bit coefficients. Find the accumulator width for exact arithmetic, and check that it fits a DSP48E2 slice.</w:t>
+      </w:r>
+    </w:p>
+    <w:p>
+      <w:pPr/>
+      <w:r>
+        <w:rPr>
+          <w:b/>
+        </w:rPr>
+        <w:t xml:space="preserve">Solution. </w:t>
+      </w:r>
+      <w:r>
+        <w:rPr>
+          <w:i w:val="0"/>
+        </w:rPr>
+        <w:t>The products have 16 + 18 = 34 bits; summing 128 of them adds ⌈log₂128⌉ = 7 bits, so 41 bits are needed. The 48-bit accumulator holds them with 7 bits to spare. The 18-bit coefficients support roughly 90 to 100 dB of stopband attenuation, so the filter's floor is set by its design, not its arithmetic.</w:t>
+      </w:r>
+    </w:p>
+    <w:p>
+      <w:pPr>
+        <w:pStyle w:val="Heading2"/>
+      </w:pPr>
+      <w:r>
+        <w:rPr>
+          <w:i w:val="0"/>
+        </w:rPr>
+        <w:t>Worked Example 9.5</w:t>
+      </w:r>
+    </w:p>
+    <w:p>
+      <w:pPr/>
+      <w:r>
+        <w:rPr>
+          <w:b/>
+        </w:rPr>
+        <w:t xml:space="preserve">Problem. </w:t>
+      </w:r>
+      <w:r>
+        <w:rPr>
+          <w:i w:val="0"/>
+        </w:rPr>
+        <w:t>A Farrow resampler converts 30.72 MS/s to 25 MS/s. Find the increment of its fractional-delay accumulator per output sample, and the integer and fractional input positions of the first four outputs.</w:t>
+      </w:r>
+    </w:p>
+    <w:p>
+      <w:pPr/>
+      <w:r>
+        <w:rPr>
+          <w:b/>
+        </w:rPr>
+        <w:t xml:space="preserve">Solution. </w:t>
+      </w:r>
+      <w:r>
+        <w:rPr>
+          <w:i w:val="0"/>
+        </w:rPr>
+        <w:t>Each output advances the input position by 30.72/25 = 1.2288 input samples. Starting at 0, the outputs fall at 0, 1.2288, 2.4576, and 3.6864, so the integer parts 0, 1, 2, 3 select the input samples and the fractions μ = 0, 0.2288, 0.4576, and 0.6864 are the values at which the Farrow polynomial is evaluated. The fraction wraps every time the accumulator passes an integer, and occasionally the filter skips one input sample, here after the fifth output, because 5 × 1.2288 = 6.144.</w:t>
+      </w:r>
+    </w:p>
+    <w:p>
+      <w:pPr>
+        <w:pStyle w:val="Heading2"/>
+      </w:pPr>
+      <w:r>
+        <w:rPr>
+          <w:i w:val="0"/>
+        </w:rPr>
+        <w:t>9.7 Half-band filters</w:t>
+      </w:r>
+    </w:p>
+    <w:p>
+      <w:pPr/>
+      <w:r>
+        <w:rPr>
+          <w:i w:val="0"/>
+        </w:rPr>
+        <w:t>The most common decimate-by-two stage has a special shape. A half-band filter's frequency response is symmetric about a quarter of the sample rate, with its passband edge and stopband edge equally spaced from fs/4. That symmetry forces every second coefficient to zero, except the center one, which is exactly one half. A half-band filter of N taps therefore needs only about N/4 multiplications per output when its coefficient symmetry is also used, and it decimates by two after that. Cascading several half-band stages, each running at half the rate of the one before, is how digital down-converters in chips such as the AD9081 move from gigasamples to megasamples with little arithmetic.</w:t>
+      </w:r>
+    </w:p>
+    <w:p>
+      <w:pPr>
+        <w:pStyle w:val="Heading2"/>
+      </w:pPr>
+      <w:r>
+        <w:rPr>
+          <w:i w:val="0"/>
+        </w:rPr>
+        <w:t>Worked Example 9.6</w:t>
+      </w:r>
+    </w:p>
+    <w:p>
+      <w:pPr/>
+      <w:r>
+        <w:rPr>
+          <w:b/>
+        </w:rPr>
+        <w:t xml:space="preserve">Problem. </w:t>
+      </w:r>
+      <w:r>
+        <w:rPr>
+          <w:i w:val="0"/>
+        </w:rPr>
+        <w:t>A 47-tap half-band filter decimates a 491.52 MS/s complex stream by two. How many of its coefficients are nonzero, and how many real multiplications per second does it need with symmetry exploited?</w:t>
+      </w:r>
+    </w:p>
+    <w:p>
+      <w:pPr/>
+      <w:r>
+        <w:rPr>
+          <w:b/>
+        </w:rPr>
+        <w:t xml:space="preserve">Solution. </w:t>
+      </w:r>
+      <w:r>
+        <w:rPr>
+          <w:i w:val="0"/>
+        </w:rPr>
+        <w:t>Of 47 taps, the 22 at even offsets from the center are zero, leaving 25 nonzero: 12 symmetric pairs plus the center tap of 0.5. Folding the pairs gives 12 multiplications plus a shift for the center, per output. At the output rate of 245.76 MS/s and two rails, 2 × 12 × 245.76 × 10⁶ = 5.9 × 10⁹ multiplications per second, about an eighth of the 46 × 10⁹ that a general 47-tap filter computing every output at the input rate would need.</w:t>
+      </w:r>
+    </w:p>
+    <w:p>
+      <w:pPr/>
+      <w:r>
+        <w:rPr>
+          <w:i w:val="0"/>
+        </w:rPr>
+        <w:t>Digital filters condition the samples. The next problem is to find the symbols in them, which means estimating the carrier frequency, its phase, and the symbol timing that the channel and the oscillators have disturbed.</w:t>
+      </w:r>
+    </w:p>
+    <w:p>
+      <w:pPr>
+        <w:pStyle w:val="Heading2"/>
+      </w:pPr>
+      <w:r>
+        <w:rPr>
+          <w:i w:val="0"/>
+        </w:rPr>
         <w:t>Practice</w:t>
       </w:r>
     </w:p>
@@ -3512,6 +6000,66 @@
       </w:r>
     </w:p>
     <w:p>
+      <w:pPr/>
+      <w:r>
+        <w:rPr>
+          <w:b/>
+        </w:rPr>
+        <w:t xml:space="preserve">7. </w:t>
+      </w:r>
+      <w:r>
+        <w:rPr>
+          <w:i w:val="0"/>
+        </w:rPr>
+        <w:t>How many bits does an accumulator need for exact arithmetic in a 64-tap filter with 14-bit data and 16-bit coefficients?</w:t>
+      </w:r>
+    </w:p>
+    <w:p>
+      <w:pPr/>
+      <w:r>
+        <w:rPr>
+          <w:b/>
+        </w:rPr>
+        <w:t xml:space="preserve">8. </w:t>
+      </w:r>
+      <w:r>
+        <w:rPr>
+          <w:i w:val="0"/>
+        </w:rPr>
+        <w:t>Why is the output of a fixed-point filter rounded rather than truncated?</w:t>
+      </w:r>
+    </w:p>
+    <w:p>
+      <w:pPr/>
+      <w:r>
+        <w:rPr>
+          <w:b/>
+        </w:rPr>
+        <w:t xml:space="preserve">9. </w:t>
+      </w:r>
+      <w:r>
+        <w:rPr>
+          <w:i w:val="0"/>
+        </w:rPr>
+        <w:t>Find the fractional-delay increment of a resampler from 61.44 MS/s to 50 MS/s.</w:t>
+      </w:r>
+    </w:p>
+    <w:p>
+      <w:pPr/>
+      <w:r>
+        <w:rPr>
+          <w:b/>
+        </w:rPr>
+        <w:t xml:space="preserve">10. </w:t>
+      </w:r>
+      <w:r>
+        <w:rPr>
+          <w:i w:val="0"/>
+        </w:rPr>
+        <w:t>Why is the center coefficient of a half-band filter exactly 0.5?</w:t>
+      </w:r>
+    </w:p>
+    <w:p>
       <w:pPr>
         <w:pStyle w:val="Heading1"/>
       </w:pPr>
@@ -3790,6 +6338,198 @@
         <w:rPr>
           <w:i w:val="0"/>
         </w:rPr>
+        <w:t>10.5 Synchronizing a Wi-Fi packet, step by step</w:t>
+      </w:r>
+    </w:p>
+    <w:p>
+      <w:pPr/>
+      <w:r>
+        <w:rPr>
+          <w:i w:val="0"/>
+        </w:rPr>
+        <w:t>The 802.11a/g/n/ac/ax preamble shows how the estimation pieces of this chapter fit together in less than 20 µs. The legacy short training field repeats a 0.8 µs pattern ten times. The receiver correlates the incoming samples with a copy delayed by 0.8 µs; the correlation magnitude rises as soon as a packet arrives, which detects it and gives a coarse timing, and its phase gives a coarse frequency estimate with a range of ±1/(2 × 0.8 µs) = ±625 kHz. After that correction, the long training field repeats a 3.2 µs symbol twice. The same correlation over the longer lag refines the frequency with a range of ±156 kHz and about four times better accuracy, and a cross-correlation with the known symbol fixes the FFT window to within a sample. The pilots in every following symbol track the residual phase, as Section 10.3 describes.</w:t>
+      </w:r>
+    </w:p>
+    <w:p>
+      <w:pPr>
+        <w:pStyle w:val="Heading2"/>
+      </w:pPr>
+      <w:r>
+        <w:rPr>
+          <w:i w:val="0"/>
+        </w:rPr>
+        <w:t>10.6 Finding a 5G cell</w:t>
+      </w:r>
+    </w:p>
+    <w:p>
+      <w:pPr/>
+      <w:r>
+        <w:rPr>
+          <w:i w:val="0"/>
+        </w:rPr>
+        <w:t>A 5G handset that switches on knows neither the cell, nor the timing, nor its own frequency error. The base station broadcasts a synchronization signal block, four OFDM symbols over 240 subcarriers, every 20 ms by default. Its primary synchronization signal is one of three length-127 m-sequences; the handset correlates for all three at a few candidate frequencies, which gives the symbol timing, a coarse frequency offset, and the cell's identity within its group. The secondary signal, a length-127 Gold sequence, gives one of 336 groups, so 3 × 336 = 1008 physical cell identities in all. The broadcast channel in the same block then delivers the frame timing and the system information needed to read the rest. Because the block sits on a coarse global raster rather than in the middle of every carrier, the search is limited to a few thousand candidate frequencies across all bands.</w:t>
+      </w:r>
+    </w:p>
+    <w:p>
+      <w:pPr>
+        <w:pStyle w:val="Heading2"/>
+      </w:pPr>
+      <w:r>
+        <w:rPr>
+          <w:i w:val="0"/>
+        </w:rPr>
+        <w:t>Worked Example 10.4</w:t>
+      </w:r>
+    </w:p>
+    <w:p>
+      <w:pPr/>
+      <w:r>
+        <w:rPr>
+          <w:b/>
+        </w:rPr>
+        <w:t xml:space="preserve">Problem. </w:t>
+      </w:r>
+      <w:r>
+        <w:rPr>
+          <w:i w:val="0"/>
+        </w:rPr>
+        <w:t>A 5.8 GHz Wi-Fi link has crystals of ±20 ppm at both ends. Find the worst-case frequency offset, and say whether the long training field alone could estimate it.</w:t>
+      </w:r>
+    </w:p>
+    <w:p>
+      <w:pPr/>
+      <w:r>
+        <w:rPr>
+          <w:b/>
+        </w:rPr>
+        <w:t xml:space="preserve">Solution. </w:t>
+      </w:r>
+      <w:r>
+        <w:rPr>
+          <w:i w:val="0"/>
+        </w:rPr>
+        <w:t>The worst case is 40 ppm of 5.8 GHz, 232 kHz. The long training field's range is ±156 kHz, so it alone would alias; the short training field's ±625 kHz covers it with margin. After the coarse correction, the residual error, a few kilohertz, is well inside the long field's range, which then refines it. This two-stage design is why the standard allows ±20 ppm crystals.</w:t>
+      </w:r>
+    </w:p>
+    <w:p>
+      <w:pPr>
+        <w:pStyle w:val="Heading2"/>
+      </w:pPr>
+      <w:r>
+        <w:rPr>
+          <w:i w:val="0"/>
+        </w:rPr>
+        <w:t>Worked Example 10.5</w:t>
+      </w:r>
+    </w:p>
+    <w:p>
+      <w:pPr/>
+      <w:r>
+        <w:rPr>
+          <w:b/>
+        </w:rPr>
+        <w:t xml:space="preserve">Problem. </w:t>
+      </w:r>
+      <w:r>
+        <w:rPr>
+          <w:i w:val="0"/>
+        </w:rPr>
+        <w:t>A handset searches for the primary synchronization signal at 3.5 GHz with a 10 ppm crystal and 30 kHz subcarrier spacing. How many frequency hypotheses must it test if each covers ±7.5 kHz?</w:t>
+      </w:r>
+    </w:p>
+    <w:p>
+      <w:pPr/>
+      <w:r>
+        <w:rPr>
+          <w:b/>
+        </w:rPr>
+        <w:t xml:space="preserve">Solution. </w:t>
+      </w:r>
+      <w:r>
+        <w:rPr>
+          <w:i w:val="0"/>
+        </w:rPr>
+        <w:t>The uncertainty is ±35 kHz, 70 kHz wide. Each hypothesis covers 15 kHz, so ⌈70/15⌉ = 5 hypotheses, each correlated against three sequences, 15 correlations per timing position. The handset's temperature-compensated oscillator, often ±2 ppm, cuts this to ±7 kHz and a single hypothesis, which is why every phone has one.</w:t>
+      </w:r>
+    </w:p>
+    <w:p>
+      <w:pPr>
+        <w:pStyle w:val="Heading2"/>
+      </w:pPr>
+      <w:r>
+        <w:rPr>
+          <w:i w:val="0"/>
+        </w:rPr>
+        <w:t>10.7 Timing loops and clock drift</w:t>
+      </w:r>
+    </w:p>
+    <w:p>
+      <w:pPr/>
+      <w:r>
+        <w:rPr>
+          <w:i w:val="0"/>
+        </w:rPr>
+        <w:t>Symbol timing must not only be found but held. The transmitter's symbol clock and the receiver's sampling clock come from different crystals, so even after acquisition the ideal sampling instant slides at the rate of their frequency difference. A timing-error detector produces a signal proportional to the timing error once per symbol; the Gardner detector does this with two samples per symbol and without knowing the carrier phase, which lets it run before the carrier loop has locked. A loop filter integrates the error and steers the Farrow interpolator of Chapter 9 so that its fractional delay μ ramps at the rate of the drift. When μ wraps past one sample, the interpolator inserts or drops a sample, and the loop continues without a glitch.</w:t>
+      </w:r>
+    </w:p>
+    <w:p>
+      <w:pPr>
+        <w:pStyle w:val="Heading2"/>
+      </w:pPr>
+      <w:r>
+        <w:rPr>
+          <w:i w:val="0"/>
+        </w:rPr>
+        <w:t>Worked Example 10.6</w:t>
+      </w:r>
+    </w:p>
+    <w:p>
+      <w:pPr/>
+      <w:r>
+        <w:rPr>
+          <w:b/>
+        </w:rPr>
+        <w:t xml:space="preserve">Problem. </w:t>
+      </w:r>
+      <w:r>
+        <w:rPr>
+          <w:i w:val="0"/>
+        </w:rPr>
+        <w:t>A receiver samples a 1 MBd signal with a clock that differs from the transmitter's by 100 ppm. How often does the timing slip by a whole symbol, and how fast does μ ramp?</w:t>
+      </w:r>
+    </w:p>
+    <w:p>
+      <w:pPr/>
+      <w:r>
+        <w:rPr>
+          <w:b/>
+        </w:rPr>
+        <w:t xml:space="preserve">Solution. </w:t>
+      </w:r>
+      <w:r>
+        <w:rPr>
+          <w:i w:val="0"/>
+        </w:rPr>
+        <w:t>The timing slides by 10⁻⁴ of a symbol per symbol, so a whole symbol slips every 10⁴ symbols, every 10 ms. At two samples per symbol, μ ramps by 2 × 10⁻⁴ of a sample per symbol and wraps every 5000 symbols, 5 ms. A burst of 1000 symbols drifts by only 0.1 symbol, so a short Wi-Fi packet can get by on its initial estimate and pilot tracking, while a continuous broadcast stream needs a working loop.</w:t>
+      </w:r>
+    </w:p>
+    <w:p>
+      <w:pPr/>
+      <w:r>
+        <w:rPr>
+          <w:i w:val="0"/>
+        </w:rPr>
+        <w:t>Synchronization brings the samples onto the right frequency and the right time. What remains of the channel's echoes must be undone by an equalizer, the subject of Chapter 11.</w:t>
+      </w:r>
+    </w:p>
+    <w:p>
+      <w:pPr>
+        <w:pStyle w:val="Heading2"/>
+      </w:pPr>
+      <w:r>
+        <w:rPr>
+          <w:i w:val="0"/>
+        </w:rPr>
         <w:t>Practice</w:t>
       </w:r>
     </w:p>
@@ -3884,6 +6624,66 @@
       </w:r>
     </w:p>
     <w:p>
+      <w:pPr/>
+      <w:r>
+        <w:rPr>
+          <w:b/>
+        </w:rPr>
+        <w:t xml:space="preserve">7. </w:t>
+      </w:r>
+      <w:r>
+        <w:rPr>
+          <w:i w:val="0"/>
+        </w:rPr>
+        <w:t>Find the unambiguous frequency range of a preamble whose repeated segment lasts 1.6 µs.</w:t>
+      </w:r>
+    </w:p>
+    <w:p>
+      <w:pPr/>
+      <w:r>
+        <w:rPr>
+          <w:b/>
+        </w:rPr>
+        <w:t xml:space="preserve">8. </w:t>
+      </w:r>
+      <w:r>
+        <w:rPr>
+          <w:i w:val="0"/>
+        </w:rPr>
+        <w:t>How many physical cell identities does 5G NR define, and how are they split between the primary and secondary signals?</w:t>
+      </w:r>
+    </w:p>
+    <w:p>
+      <w:pPr/>
+      <w:r>
+        <w:rPr>
+          <w:b/>
+        </w:rPr>
+        <w:t xml:space="preserve">9. </w:t>
+      </w:r>
+      <w:r>
+        <w:rPr>
+          <w:i w:val="0"/>
+        </w:rPr>
+        <w:t>A 2.4 GHz link has ±25 ppm crystals at each end. Does the short training field's range cover the worst case?</w:t>
+      </w:r>
+    </w:p>
+    <w:p>
+      <w:pPr/>
+      <w:r>
+        <w:rPr>
+          <w:b/>
+        </w:rPr>
+        <w:t xml:space="preserve">10. </w:t>
+      </w:r>
+      <w:r>
+        <w:rPr>
+          <w:i w:val="0"/>
+        </w:rPr>
+        <w:t>How far does the sampling instant drift during a 2 ms packet at 10 MBd with a 40 ppm clock difference?</w:t>
+      </w:r>
+    </w:p>
+    <w:p>
       <w:pPr>
         <w:pStyle w:val="Heading1"/>
       </w:pPr>
@@ -4141,6 +6941,198 @@
         <w:rPr>
           <w:i w:val="0"/>
         </w:rPr>
+        <w:t>11.6 Maximum-likelihood sequence estimation</w:t>
+      </w:r>
+    </w:p>
+    <w:p>
+      <w:pPr/>
+      <w:r>
+        <w:rPr>
+          <w:i w:val="0"/>
+        </w:rPr>
+        <w:t>A linear equalizer inverts the channel and pays in noise enhancement; a decision-feedback equalizer pays in error propagation. The optimum receiver for a channel with a short, known memory does neither. It asks which whole sequence of symbols, passed through the measured channel, would best explain the received samples, and the Viterbi algorithm of Chapter 7 finds it, with the channel's memory playing the role of the encoder's shift register. For a binary modulation and a channel that spans L + 1 symbols, the trellis has 2^L states. GSM is the classic case: its symbols last 3.69 µs and a hilly-terrain echo profile spans about four symbols beyond the main one, so GSM receivers run a 16-state Viterbi equalizer on every burst, using the 26-bit training sequence in the middle of the burst to measure the channel first. The cost grows as M^L, so MLSE is practical only for small constellations and short channels; for 64-QAM over ten symbols it would need 10¹⁸ states.</w:t>
+      </w:r>
+    </w:p>
+    <w:p>
+      <w:pPr>
+        <w:pStyle w:val="Heading2"/>
+      </w:pPr>
+      <w:r>
+        <w:rPr>
+          <w:i w:val="0"/>
+        </w:rPr>
+        <w:t>11.7 Frequency-domain equalization for a single carrier</w:t>
+      </w:r>
+    </w:p>
+    <w:p>
+      <w:pPr/>
+      <w:r>
+        <w:rPr>
+          <w:i w:val="0"/>
+        </w:rPr>
+        <w:t>The OFDM equalizer of Section 11.5 is cheap because the cyclic prefix lets the FFT turn the channel into a set of complex gains. A single-carrier signal can borrow the same trick. The transmitter sends blocks of N symbols, each with a cyclic prefix; the receiver takes an FFT of the block, multiplies each bin by an MMSE coefficient H*(k)/(|H(k)|² + σ²/Es), and returns to the time domain with an inverse FFT before deciding the symbols. This is single-carrier frequency-domain equalization. It keeps the low peak-to-average ratio of a single carrier, which is why it underlies the DFT-spread OFDM uplink of Section 6.6 and the 802.11ad millimeter-wave single-carrier mode, and its cost per symbol grows only as log N, however long the echo.</w:t>
+      </w:r>
+    </w:p>
+    <w:p>
+      <w:pPr>
+        <w:pStyle w:val="Heading2"/>
+      </w:pPr>
+      <w:r>
+        <w:rPr>
+          <w:i w:val="0"/>
+        </w:rPr>
+        <w:t>Worked Example 11.3</w:t>
+      </w:r>
+    </w:p>
+    <w:p>
+      <w:pPr/>
+      <w:r>
+        <w:rPr>
+          <w:b/>
+        </w:rPr>
+        <w:t xml:space="preserve">Problem. </w:t>
+      </w:r>
+      <w:r>
+        <w:rPr>
+          <w:i w:val="0"/>
+        </w:rPr>
+        <w:t>A 100 MBd single-carrier link sees echoes up to 2 µs. Compare the complex multiplications per symbol of a time-domain equalizer with twice as many taps as the channel span and of a frequency-domain equalizer on 1024-symbol blocks.</w:t>
+      </w:r>
+    </w:p>
+    <w:p>
+      <w:pPr/>
+      <w:r>
+        <w:rPr>
+          <w:b/>
+        </w:rPr>
+        <w:t xml:space="preserve">Solution. </w:t>
+      </w:r>
+      <w:r>
+        <w:rPr>
+          <w:i w:val="0"/>
+        </w:rPr>
+        <w:t>The channel spans 2 µs × 100 MBd = 200 symbols, so the time-domain equalizer has about 400 taps and needs about 400 multiplications per symbol. A 1024-point FFT and inverse FFT need about 2 × 512 × 10 = 10 240 multiplications, plus 1024 for the equalizer coefficients, 11 264 per block, or 11 per symbol: 36 times fewer. The prefix of at least 200 symbols costs 200/1224 = 16 % of the time, the price of the saving.</w:t>
+      </w:r>
+    </w:p>
+    <w:p>
+      <w:pPr>
+        <w:pStyle w:val="Heading2"/>
+      </w:pPr>
+      <w:r>
+        <w:rPr>
+          <w:i w:val="0"/>
+        </w:rPr>
+        <w:t>Worked Example 11.4</w:t>
+      </w:r>
+    </w:p>
+    <w:p>
+      <w:pPr/>
+      <w:r>
+        <w:rPr>
+          <w:b/>
+        </w:rPr>
+        <w:t xml:space="preserve">Problem. </w:t>
+      </w:r>
+      <w:r>
+        <w:rPr>
+          <w:i w:val="0"/>
+        </w:rPr>
+        <w:t>How many states does an MLSE equalizer need for QPSK over a channel spanning three symbols, and for 8-PSK over the same channel?</w:t>
+      </w:r>
+    </w:p>
+    <w:p>
+      <w:pPr/>
+      <w:r>
+        <w:rPr>
+          <w:b/>
+        </w:rPr>
+        <w:t xml:space="preserve">Solution. </w:t>
+      </w:r>
+      <w:r>
+        <w:rPr>
+          <w:i w:val="0"/>
+        </w:rPr>
+        <w:t>The memory is L = 2 symbols. QPSK gives 4² = 16 states and 8-PSK 8² = 64 states. The EDGE extension of GSM used 8-PSK and so moved most receivers to reduced-state sequence estimators that keep only the most likely few states.</w:t>
+      </w:r>
+    </w:p>
+    <w:p>
+      <w:pPr>
+        <w:pStyle w:val="Heading2"/>
+      </w:pPr>
+      <w:r>
+        <w:rPr>
+          <w:i w:val="0"/>
+        </w:rPr>
+        <w:t>11.8 Equalization in a wireline SerDes</w:t>
+      </w:r>
+    </w:p>
+    <w:p>
+      <w:pPr/>
+      <w:r>
+        <w:rPr>
+          <w:i w:val="0"/>
+        </w:rPr>
+        <w:t>The PAM4 links of Chapter 1 depend on equalizers as much as any radio. A copper channel at 26.6 GHz can lose 30 dB or more, and the loss rises steadily with frequency, so a pulse smears over many symbols. A 112 Gbit/s receiver therefore stacks three equalizers. A transmitter feed-forward equalizer of three to five taps pre-distorts each symbol. A continuous-time linear equalizer, an analog filter with a zero below the Nyquist frequency, lifts the high frequencies by 10 to 20 dB. Then the receiver samples the signal, often with a 6- or 7-bit converter running at the symbol rate, and a digital FFE and DFE remove the rest. The DFE is particularly effective here because the channel's postcursor interference is long but predictable, and its error propagation is contained by the strong forward error correction that follows.</w:t>
+      </w:r>
+    </w:p>
+    <w:p>
+      <w:pPr>
+        <w:pStyle w:val="Heading2"/>
+      </w:pPr>
+      <w:r>
+        <w:rPr>
+          <w:i w:val="0"/>
+        </w:rPr>
+        <w:t>Worked Example 11.5</w:t>
+      </w:r>
+    </w:p>
+    <w:p>
+      <w:pPr/>
+      <w:r>
+        <w:rPr>
+          <w:b/>
+        </w:rPr>
+        <w:t xml:space="preserve">Problem. </w:t>
+      </w:r>
+      <w:r>
+        <w:rPr>
+          <w:i w:val="0"/>
+        </w:rPr>
+        <w:t>A backplane channel loses 12 dB at 6.6 GHz and 30 dB at 26.6 GHz. The receiver's linear equalizer provides 15 dB of boost at 26.6 GHz relative to low frequencies. How much loss must the digital equalizer still handle at the Nyquist frequency of a 53.125 GBd PAM4 signal, measured from the 6.6 GHz point?</w:t>
+      </w:r>
+    </w:p>
+    <w:p>
+      <w:pPr/>
+      <w:r>
+        <w:rPr>
+          <w:b/>
+        </w:rPr>
+        <w:t xml:space="preserve">Solution. </w:t>
+      </w:r>
+      <w:r>
+        <w:rPr>
+          <w:i w:val="0"/>
+        </w:rPr>
+        <w:t>The channel's slope between 6.6 and 26.6 GHz is 30 − 12 = 18 dB. The CTLE removes 15 dB, leaving about 3 dB of residual tilt, plus whatever the CTLE's boost does below 6.6 GHz, which a few DFE and FFE taps handle easily. Without the CTLE, the digital equalizer would face 18 dB of tilt and would amplify the converter's noise by roughly that much at high frequencies, the noise enhancement of Section 11.2.</w:t>
+      </w:r>
+    </w:p>
+    <w:p>
+      <w:pPr/>
+      <w:r>
+        <w:rPr>
+          <w:i w:val="0"/>
+        </w:rPr>
+        <w:t>Equalization completes the work of undoing a single carrier's channel. Chapter 12 turns to a different strategy: waveforms that are spread out deliberately, so that narrowband interference, fading, and even other users matter less.</w:t>
+      </w:r>
+    </w:p>
+    <w:p>
+      <w:pPr>
+        <w:pStyle w:val="Heading2"/>
+      </w:pPr>
+      <w:r>
+        <w:rPr>
+          <w:i w:val="0"/>
+        </w:rPr>
         <w:t>Practice</w:t>
       </w:r>
     </w:p>
@@ -4235,6 +7227,51 @@
       </w:r>
     </w:p>
     <w:p>
+      <w:pPr/>
+      <w:r>
+        <w:rPr>
+          <w:b/>
+        </w:rPr>
+        <w:t xml:space="preserve">7. </w:t>
+      </w:r>
+      <w:r>
+        <w:rPr>
+          <w:i w:val="0"/>
+        </w:rPr>
+        <w:t>How many trellis states does an MLSE equalizer need for binary symbols on a channel that spans six symbols?</w:t>
+      </w:r>
+    </w:p>
+    <w:p>
+      <w:pPr/>
+      <w:r>
+        <w:rPr>
+          <w:b/>
+        </w:rPr>
+        <w:t xml:space="preserve">8. </w:t>
+      </w:r>
+      <w:r>
+        <w:rPr>
+          <w:i w:val="0"/>
+        </w:rPr>
+        <w:t>Why does single-carrier frequency-domain equalization need a cyclic prefix?</w:t>
+      </w:r>
+    </w:p>
+    <w:p>
+      <w:pPr/>
+      <w:r>
+        <w:rPr>
+          <w:b/>
+        </w:rPr>
+        <w:t xml:space="preserve">9. </w:t>
+      </w:r>
+      <w:r>
+        <w:rPr>
+          <w:i w:val="0"/>
+        </w:rPr>
+        <w:t>Why can a SerDes DFE tolerate error propagation better than a radio equalizer?</w:t>
+      </w:r>
+    </w:p>
+    <w:p>
       <w:pPr>
         <w:pStyle w:val="Heading1"/>
       </w:pPr>
@@ -4492,6 +7529,198 @@
         <w:rPr>
           <w:i w:val="0"/>
         </w:rPr>
+        <w:t>12.6 MSK and GMSK: FSK with a smooth phase</w:t>
+      </w:r>
+    </w:p>
+    <w:p>
+      <w:pPr/>
+      <w:r>
+        <w:rPr>
+          <w:i w:val="0"/>
+        </w:rPr>
+        <w:t>Plain FSK switches between two oscillators and can leave the phase jumping at each symbol boundary, which spreads the spectrum. Continuous-phase FSK with a modulation index h = Δf_pp T = 0.5, the smallest spacing at which the two tones are orthogonal, is minimum-shift keying. Its phase moves by exactly ±90° per bit along a continuous path, the envelope is constant, and the spectrum falls off as 1/f⁴. Passing the bits through a Gaussian filter before the frequency modulator smooths the frequency transitions further and narrows the spectrum: that is GMSK, with the filter's bandwidth-time product BT setting the trade. GSM uses BT = 0.3, so a 270.833 kbit/s signal fits a 200 kHz channel; Bluetooth uses Gaussian FSK with BT = 0.5 and h between 0.28 and 0.35. The constant envelope lets the transmitter run its amplifier saturated, at full efficiency, which is why every second-generation phone and every Bluetooth earbud uses it.</w:t>
+      </w:r>
+    </w:p>
+    <w:p>
+      <w:pPr>
+        <w:pStyle w:val="Heading2"/>
+      </w:pPr>
+      <w:r>
+        <w:rPr>
+          <w:i w:val="0"/>
+        </w:rPr>
+        <w:t>12.7 GPS: spreading as a ranging tool</w:t>
+      </w:r>
+    </w:p>
+    <w:p>
+      <w:pPr/>
+      <w:r>
+        <w:rPr>
+          <w:i w:val="0"/>
+        </w:rPr>
+        <w:t>The GPS L1 C/A signal is direct-sequence spread spectrum used for two purposes. Each satellite spreads a 50 bit/s navigation message with its own 1023-chip Gold code at 1.023 Mchip/s, so all satellites share one frequency, 1575.42 MHz, and the receiver separates them by correlating with each code: code-division multiple access. The processing gain from 1.023 Mchip/s to 50 bit/s is 43 dB, which is what lets the receiver use a signal that arrives far below the noise. The same correlation peak marks the arrival time to a small fraction of a chip, 293 m, and the time is the range of Chapter 16. Galileo, BeiDou, and the newer GPS L5 signal use longer codes and faster chips for the same reasons.</w:t>
+      </w:r>
+    </w:p>
+    <w:p>
+      <w:pPr>
+        <w:pStyle w:val="Heading2"/>
+      </w:pPr>
+      <w:r>
+        <w:rPr>
+          <w:i w:val="0"/>
+        </w:rPr>
+        <w:t>Worked Example 12.3</w:t>
+      </w:r>
+    </w:p>
+    <w:p>
+      <w:pPr/>
+      <w:r>
+        <w:rPr>
+          <w:b/>
+        </w:rPr>
+        <w:t xml:space="preserve">Problem. </w:t>
+      </w:r>
+      <w:r>
+        <w:rPr>
+          <w:i w:val="0"/>
+        </w:rPr>
+        <w:t>The GPS C/A signal arrives at the specified minimum of −128.5 dBm. A receiver has a noise figure of 2 dB. Find the C/N0, the SNR in the 2 MHz receiver band, and Eb/N0 for the 50 bit/s data.</w:t>
+      </w:r>
+    </w:p>
+    <w:p>
+      <w:pPr/>
+      <w:r>
+        <w:rPr>
+          <w:b/>
+        </w:rPr>
+        <w:t xml:space="preserve">Solution. </w:t>
+      </w:r>
+      <w:r>
+        <w:rPr>
+          <w:i w:val="0"/>
+        </w:rPr>
+        <w:t>The noise density is −174 + 2 = −172 dBm/Hz, so C/N0 = −128.5 − (−172) = 43.5 dB-Hz. In 2 MHz, which is 63.0 dB-Hz, the SNR is 43.5 − 63.0 = −19.5 dB: the signal is buried 20 dB under the noise. After despreading, the 50 bit/s data see Eb/N0 = 43.5 − 17.0 = 26.5 dB, far more than BPSK needs. The margin is used to track the code and carrier through foliage and to acquire weak signals indoors.</w:t>
+      </w:r>
+    </w:p>
+    <w:p>
+      <w:pPr>
+        <w:pStyle w:val="Heading2"/>
+      </w:pPr>
+      <w:r>
+        <w:rPr>
+          <w:i w:val="0"/>
+        </w:rPr>
+        <w:t>Worked Example 12.4</w:t>
+      </w:r>
+    </w:p>
+    <w:p>
+      <w:pPr/>
+      <w:r>
+        <w:rPr>
+          <w:b/>
+        </w:rPr>
+        <w:t xml:space="preserve">Problem. </w:t>
+      </w:r>
+      <w:r>
+        <w:rPr>
+          <w:i w:val="0"/>
+        </w:rPr>
+        <w:t>A LoRa receiver has a noise figure of 6 dB. Find its sensitivity at SF12 in a 125 kHz bandwidth, where demodulation needs an SNR of −20 dB, and at SF7, where it needs −7.5 dB.</w:t>
+      </w:r>
+    </w:p>
+    <w:p>
+      <w:pPr/>
+      <w:r>
+        <w:rPr>
+          <w:b/>
+        </w:rPr>
+        <w:t xml:space="preserve">Solution. </w:t>
+      </w:r>
+      <w:r>
+        <w:rPr>
+          <w:i w:val="0"/>
+        </w:rPr>
+        <w:t>The noise in 125 kHz is −174 + 51.0 + 6 = −117.0 dBm. At SF12 the sensitivity is −117.0 − 20 = −137 dBm, the figure on the Semtech SX1276 data sheet; at SF7, −124.5 dBm. The 12.5 dB difference costs a factor of 5468.75/293 = 18.7 in bit rate, 5.5 kbit/s against 293 bit/s.</w:t>
+      </w:r>
+    </w:p>
+    <w:p>
+      <w:pPr>
+        <w:pStyle w:val="Heading2"/>
+      </w:pPr>
+      <w:r>
+        <w:rPr>
+          <w:i w:val="0"/>
+        </w:rPr>
+        <w:t>12.8 Adaptive frequency hopping in Bluetooth</w:t>
+      </w:r>
+    </w:p>
+    <w:p>
+      <w:pPr/>
+      <w:r>
+        <w:rPr>
+          <w:i w:val="0"/>
+        </w:rPr>
+        <w:t>Classic Bluetooth hops across 79 channels of 1 MHz at 1600 hops per second, so a single 625 µs slot occupies one channel and a packet hit by Wi-Fi is simply resent on another. With three or four busy Wi-Fi networks covering much of the 2.4 GHz band, random hopping would lose a large share of packets. Adaptive frequency hopping, introduced in Bluetooth 1.2, lets the central device classify channels as good or bad from its error statistics and remap hops away from the bad ones, down to a minimum of 20 channels. BLE applies the same idea to its 37 data channels with a channel map that both ends update. This is why a Bluetooth headset and a Wi-Fi laptop can work side by side without coordination.</w:t>
+      </w:r>
+    </w:p>
+    <w:p>
+      <w:pPr>
+        <w:pStyle w:val="Heading2"/>
+      </w:pPr>
+      <w:r>
+        <w:rPr>
+          <w:i w:val="0"/>
+        </w:rPr>
+        <w:t>Worked Example 12.5</w:t>
+      </w:r>
+    </w:p>
+    <w:p>
+      <w:pPr/>
+      <w:r>
+        <w:rPr>
+          <w:b/>
+        </w:rPr>
+        <w:t xml:space="preserve">Problem. </w:t>
+      </w:r>
+      <w:r>
+        <w:rPr>
+          <w:i w:val="0"/>
+        </w:rPr>
+        <w:t>A Wi-Fi network occupies 20 MHz of the 2.4 GHz band continuously. What fraction of classic Bluetooth's 79 channels does it block, and what fraction of hops does it hit with and without adaptive hopping?</w:t>
+      </w:r>
+    </w:p>
+    <w:p>
+      <w:pPr/>
+      <w:r>
+        <w:rPr>
+          <w:b/>
+        </w:rPr>
+        <w:t xml:space="preserve">Solution. </w:t>
+      </w:r>
+      <w:r>
+        <w:rPr>
+          <w:i w:val="0"/>
+        </w:rPr>
+        <w:t>20 MHz covers about 20 of the 79 channels, 25 %. Random hopping lands on them 25 % of the time, a packet loss rate no audio link tolerates. Adaptive hopping removes those 20 from the map and hops over the remaining 59, so the collision rate falls to near zero, at the cost of slightly less frequency diversity against fading.</w:t>
+      </w:r>
+    </w:p>
+    <w:p>
+      <w:pPr/>
+      <w:r>
+        <w:rPr>
+          <w:i w:val="0"/>
+        </w:rPr>
+        <w:t>FSK, spreading, hopping, and chirps buy robustness at the cost of spectral efficiency. With the waveforms settled, Chapter 13 returns to the receiver's knowledge of the channel and asks how pilots provide it.</w:t>
+      </w:r>
+    </w:p>
+    <w:p>
+      <w:pPr>
+        <w:pStyle w:val="Heading2"/>
+      </w:pPr>
+      <w:r>
+        <w:rPr>
+          <w:i w:val="0"/>
+        </w:rPr>
         <w:t>Practice</w:t>
       </w:r>
     </w:p>
@@ -4586,6 +7815,66 @@
       </w:r>
     </w:p>
     <w:p>
+      <w:pPr/>
+      <w:r>
+        <w:rPr>
+          <w:b/>
+        </w:rPr>
+        <w:t xml:space="preserve">7. </w:t>
+      </w:r>
+      <w:r>
+        <w:rPr>
+          <w:i w:val="0"/>
+        </w:rPr>
+        <w:t>Find the processing gain of a DSSS system that spreads 1 kbit/s data at 1.023 Mchip/s.</w:t>
+      </w:r>
+    </w:p>
+    <w:p>
+      <w:pPr/>
+      <w:r>
+        <w:rPr>
+          <w:b/>
+        </w:rPr>
+        <w:t xml:space="preserve">8. </w:t>
+      </w:r>
+      <w:r>
+        <w:rPr>
+          <w:i w:val="0"/>
+        </w:rPr>
+        <w:t>What modulation index makes binary FSK minimum-shift keying, and what is its tone spacing at 1 Mbit/s?</w:t>
+      </w:r>
+    </w:p>
+    <w:p>
+      <w:pPr/>
+      <w:r>
+        <w:rPr>
+          <w:b/>
+        </w:rPr>
+        <w:t xml:space="preserve">9. </w:t>
+      </w:r>
+      <w:r>
+        <w:rPr>
+          <w:i w:val="0"/>
+        </w:rPr>
+        <w:t>A GPS signal arrives at −130 dBm into a receiver with a 3 dB noise figure. Find C/N0.</w:t>
+      </w:r>
+    </w:p>
+    <w:p>
+      <w:pPr/>
+      <w:r>
+        <w:rPr>
+          <w:b/>
+        </w:rPr>
+        <w:t xml:space="preserve">10. </w:t>
+      </w:r>
+      <w:r>
+        <w:rPr>
+          <w:i w:val="0"/>
+        </w:rPr>
+        <w:t>How long does a classic Bluetooth slot last, and how many hops per second does that give?</w:t>
+      </w:r>
+    </w:p>
+    <w:p>
       <w:pPr>
         <w:pStyle w:val="Heading1"/>
       </w:pPr>
@@ -4812,6 +8101,220 @@
         <w:rPr>
           <w:i w:val="0"/>
         </w:rPr>
+        <w:t>13.5 How dense must the pilots be?</w:t>
+      </w:r>
+    </w:p>
+    <w:p>
+      <w:pPr/>
+      <w:r>
+        <w:rPr>
+          <w:i w:val="0"/>
+        </w:rPr>
+        <w:t>Pilots sample the channel in two dimensions, and each dimension has its own Nyquist rule. Across frequency, the channel's response varies on the scale of the coherence bandwidth, which is set by the delay spread; pilots spaced D_f subcarriers apart can represent a channel whose impulse response is shorter than 1/(D_f Δf). Across time, the channel changes at the Doppler rate; pilots repeated every D_t symbols of duration T_s must satisfy D_t T_s &lt; 1/(2 f_d). Designers leave a factor of two of margin on both, because interpolation filters are not ideal and the noise on each pilot needs averaging. LTE's cell reference signal uses a spacing of six subcarriers on each antenna port, staggered between symbols so that two symbols together sample every third subcarrier. 5G NR leaves the density configurable: one front-loaded demodulation reference symbol per slot for slow users, up to three additional ones for fast trains.</w:t>
+      </w:r>
+    </w:p>
+    <w:p>
+      <w:pPr>
+        <w:jc w:val="center"/>
+      </w:pPr>
+      <w:r>
+        <w:rPr>
+          <w:i w:val="0"/>
+        </w:rPr>
+        <w:t>Df Δf τmax &lt; 1,    Dt Ts &lt; 1 / (2 fd)</w:t>
+      </w:r>
+    </w:p>
+    <w:p>
+      <w:pPr>
+        <w:pStyle w:val="Heading2"/>
+      </w:pPr>
+      <w:r>
+        <w:rPr>
+          <w:i w:val="0"/>
+        </w:rPr>
+        <w:t>13.6 Better than least squares</w:t>
+      </w:r>
+    </w:p>
+    <w:p>
+      <w:pPr/>
+      <w:r>
+        <w:rPr>
+          <w:i w:val="0"/>
+        </w:rPr>
+        <w:t>The least-squares estimate of Section 13.2 treats each pilot alone. Two kinds of prior knowledge improve it. The first is the SNR itself: for a channel coefficient of unit average power, the per-pilot MMSE estimate scales the least-squares value by SNR/(1 + SNR), which reduces the mean-square error from 1/SNR to 1/(1 + SNR), a large gain at low SNR and a negligible one at high SNR. The second is the correlation between pilots: the channel's impulse response is no longer than the cyclic prefix, so an estimate across N subcarriers can be transformed to the time domain, the taps beyond the prefix length L set to zero as pure noise, and transformed back. That DFT-based estimate cuts the noise by N/L. The full two-dimensional Wiener filter combines both, using the delay and Doppler statistics, and is what high-end base stations run; handsets usually use separable one-dimensional filters, one across frequency and one across time.</w:t>
+      </w:r>
+    </w:p>
+    <w:p>
+      <w:pPr>
+        <w:pStyle w:val="Heading2"/>
+      </w:pPr>
+      <w:r>
+        <w:rPr>
+          <w:i w:val="0"/>
+        </w:rPr>
+        <w:t>Worked Example 13.3</w:t>
+      </w:r>
+    </w:p>
+    <w:p>
+      <w:pPr/>
+      <w:r>
+        <w:rPr>
+          <w:b/>
+        </w:rPr>
+        <w:t xml:space="preserve">Problem. </w:t>
+      </w:r>
+      <w:r>
+        <w:rPr>
+          <w:i w:val="0"/>
+        </w:rPr>
+        <w:t>A 5G NR user moves at 120 km/h at 3.5 GHz with 30 kHz spacing, where a slot lasts 0.5 ms. Is one reference symbol per slot enough? Repeat for a high-speed train at 500 km/h.</w:t>
+      </w:r>
+    </w:p>
+    <w:p>
+      <w:pPr/>
+      <w:r>
+        <w:rPr>
+          <w:b/>
+        </w:rPr>
+        <w:t xml:space="preserve">Solution. </w:t>
+      </w:r>
+      <w:r>
+        <w:rPr>
+          <w:i w:val="0"/>
+        </w:rPr>
+        <w:t>At 120 km/h, 33.3 m/s, the Doppler shift is 33.3 × 3.5 × 10⁹/(3 × 10⁸) = 389 Hz, so the channel must be sampled at least every 1/(2 × 389) = 1.29 ms. One reference symbol per 0.5 ms slot samples it 2.6 times faster than the limit, adequate. At 500 km/h the Doppler is 1.62 kHz and the limit 0.31 ms, shorter than a slot: at least two, and with margin three or four, reference symbols per slot are needed, which is why the standard allows additional ones.</w:t>
+      </w:r>
+    </w:p>
+    <w:p>
+      <w:pPr>
+        <w:pStyle w:val="Heading2"/>
+      </w:pPr>
+      <w:r>
+        <w:rPr>
+          <w:i w:val="0"/>
+        </w:rPr>
+        <w:t>Worked Example 13.4</w:t>
+      </w:r>
+    </w:p>
+    <w:p>
+      <w:pPr/>
+      <w:r>
+        <w:rPr>
+          <w:b/>
+        </w:rPr>
+        <w:t xml:space="preserve">Problem. </w:t>
+      </w:r>
+      <w:r>
+        <w:rPr>
+          <w:i w:val="0"/>
+        </w:rPr>
+        <w:t>A pilot is received at an SNR of 5 dB. Compare the mean-square error of the least-squares and per-pilot MMSE estimates. Then find the gain of a DFT-based estimator over 64 pilots for a channel no longer than 16 taps.</w:t>
+      </w:r>
+    </w:p>
+    <w:p>
+      <w:pPr/>
+      <w:r>
+        <w:rPr>
+          <w:b/>
+        </w:rPr>
+        <w:t xml:space="preserve">Solution. </w:t>
+      </w:r>
+      <w:r>
+        <w:rPr>
+          <w:i w:val="0"/>
+        </w:rPr>
+        <w:t>SNR = 3.16. LS gives 1/3.16 = 0.316; MMSE gives 1/4.16 = 0.240, a 1.2 dB improvement. Zeroing the 48 time-domain taps beyond the channel length keeps only 16 of 64 noise terms, a reduction of 64/16 = 4, or 6.0 dB, much more than the per-pilot scaling.</w:t>
+      </w:r>
+    </w:p>
+    <w:p>
+      <w:pPr>
+        <w:pStyle w:val="Heading2"/>
+      </w:pPr>
+      <w:r>
+        <w:rPr>
+          <w:i w:val="0"/>
+        </w:rPr>
+        <w:t>13.7 Channel aging</w:t>
+      </w:r>
+    </w:p>
+    <w:p>
+      <w:pPr/>
+      <w:r>
+        <w:rPr>
+          <w:i w:val="0"/>
+        </w:rPr>
+        <w:t>An estimate is only useful while the channel still resembles it. Under Clarke's model of uniformly scattered paths, the correlation between the channel at two instants τ apart is J₀(2π f_d τ), the zero-order Bessel function, which falls to 0.9 at f_d τ ≈ 0.10 and first crosses zero at f_d τ ≈ 0.38. A base station that beamforms with a channel measured a few milliseconds earlier is steering by a stale map: the array gain of Chapter 18 shrinks in proportion to the squared correlation, and the residual becomes interference between users. This is why massive MIMO works best for pedestrians, why 5G lets the sounding reference signal repeat every few slots, and why fast users fall back to more robust transmission modes.</w:t>
+      </w:r>
+    </w:p>
+    <w:p>
+      <w:pPr>
+        <w:jc w:val="center"/>
+      </w:pPr>
+      <w:r>
+        <w:rPr>
+          <w:i w:val="0"/>
+        </w:rPr>
+        <w:t>ρ(τ) = J₀(2π fd τ)</w:t>
+      </w:r>
+    </w:p>
+    <w:p>
+      <w:pPr>
+        <w:pStyle w:val="Heading2"/>
+      </w:pPr>
+      <w:r>
+        <w:rPr>
+          <w:i w:val="0"/>
+        </w:rPr>
+        <w:t>Worked Example 13.5</w:t>
+      </w:r>
+    </w:p>
+    <w:p>
+      <w:pPr/>
+      <w:r>
+        <w:rPr>
+          <w:b/>
+        </w:rPr>
+        <w:t xml:space="preserve">Problem. </w:t>
+      </w:r>
+      <w:r>
+        <w:rPr>
+          <w:i w:val="0"/>
+        </w:rPr>
+        <w:t>A user at 120 km/h and 3.5 GHz, with a Doppler of 389 Hz, sends sounding signals. Find the channel correlation after 0.2 ms, 0.5 ms, and 5 ms. Repeat at walking speed, 1 m/s, after 5 ms.</w:t>
+      </w:r>
+    </w:p>
+    <w:p>
+      <w:pPr/>
+      <w:r>
+        <w:rPr>
+          <w:b/>
+        </w:rPr>
+        <w:t xml:space="preserve">Solution. </w:t>
+      </w:r>
+      <w:r>
+        <w:rPr>
+          <w:i w:val="0"/>
+        </w:rPr>
+        <w:t>At 389 Hz, J₀(2π × 389 × 0.2 ms) = 0.94, J₀ at 0.5 ms = 0.66, and at 5 ms the correlation is near zero, 0.10. Precoding for this user must use estimates less than about 0.3 ms old. At 1 m/s the Doppler is 1 × 3.5 × 10⁹/(3 × 10⁸) = 11.7 Hz, and J₀(2π × 11.7 × 5 ms) = 0.97: a 5 ms sounding period is fine for a pedestrian.</w:t>
+      </w:r>
+    </w:p>
+    <w:p>
+      <w:pPr/>
+      <w:r>
+        <w:rPr>
+          <w:i w:val="0"/>
+        </w:rPr>
+        <w:t>Pilots give the receiver its view of the channel. When many users share the same channel, the base station must also decide who gets which part of it, the subject of Chapter 14.</w:t>
+      </w:r>
+    </w:p>
+    <w:p>
+      <w:pPr>
+        <w:pStyle w:val="Heading2"/>
+      </w:pPr>
+      <w:r>
+        <w:rPr>
+          <w:i w:val="0"/>
+        </w:rPr>
         <w:t>Practice</w:t>
       </w:r>
     </w:p>
@@ -4906,6 +8409,66 @@
       </w:r>
     </w:p>
     <w:p>
+      <w:pPr/>
+      <w:r>
+        <w:rPr>
+          <w:b/>
+        </w:rPr>
+        <w:t xml:space="preserve">7. </w:t>
+      </w:r>
+      <w:r>
+        <w:rPr>
+          <w:i w:val="0"/>
+        </w:rPr>
+        <w:t>Pilots are spaced every 4 subcarriers at 15 kHz spacing. What is the longest channel impulse response they can represent?</w:t>
+      </w:r>
+    </w:p>
+    <w:p>
+      <w:pPr/>
+      <w:r>
+        <w:rPr>
+          <w:b/>
+        </w:rPr>
+        <w:t xml:space="preserve">8. </w:t>
+      </w:r>
+      <w:r>
+        <w:rPr>
+          <w:i w:val="0"/>
+        </w:rPr>
+        <w:t>Find the per-pilot MMSE error at an SNR of 0 dB and its improvement over least squares.</w:t>
+      </w:r>
+    </w:p>
+    <w:p>
+      <w:pPr/>
+      <w:r>
+        <w:rPr>
+          <w:b/>
+        </w:rPr>
+        <w:t xml:space="preserve">9. </w:t>
+      </w:r>
+      <w:r>
+        <w:rPr>
+          <w:i w:val="0"/>
+        </w:rPr>
+        <w:t>Find the maximum pilot spacing in time for a Doppler shift of 100 Hz.</w:t>
+      </w:r>
+    </w:p>
+    <w:p>
+      <w:pPr/>
+      <w:r>
+        <w:rPr>
+          <w:b/>
+        </w:rPr>
+        <w:t xml:space="preserve">10. </w:t>
+      </w:r>
+      <w:r>
+        <w:rPr>
+          <w:i w:val="0"/>
+        </w:rPr>
+        <w:t>At what product of Doppler and delay does Clarke's channel correlation first reach zero?</w:t>
+      </w:r>
+    </w:p>
+    <w:p>
       <w:pPr>
         <w:pStyle w:val="Heading1"/>
       </w:pPr>
@@ -5121,6 +8684,270 @@
         <w:rPr>
           <w:i w:val="0"/>
         </w:rPr>
+        <w:t>14.5 Uplink power control</w:t>
+      </w:r>
+    </w:p>
+    <w:p>
+      <w:pPr/>
+      <w:r>
+        <w:rPr>
+          <w:i w:val="0"/>
+        </w:rPr>
+        <w:t>In the downlink one base station transmits to many users, and the near users simply receive a stronger signal. In the uplink the many users transmit to one receiver, and a handset near the tower would drown a distant one in the adjacent resource blocks unless its power were reduced. The 5G NR and LTE uplinks therefore use open-loop power control with closed-loop corrections. The handset estimates its path loss from the downlink reference signal and sets its power to a target received level per resource block, P0, plus 10 log₁₀ of the number of resource blocks, plus a fraction α of the path loss, capped at its maximum, 23 dBm for a standard handset. With α = 1 every user arrives at the same level; with fractional α, typically 0.7 to 0.8, distant users arrive weaker, which limits their interference into neighboring cells at a small cost in their own rate. Closed-loop commands of ±1 or ±3 dB fine-tune the result.</w:t>
+      </w:r>
+    </w:p>
+    <w:p>
+      <w:pPr>
+        <w:jc w:val="center"/>
+      </w:pPr>
+      <w:r>
+        <w:rPr>
+          <w:i w:val="0"/>
+        </w:rPr>
+        <w:t>P = min{Pmax, P0 + 10 log₁₀M + α PL + δ}</w:t>
+      </w:r>
+    </w:p>
+    <w:p>
+      <w:pPr>
+        <w:pStyle w:val="Heading2"/>
+      </w:pPr>
+      <w:r>
+        <w:rPr>
+          <w:i w:val="0"/>
+        </w:rPr>
+        <w:t>14.6 OFDMA in Wi-Fi 6 and 7</w:t>
+      </w:r>
+    </w:p>
+    <w:p>
+      <w:pPr/>
+      <w:r>
+        <w:rPr>
+          <w:i w:val="0"/>
+        </w:rPr>
+        <w:t>Earlier Wi-Fi gave the whole channel to one station at a time, so a hundred small packets cost a hundred preambles and a hundred backoffs. 802.11ax divides each channel into resource units: a 20 MHz channel of 242 usable tones can be split into nine 26-tone units, four 52-tone units, two 106-tone units, or one 242-tone unit, and mixtures of them. The access point schedules the units in the downlink and triggers simultaneous uplink transmissions with a trigger frame that tells each station its unit, its power, and its timing. 802.11be adds multiple resource units per station and puncturing, so a 320 MHz channel with an occupied 20 MHz slice inside it can still be used around the hole.</w:t>
+      </w:r>
+    </w:p>
+    <w:p>
+      <w:pPr>
+        <w:pStyle w:val="Heading2"/>
+      </w:pPr>
+      <w:r>
+        <w:rPr>
+          <w:i w:val="0"/>
+        </w:rPr>
+        <w:t>Worked Example 14.3</w:t>
+      </w:r>
+    </w:p>
+    <w:p>
+      <w:pPr/>
+      <w:r>
+        <w:rPr>
+          <w:b/>
+        </w:rPr>
+        <w:t xml:space="preserve">Problem. </w:t>
+      </w:r>
+      <w:r>
+        <w:rPr>
+          <w:i w:val="0"/>
+        </w:rPr>
+        <w:t>A handset has a path loss of 120 dB to its base station. With P0 = −90 dBm, α = 0.8, and an allocation of 10 resource blocks, find its transmit power. Repeat at a path loss of 140 dB.</w:t>
+      </w:r>
+    </w:p>
+    <w:p>
+      <w:pPr/>
+      <w:r>
+        <w:rPr>
+          <w:b/>
+        </w:rPr>
+        <w:t xml:space="preserve">Solution. </w:t>
+      </w:r>
+      <w:r>
+        <w:rPr>
+          <w:i w:val="0"/>
+        </w:rPr>
+        <w:t>At 120 dB, P = −90 + 10 + 0.8 × 120 = 16 dBm, below the 23 dBm cap. At 140 dB, P = −90 + 10 + 112 = 32 dBm, which is capped at 23 dBm: the handset is power-limited. The scheduler responds by giving it fewer resource blocks, which concentrates its 23 dBm in a narrower band; at 2 resource blocks the formula asks for 25 dBm, still just above the cap, so the cell edge is set here.</w:t>
+      </w:r>
+    </w:p>
+    <w:p>
+      <w:pPr>
+        <w:pStyle w:val="Heading2"/>
+      </w:pPr>
+      <w:r>
+        <w:rPr>
+          <w:i w:val="0"/>
+        </w:rPr>
+        <w:t>Worked Example 14.4</w:t>
+      </w:r>
+    </w:p>
+    <w:p>
+      <w:pPr/>
+      <w:r>
+        <w:rPr>
+          <w:b/>
+        </w:rPr>
+        <w:t xml:space="preserve">Problem. </w:t>
+      </w:r>
+      <w:r>
+        <w:rPr>
+          <w:i w:val="0"/>
+        </w:rPr>
+        <w:t>A 20 MHz Wi-Fi 6 channel serves nine stations, each on a 26-tone resource unit with 24 data tones, using 1024-QAM at rate 5/6 and a 13.6 µs symbol. Find each station's PHY rate and the total.</w:t>
+      </w:r>
+    </w:p>
+    <w:p>
+      <w:pPr/>
+      <w:r>
+        <w:rPr>
+          <w:b/>
+        </w:rPr>
+        <w:t xml:space="preserve">Solution. </w:t>
+      </w:r>
+      <w:r>
+        <w:rPr>
+          <w:i w:val="0"/>
+        </w:rPr>
+        <w:t>Each station gets 24 × 10 bits × 5/6 / 13.6 µs = 14.7 Mbit/s, and the nine together 132 Mbit/s. A single station on the whole 242-tone unit, with 234 data tones, would get 143 Mbit/s; OFDMA gives up a little capacity to the extra tone guards but serves nine stations in one transmission time instead of nine, with one preamble and one contention.</w:t>
+      </w:r>
+    </w:p>
+    <w:p>
+      <w:pPr>
+        <w:pStyle w:val="Heading2"/>
+      </w:pPr>
+      <w:r>
+        <w:rPr>
+          <w:i w:val="0"/>
+        </w:rPr>
+        <w:t>14.7 Random access in 5G</w:t>
+      </w:r>
+    </w:p>
+    <w:p>
+      <w:pPr/>
+      <w:r>
+        <w:rPr>
+          <w:i w:val="0"/>
+        </w:rPr>
+        <w:t>Scheduling needs the base station to know a user exists, and the first contact is a random access. A 5G cell offers 64 preamble sequences, Zadoff-Chu sequences whose cyclic shifts are orthogonal to each other, on periodic random-access occasions. A handset picks one at random and transmits it; the base station detects which preambles were sent, estimates each one's arrival time for the timing advance, and answers with an uplink grant. If two handsets picked the same preamble on the same occasion, both send their identity on the same grant, the base station decodes at most one, and the other times out and retries: slotted ALOHA again, but over 64 parallel codes instead of a single channel. Massive IoT deployments, where thousands of meters wake at the same moment after a power cut, are the case that stresses it.</w:t>
+      </w:r>
+    </w:p>
+    <w:p>
+      <w:pPr>
+        <w:pStyle w:val="Heading2"/>
+      </w:pPr>
+      <w:r>
+        <w:rPr>
+          <w:i w:val="0"/>
+        </w:rPr>
+        <w:t>Worked Example 14.5</w:t>
+      </w:r>
+    </w:p>
+    <w:p>
+      <w:pPr/>
+      <w:r>
+        <w:rPr>
+          <w:b/>
+        </w:rPr>
+        <w:t xml:space="preserve">Problem. </w:t>
+      </w:r>
+      <w:r>
+        <w:rPr>
+          <w:i w:val="0"/>
+        </w:rPr>
+        <w:t>Ten handsets attempt random access on the same occasion, each choosing one of 64 preambles at random. Find the probability that a given handset collides with at least one other.</w:t>
+      </w:r>
+    </w:p>
+    <w:p>
+      <w:pPr/>
+      <w:r>
+        <w:rPr>
+          <w:b/>
+        </w:rPr>
+        <w:t xml:space="preserve">Solution. </w:t>
+      </w:r>
+      <w:r>
+        <w:rPr>
+          <w:i w:val="0"/>
+        </w:rPr>
+        <w:t>Each other handset avoids its preamble with probability 63/64, so the collision probability is 1 − (63/64)⁹ = 13 %. With 30 handsets it rises to 1 − (63/64)²⁹ = 37 %, which is why networks spread the access occasions and use back-off indicators after an outage.</w:t>
+      </w:r>
+    </w:p>
+    <w:p>
+      <w:pPr>
+        <w:pStyle w:val="Heading2"/>
+      </w:pPr>
+      <w:r>
+        <w:rPr>
+          <w:i w:val="0"/>
+        </w:rPr>
+        <w:t>14.8 TDD frame structure: splitting time between the directions</w:t>
+      </w:r>
+    </w:p>
+    <w:p>
+      <w:pPr/>
+      <w:r>
+        <w:rPr>
+          <w:i w:val="0"/>
+        </w:rPr>
+        <w:t>Most mid-band 5G carriers are time-division duplexed: downlink and uplink take turns on the same frequency. The operator chooses a slot pattern, and every operator in a region must choose the same one, or a base station transmitting while its neighbor in the adjacent block is receiving would swamp it. A common pattern at 3.5 GHz with 30 kHz spacing is DDDSU: three downlink slots, a special slot, and an uplink slot, repeating every 2.5 ms. The special slot holds downlink symbols, a guard period long enough for the farthest base station's signal to die out, and a few uplink symbols. The guard sets the cell range for the timing advance and protects against distant base stations whose signal arrives late through tropospheric ducting.</w:t>
+      </w:r>
+    </w:p>
+    <w:p>
+      <w:pPr>
+        <w:pStyle w:val="Heading2"/>
+      </w:pPr>
+      <w:r>
+        <w:rPr>
+          <w:i w:val="0"/>
+        </w:rPr>
+        <w:t>Worked Example 14.6</w:t>
+      </w:r>
+    </w:p>
+    <w:p>
+      <w:pPr/>
+      <w:r>
+        <w:rPr>
+          <w:b/>
+        </w:rPr>
+        <w:t xml:space="preserve">Problem. </w:t>
+      </w:r>
+      <w:r>
+        <w:rPr>
+          <w:i w:val="0"/>
+        </w:rPr>
+        <w:t>In a DDDSU pattern with 14-symbol slots, the special slot has 10 downlink, 2 guard, and 2 uplink symbols. Find the fractions of time for downlink, uplink, and guard, and the distance light travels in the guard period at 30 kHz spacing.</w:t>
+      </w:r>
+    </w:p>
+    <w:p>
+      <w:pPr/>
+      <w:r>
+        <w:rPr>
+          <w:b/>
+        </w:rPr>
+        <w:t xml:space="preserve">Solution. </w:t>
+      </w:r>
+      <w:r>
+        <w:rPr>
+          <w:i w:val="0"/>
+        </w:rPr>
+        <w:t>Out of 70 symbols, the downlink has 3 × 14 + 10 = 52, 74 %; the uplink 14 + 2 = 16, 23 %; the guard 2, 3 %. Two symbols with their prefixes last about 71 µs, in which a radio signal travels 21 km, enough for the round trip to a cell edge of about 10 km and some margin for distant interferers.</w:t>
+      </w:r>
+    </w:p>
+    <w:p>
+      <w:pPr/>
+      <w:r>
+        <w:rPr>
+          <w:i w:val="0"/>
+        </w:rPr>
+        <w:t>Multiple access shares the channel; scheduling decides who uses it when. What each user then gets depends on how close to Shannon each transmission comes, which Chapter 15 measures.</w:t>
+      </w:r>
+    </w:p>
+    <w:p>
+      <w:pPr>
+        <w:pStyle w:val="Heading2"/>
+      </w:pPr>
+      <w:r>
+        <w:rPr>
+          <w:i w:val="0"/>
+        </w:rPr>
         <w:t>Practice</w:t>
       </w:r>
     </w:p>
@@ -5215,6 +9042,81 @@
       </w:r>
     </w:p>
     <w:p>
+      <w:pPr/>
+      <w:r>
+        <w:rPr>
+          <w:b/>
+        </w:rPr>
+        <w:t xml:space="preserve">7. </w:t>
+      </w:r>
+      <w:r>
+        <w:rPr>
+          <w:i w:val="0"/>
+        </w:rPr>
+        <w:t>Find the transmit power for a path loss of 110 dB with P0 = −95 dBm, α = 0.7, and 20 resource blocks.</w:t>
+      </w:r>
+    </w:p>
+    <w:p>
+      <w:pPr/>
+      <w:r>
+        <w:rPr>
+          <w:b/>
+        </w:rPr>
+        <w:t xml:space="preserve">8. </w:t>
+      </w:r>
+      <w:r>
+        <w:rPr>
+          <w:i w:val="0"/>
+        </w:rPr>
+        <w:t>How many 52-tone resource units fit in a 20 MHz 802.11ax channel?</w:t>
+      </w:r>
+    </w:p>
+    <w:p>
+      <w:pPr/>
+      <w:r>
+        <w:rPr>
+          <w:b/>
+        </w:rPr>
+        <w:t xml:space="preserve">9. </w:t>
+      </w:r>
+      <w:r>
+        <w:rPr>
+          <w:i w:val="0"/>
+        </w:rPr>
+        <w:t>Why does fractional power control use α &lt; 1?</w:t>
+      </w:r>
+    </w:p>
+    <w:p>
+      <w:pPr/>
+      <w:r>
+        <w:rPr>
+          <w:b/>
+        </w:rPr>
+        <w:t xml:space="preserve">10. </w:t>
+      </w:r>
+      <w:r>
+        <w:rPr>
+          <w:i w:val="0"/>
+        </w:rPr>
+        <w:t>Find the collision probability for a handset when 20 handsets contend for 64 preambles.</w:t>
+      </w:r>
+    </w:p>
+    <w:p>
+      <w:pPr/>
+      <w:r>
+        <w:rPr>
+          <w:b/>
+        </w:rPr>
+        <w:t xml:space="preserve">11. </w:t>
+      </w:r>
+      <w:r>
+        <w:rPr>
+          <w:i w:val="0"/>
+        </w:rPr>
+        <w:t>In a DDDDDDDSUU pattern with a special slot of 6 downlink, 4 guard, and 4 uplink symbols, what fraction of the time is downlink?</w:t>
+      </w:r>
+    </w:p>
+    <w:p>
       <w:pPr>
         <w:pStyle w:val="Heading1"/>
       </w:pPr>
@@ -5482,6 +9384,292 @@
         <w:rPr>
           <w:i w:val="0"/>
         </w:rPr>
+        <w:t>15.5 The peak rate a standard promises</w:t>
+      </w:r>
+    </w:p>
+    <w:p>
+      <w:pPr/>
+      <w:r>
+        <w:rPr>
+          <w:i w:val="0"/>
+        </w:rPr>
+        <w:t>3GPP publishes a formula, in TS 38.306, for the maximum data rate a 5G NR carrier can support, and the headline figures in every handset announcement come from it. It multiplies the number of MIMO layers, the bits per symbol of the highest modulation, the highest code rate, 948/1024, and the number of subcarriers, and divides by the average OFDM symbol duration including the cyclic prefix, 10⁻³/(14 × 2^µ) seconds. A final factor removes the overhead of reference signals and control: 14 % in the downlink and 8 % in the uplink below 6 GHz. The result is a ceiling for one user next to the tower with the whole carrier, perfect hardware, and nothing else to do. Section 15.4 already showed how far below it a real user sits.</w:t>
+      </w:r>
+    </w:p>
+    <w:p>
+      <w:pPr>
+        <w:jc w:val="center"/>
+      </w:pPr>
+      <w:r>
+        <w:rPr>
+          <w:i w:val="0"/>
+        </w:rPr>
+        <w:t>R = v Qm f Rmax × 12 N_PRB / [10⁻³/(14 × 2^µ)] × (1 − OH)</w:t>
+      </w:r>
+    </w:p>
+    <w:p>
+      <w:pPr>
+        <w:pStyle w:val="Heading2"/>
+      </w:pPr>
+      <w:r>
+        <w:rPr>
+          <w:i w:val="0"/>
+        </w:rPr>
+        <w:t>15.6 Latency and the bandwidth-delay product</w:t>
+      </w:r>
+    </w:p>
+    <w:p>
+      <w:pPr/>
+      <w:r>
+        <w:rPr>
+          <w:i w:val="0"/>
+        </w:rPr>
+        <w:t>Throughput is half the story; the other half is how long a packet takes. In 5G NR the air-interface delay is built from the slot length, the scheduling request and grant, the HARQ round trip, and the processing time at each end. At 30 kHz spacing a slot is 0.5 ms and a HARQ retransmission adds about 2 to 3 ms, so a user-plane delay of 4 to 10 ms is typical, and 1 ms needs mini-slots of 2, 4, or 7 symbols, wider spacing, and pre-granted uplink resources. The transport layer then multiplies the effect. A TCP connection can have no more data in flight than its window, so its rate is at most the window divided by the round-trip time. Filling a fast radio link therefore needs a window as large as the rate times the round trip, the bandwidth-delay product, and every lost packet that TCP mistakes for congestion halves the window. Link-layer HARQ and ARQ exist so that TCP almost never sees a radio error.</w:t>
+      </w:r>
+    </w:p>
+    <w:p>
+      <w:pPr>
+        <w:jc w:val="center"/>
+      </w:pPr>
+      <w:r>
+        <w:rPr>
+          <w:i w:val="0"/>
+        </w:rPr>
+        <w:t>window ≥ R × RTT</w:t>
+      </w:r>
+    </w:p>
+    <w:p>
+      <w:pPr>
+        <w:pStyle w:val="Heading2"/>
+      </w:pPr>
+      <w:r>
+        <w:rPr>
+          <w:i w:val="0"/>
+        </w:rPr>
+        <w:t>Worked Example 15.4</w:t>
+      </w:r>
+    </w:p>
+    <w:p>
+      <w:pPr/>
+      <w:r>
+        <w:rPr>
+          <w:b/>
+        </w:rPr>
+        <w:t xml:space="preserve">Problem. </w:t>
+      </w:r>
+      <w:r>
+        <w:rPr>
+          <w:i w:val="0"/>
+        </w:rPr>
+        <w:t>Find the 38.306 peak downlink rate of a 100 MHz carrier at 30 kHz spacing, 273 resource blocks, with 4 layers of 256-QAM.</w:t>
+      </w:r>
+    </w:p>
+    <w:p>
+      <w:pPr/>
+      <w:r>
+        <w:rPr>
+          <w:b/>
+        </w:rPr>
+        <w:t xml:space="preserve">Solution. </w:t>
+      </w:r>
+      <w:r>
+        <w:rPr>
+          <w:i w:val="0"/>
+        </w:rPr>
+        <w:t>The average symbol lasts 10⁻³/28 = 35.7 µs. R = 4 × 8 × 1 × 0.926 × 273 × 12 / 35.7 µs × 0.86 = 2.34 Gbit/s. Two such carriers aggregated give the 4.7 Gbit/s quoted for many 2026 flagship modems; real users see a few hundred megabits.</w:t>
+      </w:r>
+    </w:p>
+    <w:p>
+      <w:pPr>
+        <w:pStyle w:val="Heading2"/>
+      </w:pPr>
+      <w:r>
+        <w:rPr>
+          <w:i w:val="0"/>
+        </w:rPr>
+        <w:t>Worked Example 15.5</w:t>
+      </w:r>
+    </w:p>
+    <w:p>
+      <w:pPr/>
+      <w:r>
+        <w:rPr>
+          <w:b/>
+        </w:rPr>
+        <w:t xml:space="preserve">Problem. </w:t>
+      </w:r>
+      <w:r>
+        <w:rPr>
+          <w:i w:val="0"/>
+        </w:rPr>
+        <w:t>A user downloads over a 1 Gbit/s link with a 20 ms round-trip time. Find the TCP window needed to fill it, and the rate achieved with the once-common 64 KiB default window.</w:t>
+      </w:r>
+    </w:p>
+    <w:p>
+      <w:pPr/>
+      <w:r>
+        <w:rPr>
+          <w:b/>
+        </w:rPr>
+        <w:t xml:space="preserve">Solution. </w:t>
+      </w:r>
+      <w:r>
+        <w:rPr>
+          <w:i w:val="0"/>
+        </w:rPr>
+        <w:t>The bandwidth-delay product is 10⁹ × 0.02 / 8 = 2.5 MB. A 65 536-byte window allows 65 536 × 8 / 0.02 = 26.2 Mbit/s, under 3 % of the link. Window scaling, standard in every modern operating system, removes the limit, but a large window also means that a single loss takes many round trips to recover from.</w:t>
+      </w:r>
+    </w:p>
+    <w:p>
+      <w:pPr>
+        <w:pStyle w:val="Heading2"/>
+      </w:pPr>
+      <w:r>
+        <w:rPr>
+          <w:i w:val="0"/>
+        </w:rPr>
+        <w:t>15.7 Outage: choosing a rate for a fading channel</w:t>
+      </w:r>
+    </w:p>
+    <w:p>
+      <w:pPr/>
+      <w:r>
+        <w:rPr>
+          <w:i w:val="0"/>
+        </w:rPr>
+        <w:t>Shannon's capacity assumes the SNR is known and fixed. In a fading channel with a slow-moving user and no time to adapt within a packet, a rate chosen for the average SNR fails whenever the channel fades below it. The outage capacity at probability p is the highest rate that the channel supports in all but a fraction p of its fades. For Rayleigh fading the instantaneous SNR is exponential, so the SNR exceeded with probability 1 − p is −ln(1 − p) times the mean. The penalty is severe without diversity and shrinks quickly with it, which is the deeper reason modern systems spread each codeword across frequency, time, and antennas: diversity makes the outage capacity approach the ergodic capacity.</w:t>
+      </w:r>
+    </w:p>
+    <w:p>
+      <w:pPr>
+        <w:jc w:val="center"/>
+      </w:pPr>
+      <w:r>
+        <w:rPr>
+          <w:i w:val="0"/>
+        </w:rPr>
+        <w:t>C_out = log₂(1 − ln(1 − p) × SNR̄)    (Rayleigh, per hertz)</w:t>
+      </w:r>
+    </w:p>
+    <w:p>
+      <w:pPr>
+        <w:pStyle w:val="Heading2"/>
+      </w:pPr>
+      <w:r>
+        <w:rPr>
+          <w:i w:val="0"/>
+        </w:rPr>
+        <w:t>Worked Example 15.6</w:t>
+      </w:r>
+    </w:p>
+    <w:p>
+      <w:pPr/>
+      <w:r>
+        <w:rPr>
+          <w:b/>
+        </w:rPr>
+        <w:t xml:space="preserve">Problem. </w:t>
+      </w:r>
+      <w:r>
+        <w:rPr>
+          <w:i w:val="0"/>
+        </w:rPr>
+        <w:t>A slow Rayleigh-fading link has a mean SNR of 20 dB. Find the 10 % outage capacity and compare it with the capacity at the mean SNR and with the ergodic capacity, 5.9 bit/s/Hz.</w:t>
+      </w:r>
+    </w:p>
+    <w:p>
+      <w:pPr/>
+      <w:r>
+        <w:rPr>
+          <w:b/>
+        </w:rPr>
+        <w:t xml:space="preserve">Solution. </w:t>
+      </w:r>
+      <w:r>
+        <w:rPr>
+          <w:i w:val="0"/>
+        </w:rPr>
+        <w:t>The SNR exceeded 90 % of the time is −ln(0.9) × 100 = 10.5, 10.2 dB, so C_out = log₂(11.5) = 3.53 bit/s/Hz, and 90 % of transmissions deliver it, 3.18 bit/s/Hz on average. A fixed AWGN channel at 20 dB would give 6.66 bit/s/Hz. Diversity and fast link adaptation together recover most of the factor of nearly two between them.</w:t>
+      </w:r>
+    </w:p>
+    <w:p>
+      <w:pPr>
+        <w:pStyle w:val="Heading2"/>
+      </w:pPr>
+      <w:r>
+        <w:rPr>
+          <w:i w:val="0"/>
+        </w:rPr>
+        <w:t>15.8 Why Wi-Fi aggregates</w:t>
+      </w:r>
+    </w:p>
+    <w:p>
+      <w:pPr/>
+      <w:r>
+        <w:rPr>
+          <w:i w:val="0"/>
+        </w:rPr>
+        <w:t>Every Wi-Fi transmission pays a fixed overhead of time that does not depend on its length: the contention wait of Section 14.3, a DIFS of 34 µs plus a random backoff averaging 67.5 µs in a fresh contention window, a preamble of roughly 40 µs for an 802.11ax frame, a SIFS of 16 µs, and the block acknowledgment. At a PHY rate of a gigabit per second, a single 1500-byte packet occupies the air for only 10 µs, so the overhead dominates. 802.11n introduced aggregation, which packs many packets into one transmission, an A-MPDU, behind one preamble and one acknowledgment; 802.11ax allows up to 256 packets and 802.11be up to 1024. The effective throughput then approaches the PHY rate, and the acknowledgment bitmap lets the receiver request only the packets that failed.</w:t>
+      </w:r>
+    </w:p>
+    <w:p>
+      <w:pPr>
+        <w:pStyle w:val="Heading2"/>
+      </w:pPr>
+      <w:r>
+        <w:rPr>
+          <w:i w:val="0"/>
+        </w:rPr>
+        <w:t>Worked Example 15.7</w:t>
+      </w:r>
+    </w:p>
+    <w:p>
+      <w:pPr/>
+      <w:r>
+        <w:rPr>
+          <w:b/>
+        </w:rPr>
+        <w:t xml:space="preserve">Problem. </w:t>
+      </w:r>
+      <w:r>
+        <w:rPr>
+          <w:i w:val="0"/>
+        </w:rPr>
+        <w:t>A Wi-Fi 6 link runs at a PHY rate of 1201 Mbit/s (two streams, 80 MHz, 1024-QAM rate 5/6). Take a fixed overhead of 34 µs DIFS, 67.5 µs average backoff, 40 µs preamble, 16 µs SIFS, and 44 µs block acknowledgment. Find the throughput for one 1500-byte packet per transmission and for an aggregate of 64.</w:t>
+      </w:r>
+    </w:p>
+    <w:p>
+      <w:pPr/>
+      <w:r>
+        <w:rPr>
+          <w:b/>
+        </w:rPr>
+        <w:t xml:space="preserve">Solution. </w:t>
+      </w:r>
+      <w:r>
+        <w:rPr>
+          <w:i w:val="0"/>
+        </w:rPr>
+        <w:t>The overhead totals 201.5 µs. One packet takes 12 000 bits/1201 Mbit/s = 10.0 µs, so a transmission lasts 211.5 µs and the throughput is 12 000/211.5 µs = 57 Mbit/s, under 5 % of the PHY rate. Sixty-four packets take 639.5 µs, the transmission 841 µs, and the throughput 913 Mbit/s, 76 % of the PHY rate. Aggregation is worth a factor of 16 here, more than any modulation step.</w:t>
+      </w:r>
+    </w:p>
+    <w:p>
+      <w:pPr/>
+      <w:r>
+        <w:rPr>
+          <w:i w:val="0"/>
+        </w:rPr>
+        <w:t>Link adaptation and HARQ make each transmission match its channel. Part II has now taken the modem apart. Part III applies it to whole systems, beginning with the oldest use of a radio signal after communication itself: measuring distance.</w:t>
+      </w:r>
+    </w:p>
+    <w:p>
+      <w:pPr>
+        <w:pStyle w:val="Heading2"/>
+      </w:pPr>
+      <w:r>
+        <w:rPr>
+          <w:i w:val="0"/>
+        </w:rPr>
         <w:t>Practice</w:t>
       </w:r>
     </w:p>
@@ -5576,6 +9764,81 @@
       </w:r>
     </w:p>
     <w:p>
+      <w:pPr/>
+      <w:r>
+        <w:rPr>
+          <w:b/>
+        </w:rPr>
+        <w:t xml:space="preserve">7. </w:t>
+      </w:r>
+      <w:r>
+        <w:rPr>
+          <w:i w:val="0"/>
+        </w:rPr>
+        <w:t>Find the 38.306 peak uplink rate of the same 100 MHz carrier with 2 layers of 64-QAM and 8 % overhead.</w:t>
+      </w:r>
+    </w:p>
+    <w:p>
+      <w:pPr/>
+      <w:r>
+        <w:rPr>
+          <w:b/>
+        </w:rPr>
+        <w:t xml:space="preserve">8. </w:t>
+      </w:r>
+      <w:r>
+        <w:rPr>
+          <w:i w:val="0"/>
+        </w:rPr>
+        <w:t>What TCP window fills a 300 Mbit/s link with a 40 ms round trip?</w:t>
+      </w:r>
+    </w:p>
+    <w:p>
+      <w:pPr/>
+      <w:r>
+        <w:rPr>
+          <w:b/>
+        </w:rPr>
+        <w:t xml:space="preserve">9. </w:t>
+      </w:r>
+      <w:r>
+        <w:rPr>
+          <w:i w:val="0"/>
+        </w:rPr>
+        <w:t>Why does a radio link use HARQ even though TCP already retransmits lost packets?</w:t>
+      </w:r>
+    </w:p>
+    <w:p>
+      <w:pPr/>
+      <w:r>
+        <w:rPr>
+          <w:b/>
+        </w:rPr>
+        <w:t xml:space="preserve">10. </w:t>
+      </w:r>
+      <w:r>
+        <w:rPr>
+          <w:i w:val="0"/>
+        </w:rPr>
+        <w:t>Find the 1 % outage capacity of a Rayleigh channel with a mean SNR of 30 dB.</w:t>
+      </w:r>
+    </w:p>
+    <w:p>
+      <w:pPr/>
+      <w:r>
+        <w:rPr>
+          <w:b/>
+        </w:rPr>
+        <w:t xml:space="preserve">11. </w:t>
+      </w:r>
+      <w:r>
+        <w:rPr>
+          <w:i w:val="0"/>
+        </w:rPr>
+        <w:t>With the same overhead, what throughput does an aggregate of 16 packets give?</w:t>
+      </w:r>
+    </w:p>
+    <w:p>
       <w:pPr>
         <w:pStyle w:val="Heading1"/>
       </w:pPr>
@@ -5583,6 +9846,26 @@
         <w:rPr>
           <w:i w:val="0"/>
         </w:rPr>
+        <w:t>Part III. Systems</w:t>
+      </w:r>
+    </w:p>
+    <w:p>
+      <w:pPr/>
+      <w:r>
+        <w:rPr>
+          <w:i w:val="0"/>
+        </w:rPr>
+        <w:t>Part III applies the modem to whole systems: ranging and satellite navigation, the bookkeeping that detects errors, massive MIMO, interference in a cellular network, satellite and non-terrestrial links, and the low-energy radios of the Internet of Things.</w:t>
+      </w:r>
+    </w:p>
+    <w:p>
+      <w:pPr>
+        <w:pStyle w:val="Heading1"/>
+      </w:pPr>
+      <w:r>
+        <w:rPr>
+          <w:i w:val="0"/>
+        </w:rPr>
         <w:t>Chapter 16. Ranging and Positioning</w:t>
       </w:r>
     </w:p>
@@ -5834,6 +10117,281 @@
         <w:rPr>
           <w:i w:val="0"/>
         </w:rPr>
+        <w:t>16.4 The GNSS error budget</w:t>
+      </w:r>
+    </w:p>
+    <w:p>
+      <w:pPr/>
+      <w:r>
+        <w:rPr>
+          <w:i w:val="0"/>
+        </w:rPr>
+        <w:t>A GNSS position is only as good as the ranges, and each range carries errors of several origins. The ionosphere slows the code by 40.3 TEC/f² meters, where TEC is the total electron content along the path in electrons per square meter: about 5 to 15 m at L1 by day, more during solar storms. Because it scales as 1/f², a dual-frequency receiver that measures the same satellite at L1 and L5 removes it almost entirely, which is why dual-band chips such as the u-blox F9 series and the Broadcom BCM4778 in phones reach about 1 m instead of 3 to 5 m. The troposphere adds 2.3 m at the zenith, which models remove to a few centimeters. Satellite clock and orbit errors contribute about a meter, reduced further by correction services. What remains in a city is multipath, which no model removes.</w:t>
+      </w:r>
+    </w:p>
+    <w:p>
+      <w:pPr>
+        <w:jc w:val="center"/>
+      </w:pPr>
+      <w:r>
+        <w:rPr>
+          <w:i w:val="0"/>
+        </w:rPr>
+        <w:t>ionospheric delay = 40.3 TEC / f²  (meters, f in Hz)</w:t>
+      </w:r>
+    </w:p>
+    <w:p>
+      <w:pPr>
+        <w:pStyle w:val="Heading2"/>
+      </w:pPr>
+      <w:r>
+        <w:rPr>
+          <w:i w:val="0"/>
+        </w:rPr>
+        <w:t>16.5 Carrier phase and centimeter positioning</w:t>
+      </w:r>
+    </w:p>
+    <w:p>
+      <w:pPr/>
+      <w:r>
+        <w:rPr>
+          <w:i w:val="0"/>
+        </w:rPr>
+        <w:t>The code chip of the C/A signal is 293 m long; the L1 carrier's wavelength is 19.0 cm. Tracking the carrier's phase to a hundredth of a cycle measures the range change to 2 mm. The difficulty is that the receiver does not know how many whole cycles lie between it and the satellite. Real-time kinematic positioning solves that by differencing the measurements of the rover and of a nearby base station whose position is known, which cancels the satellite clock and most of the atmospheric errors, and then searching for the integer cycle counts that fit all satellites at once. With a base within about 20 km and dual-frequency signals, RTK fixes the integers in seconds and gives 1 to 2 cm horizontally; surveying, precision agriculture, and lawn-mowing robots depend on it.</w:t>
+      </w:r>
+    </w:p>
+    <w:p>
+      <w:pPr>
+        <w:pStyle w:val="Heading2"/>
+      </w:pPr>
+      <w:r>
+        <w:rPr>
+          <w:i w:val="0"/>
+        </w:rPr>
+        <w:t>Worked Example 16.4</w:t>
+      </w:r>
+    </w:p>
+    <w:p>
+      <w:pPr/>
+      <w:r>
+        <w:rPr>
+          <w:b/>
+        </w:rPr>
+        <w:t xml:space="preserve">Problem. </w:t>
+      </w:r>
+      <w:r>
+        <w:rPr>
+          <w:i w:val="0"/>
+        </w:rPr>
+        <w:t>At a total electron content of 5 × 10¹⁷ electrons/m², find the ionospheric delay at L1, 1575.42 MHz, and at L5, 1176.45 MHz. How does a dual-frequency receiver use the difference?</w:t>
+      </w:r>
+    </w:p>
+    <w:p>
+      <w:pPr/>
+      <w:r>
+        <w:rPr>
+          <w:b/>
+        </w:rPr>
+        <w:t xml:space="preserve">Solution. </w:t>
+      </w:r>
+      <w:r>
+        <w:rPr>
+          <w:i w:val="0"/>
+        </w:rPr>
+        <w:t>At L1, 40.3 × 5 × 10¹⁷/(1.57542 × 10⁹)² = 8.1 m; at L5, 14.6 m. The difference of 6.4 m between the two measured pseudoranges is set by TEC alone, so the receiver solves for TEC and subtracts the delay from both; the ionosphere-free combination of the two ranges does exactly that, at the cost of amplifying the noise by about 2.6 times.</w:t>
+      </w:r>
+    </w:p>
+    <w:p>
+      <w:pPr>
+        <w:pStyle w:val="Heading2"/>
+      </w:pPr>
+      <w:r>
+        <w:rPr>
+          <w:i w:val="0"/>
+        </w:rPr>
+        <w:t>Worked Example 16.5</w:t>
+      </w:r>
+    </w:p>
+    <w:p>
+      <w:pPr/>
+      <w:r>
+        <w:rPr>
+          <w:b/>
+        </w:rPr>
+        <w:t xml:space="preserve">Problem. </w:t>
+      </w:r>
+      <w:r>
+        <w:rPr>
+          <w:i w:val="0"/>
+        </w:rPr>
+        <w:t>An RTK rover tracks the L1 carrier phase with 1 % of a cycle of noise. Find the range noise, and compare with code tracking to 1 % of a chip.</w:t>
+      </w:r>
+    </w:p>
+    <w:p>
+      <w:pPr/>
+      <w:r>
+        <w:rPr>
+          <w:b/>
+        </w:rPr>
+        <w:t xml:space="preserve">Solution. </w:t>
+      </w:r>
+      <w:r>
+        <w:rPr>
+          <w:i w:val="0"/>
+        </w:rPr>
+        <w:t>1 % of 19.0 cm is 1.9 mm. One percent of the 293 m C/A chip is 2.9 m, about 1500 times larger. That ratio is the whole case for carrier phase, once the integer ambiguity is resolved.</w:t>
+      </w:r>
+    </w:p>
+    <w:p>
+      <w:pPr>
+        <w:pStyle w:val="Heading2"/>
+      </w:pPr>
+      <w:r>
+        <w:rPr>
+          <w:i w:val="0"/>
+        </w:rPr>
+        <w:t>16.6 Phase-based ranging: Bluetooth channel sounding</w:t>
+      </w:r>
+    </w:p>
+    <w:p>
+      <w:pPr/>
+      <w:r>
+        <w:rPr>
+          <w:i w:val="0"/>
+        </w:rPr>
+        <w:t>Narrowband radios can range too, by using phase instead of time. If a tone at frequency f travels a round trip of 2d, its phase shifts by 4πfd/c. One phase alone is ambiguous by whole cycles, but the change of phase between two tones Δf apart gives the distance directly, unambiguous up to c/(2Δf). Bluetooth 6.0, released in 2024, standardizes this as channel sounding: two devices exchange tones on up to 72 channels spaced 1 MHz apart, combine the phase-slope estimate with round-trip timing to resolve the ambiguity, and reach tens of centimeters in clean conditions for digital keys and item finders. Multipath bends the phase slope, so the estimators fit the measured response across all tones rather than a single difference.</w:t>
+      </w:r>
+    </w:p>
+    <w:p>
+      <w:pPr>
+        <w:jc w:val="center"/>
+      </w:pPr>
+      <w:r>
+        <w:rPr>
+          <w:i w:val="0"/>
+        </w:rPr>
+        <w:t>d = c Δφ / (4π Δf),   unambiguous range c / (2Δf)</w:t>
+      </w:r>
+    </w:p>
+    <w:p>
+      <w:pPr>
+        <w:pStyle w:val="Heading2"/>
+      </w:pPr>
+      <w:r>
+        <w:rPr>
+          <w:i w:val="0"/>
+        </w:rPr>
+        <w:t>Worked Example 16.6</w:t>
+      </w:r>
+    </w:p>
+    <w:p>
+      <w:pPr/>
+      <w:r>
+        <w:rPr>
+          <w:b/>
+        </w:rPr>
+        <w:t xml:space="preserve">Problem. </w:t>
+      </w:r>
+      <w:r>
+        <w:rPr>
+          <w:i w:val="0"/>
+        </w:rPr>
+        <w:t>Two Bluetooth devices 10 m apart exchange tones 1 MHz apart. Find the round-trip phase difference between the two tones, and the unambiguous range.</w:t>
+      </w:r>
+    </w:p>
+    <w:p>
+      <w:pPr/>
+      <w:r>
+        <w:rPr>
+          <w:b/>
+        </w:rPr>
+        <w:t xml:space="preserve">Solution. </w:t>
+      </w:r>
+      <w:r>
+        <w:rPr>
+          <w:i w:val="0"/>
+        </w:rPr>
+        <w:t>Δφ = 4π × 10 × 10⁶/(3 × 10⁸) = 0.419 rad, 24.0°. The unambiguous range is 3 × 10⁸/(2 × 10⁶) = 150 m. With 72 tones spanning 71 MHz, the slope is measured over a 71-times-larger frequency span, which is what gives decimeter accuracy.</w:t>
+      </w:r>
+    </w:p>
+    <w:p>
+      <w:pPr>
+        <w:pStyle w:val="Heading2"/>
+      </w:pPr>
+      <w:r>
+        <w:rPr>
+          <w:i w:val="0"/>
+        </w:rPr>
+        <w:t>16.7 Positioning in 5G</w:t>
+      </w:r>
+    </w:p>
+    <w:p>
+      <w:pPr/>
+      <w:r>
+        <w:rPr>
+          <w:i w:val="0"/>
+        </w:rPr>
+        <w:t>Since Release 16, 5G NR carries its own positioning. The base stations transmit positioning reference signals, wideband and staggered across subcarriers so that each cell's signal can be timed cleanly, and the handset measures time differences of arrival between cells, DL-TDOA, just as a GNSS receiver does between satellites. Multi-cell round-trip time removes the need for synchronized base stations, the angle of arrival at an array adds bearing, and the uplink sounding reference signal lets the network locate the handset without its help. The accuracy depends on bandwidth, geometry, and above all on whether the first path is visible: a 100 MHz signal could in principle time an arrival to well under a meter, but a blocked direct path adds tens of meters of error that no bandwidth removes. Release 17 targets 1 m for 90 % of users in factories, where the line of sight can be engineered.</w:t>
+      </w:r>
+    </w:p>
+    <w:p>
+      <w:pPr>
+        <w:pStyle w:val="Heading2"/>
+      </w:pPr>
+      <w:r>
+        <w:rPr>
+          <w:i w:val="0"/>
+        </w:rPr>
+        <w:t>Worked Example 16.7</w:t>
+      </w:r>
+    </w:p>
+    <w:p>
+      <w:pPr/>
+      <w:r>
+        <w:rPr>
+          <w:b/>
+        </w:rPr>
+        <w:t xml:space="preserve">Problem. </w:t>
+      </w:r>
+      <w:r>
+        <w:rPr>
+          <w:i w:val="0"/>
+        </w:rPr>
+        <w:t>Using the Cramér-Rao bound of Section 16.1, find the ranging accuracy of a flat 100 MHz positioning signal at an SNR of 10 dB, and of a 400 MHz millimeter-wave signal at the same SNR.</w:t>
+      </w:r>
+    </w:p>
+    <w:p>
+      <w:pPr/>
+      <w:r>
+        <w:rPr>
+          <w:b/>
+        </w:rPr>
+        <w:t xml:space="preserve">Solution. </w:t>
+      </w:r>
+      <w:r>
+        <w:rPr>
+          <w:i w:val="0"/>
+        </w:rPr>
+        <w:t>β = 100 MHz/√12 = 28.9 MHz, and σt = 1/(2π × 28.9 × 10⁶ × √20) = 1.23 ns, or 0.37 m. At 400 MHz the bound improves four times, to 9 cm. Both are bounds for a single clean path; in a factory with metal shelving, the accuracy is set by how well the receiver separates the first path from the reflections, which the wider bandwidth also helps.</w:t>
+      </w:r>
+    </w:p>
+    <w:p>
+      <w:pPr/>
+      <w:r>
+        <w:rPr>
+          <w:i w:val="0"/>
+        </w:rPr>
+        <w:t>Ranging uses the timing of a signal; Chapter 17 returns to its bits and to the bookkeeping that delivers them in the right order and recognizes when they are wrong.</w:t>
+      </w:r>
+    </w:p>
+    <w:p>
+      <w:pPr>
+        <w:pStyle w:val="Heading2"/>
+      </w:pPr>
+      <w:r>
+        <w:rPr>
+          <w:i w:val="0"/>
+        </w:rPr>
         <w:t>Practice</w:t>
       </w:r>
     </w:p>
@@ -5928,6 +10486,81 @@
       </w:r>
     </w:p>
     <w:p>
+      <w:pPr/>
+      <w:r>
+        <w:rPr>
+          <w:b/>
+        </w:rPr>
+        <w:t xml:space="preserve">7. </w:t>
+      </w:r>
+      <w:r>
+        <w:rPr>
+          <w:i w:val="0"/>
+        </w:rPr>
+        <w:t>Find the ionospheric delay at L1 when the TEC is 1 × 10¹⁸ electrons/m².</w:t>
+      </w:r>
+    </w:p>
+    <w:p>
+      <w:pPr/>
+      <w:r>
+        <w:rPr>
+          <w:b/>
+        </w:rPr>
+        <w:t xml:space="preserve">8. </w:t>
+      </w:r>
+      <w:r>
+        <w:rPr>
+          <w:i w:val="0"/>
+        </w:rPr>
+        <w:t>What is the wavelength of the GPS L5 carrier at 1176.45 MHz?</w:t>
+      </w:r>
+    </w:p>
+    <w:p>
+      <w:pPr/>
+      <w:r>
+        <w:rPr>
+          <w:b/>
+        </w:rPr>
+        <w:t xml:space="preserve">9. </w:t>
+      </w:r>
+      <w:r>
+        <w:rPr>
+          <w:i w:val="0"/>
+        </w:rPr>
+        <w:t>Why must an RTK base station be within a few tens of kilometers of the rover?</w:t>
+      </w:r>
+    </w:p>
+    <w:p>
+      <w:pPr/>
+      <w:r>
+        <w:rPr>
+          <w:b/>
+        </w:rPr>
+        <w:t xml:space="preserve">10. </w:t>
+      </w:r>
+      <w:r>
+        <w:rPr>
+          <w:i w:val="0"/>
+        </w:rPr>
+        <w:t>What phase difference does a 1 m change in distance produce between tones 2 MHz apart?</w:t>
+      </w:r>
+    </w:p>
+    <w:p>
+      <w:pPr/>
+      <w:r>
+        <w:rPr>
+          <w:b/>
+        </w:rPr>
+        <w:t xml:space="preserve">11. </w:t>
+      </w:r>
+      <w:r>
+        <w:rPr>
+          <w:i w:val="0"/>
+        </w:rPr>
+        <w:t>How does the Cramér-Rao ranging bound change if the SNR rises from 10 dB to 20 dB at the same bandwidth?</w:t>
+      </w:r>
+    </w:p>
+    <w:p>
       <w:pPr>
         <w:pStyle w:val="Heading1"/>
       </w:pPr>
@@ -6186,6 +10819,270 @@
         <w:rPr>
           <w:i w:val="0"/>
         </w:rPr>
+        <w:t>17.4 Scrambling</w:t>
+      </w:r>
+    </w:p>
+    <w:p>
+      <w:pPr/>
+      <w:r>
+        <w:rPr>
+          <w:i w:val="0"/>
+        </w:rPr>
+        <w:t>A long run of identical bits, or a repeated pattern, produces spectral lines and starves the receiver's timing and gain loops of transitions. Every standard therefore scrambles the data with a pseudorandom sequence before coding or modulation. The 802.11 scrambler is a 7-bit linear-feedback shift register with the polynomial x⁷ + x⁴ + 1, which repeats every 127 bits and is reset at the start of each packet from a seed carried in the service field. Cellular systems go further: the scrambling sequence in LTE and 5G NR is a length-31 Gold sequence initialized from the cell identity and the user's identity, so that interference from a neighboring cell or another user looks like noise rather than like a valid signal. Scrambling is not encryption. Anyone who knows the standard can undo it; its job is statistical, not secret.</w:t>
+      </w:r>
+    </w:p>
+    <w:p>
+      <w:pPr>
+        <w:pStyle w:val="Heading2"/>
+      </w:pPr>
+      <w:r>
+        <w:rPr>
+          <w:i w:val="0"/>
+        </w:rPr>
+        <w:t>17.5 The 5G LDPC code in practice</w:t>
+      </w:r>
+    </w:p>
+    <w:p>
+      <w:pPr/>
+      <w:r>
+        <w:rPr>
+          <w:i w:val="0"/>
+        </w:rPr>
+        <w:t>The 5G NR data channel uses two quasi-cyclic LDPC base graphs. Base graph 1, with 22 systematic columns, is for large blocks up to 8448 bits and high code rates down to 1/3; base graph 2, with 10 systematic columns, handles blocks up to 3840 bits and rates down to 1/5. Each entry of the base graph is replaced by a Z × Z shifted identity matrix, with 51 lifting sizes Z from 2 to 384, so one decoder structure serves every block size. Transport blocks larger than the maximum are split into code blocks, each with its own 24-bit CRC, so that HARQ can retransmit only the code blocks that failed. Rate matching, Section 17.2, reads the encoded bits from a circular buffer starting at one of four redundancy versions.</w:t>
+      </w:r>
+    </w:p>
+    <w:p>
+      <w:pPr>
+        <w:pStyle w:val="Heading2"/>
+      </w:pPr>
+      <w:r>
+        <w:rPr>
+          <w:i w:val="0"/>
+        </w:rPr>
+        <w:t>Worked Example 17.4</w:t>
+      </w:r>
+    </w:p>
+    <w:p>
+      <w:pPr/>
+      <w:r>
+        <w:rPr>
+          <w:b/>
+        </w:rPr>
+        <w:t xml:space="preserve">Problem. </w:t>
+      </w:r>
+      <w:r>
+        <w:rPr>
+          <w:i w:val="0"/>
+        </w:rPr>
+        <w:t>A base station decodes 100 000 code blocks per second at a block error rate of 10 %. Each block carries a 24-bit CRC. How often does an erroneous block pass the CRC undetected?</w:t>
+      </w:r>
+    </w:p>
+    <w:p>
+      <w:pPr/>
+      <w:r>
+        <w:rPr>
+          <w:b/>
+        </w:rPr>
+        <w:t xml:space="preserve">Solution. </w:t>
+      </w:r>
+      <w:r>
+        <w:rPr>
+          <w:i w:val="0"/>
+        </w:rPr>
+        <w:t>10 000 blocks per second are in error. A good 24-bit CRC misses a random error pattern with probability 2⁻²⁴ = 6.0 × 10⁻⁸, so 10⁴ × 6.0 × 10⁻⁸ = 6.0 × 10⁻⁴ undetected errors per second, one every 28 minutes. That is why higher layers add their own checks, and why the transport block carries a second CRC on top of the code-block CRCs.</w:t>
+      </w:r>
+    </w:p>
+    <w:p>
+      <w:pPr>
+        <w:pStyle w:val="Heading2"/>
+      </w:pPr>
+      <w:r>
+        <w:rPr>
+          <w:i w:val="0"/>
+        </w:rPr>
+        <w:t>Worked Example 17.5</w:t>
+      </w:r>
+    </w:p>
+    <w:p>
+      <w:pPr/>
+      <w:r>
+        <w:rPr>
+          <w:b/>
+        </w:rPr>
+        <w:t xml:space="preserve">Problem. </w:t>
+      </w:r>
+      <w:r>
+        <w:rPr>
+          <w:i w:val="0"/>
+        </w:rPr>
+        <w:t>An 802.11 scrambler uses x⁷ + x⁴ + 1. What is its period, and why is the seed changed for each packet?</w:t>
+      </w:r>
+    </w:p>
+    <w:p>
+      <w:pPr/>
+      <w:r>
+        <w:rPr>
+          <w:b/>
+        </w:rPr>
+        <w:t xml:space="preserve">Solution. </w:t>
+      </w:r>
+      <w:r>
+        <w:rPr>
+          <w:i w:val="0"/>
+        </w:rPr>
+        <w:t>A maximal-length 7-bit register cycles through all 2⁷ − 1 = 127 nonzero states, so the sequence repeats every 127 bits. Changing the seed means that a packet whose data happen to correlate with one scrambling phase, producing a bad spectral line, will not do so on its retransmission.</w:t>
+      </w:r>
+    </w:p>
+    <w:p>
+      <w:pPr>
+        <w:pStyle w:val="Heading2"/>
+      </w:pPr>
+      <w:r>
+        <w:rPr>
+          <w:i w:val="0"/>
+        </w:rPr>
+        <w:t>17.6 ARQ efficiency and parallel HARQ processes</w:t>
+      </w:r>
+    </w:p>
+    <w:p>
+      <w:pPr/>
+      <w:r>
+        <w:rPr>
+          <w:i w:val="0"/>
+        </w:rPr>
+        <w:t>A sender that waits for an acknowledgment before sending the next block wastes the round trip. If a block takes T_f to send and the acknowledgment arrives a round trip T_rt after it ends, stop-and-wait uses the channel only a fraction T_f/(T_f + T_rt) of the time. Go-back-N and selective-repeat ARQ keep sending while acknowledgments are in flight, at the cost of buffering and sequence numbers. LTE and 5G keep the simplicity of stop-and-wait but run several processes in parallel, each waiting for its own acknowledgment while the others use the channel: eight processes in LTE FDD, whose HARQ round trip is 8 ms with 1 ms subframes, and up to sixteen, or thirty-two in Release 17 for satellites, in NR.</w:t>
+      </w:r>
+    </w:p>
+    <w:p>
+      <w:pPr>
+        <w:pStyle w:val="Heading2"/>
+      </w:pPr>
+      <w:r>
+        <w:rPr>
+          <w:i w:val="0"/>
+        </w:rPr>
+        <w:t>Worked Example 17.6</w:t>
+      </w:r>
+    </w:p>
+    <w:p>
+      <w:pPr/>
+      <w:r>
+        <w:rPr>
+          <w:b/>
+        </w:rPr>
+        <w:t xml:space="preserve">Problem. </w:t>
+      </w:r>
+      <w:r>
+        <w:rPr>
+          <w:i w:val="0"/>
+        </w:rPr>
+        <w:t>An LTE link sends 1 ms subframes with an 8 ms HARQ round trip measured from the start of one transmission to the earliest retransmission. Find the efficiency of a single stop-and-wait process, and the number of processes needed to keep the channel full.</w:t>
+      </w:r>
+    </w:p>
+    <w:p>
+      <w:pPr/>
+      <w:r>
+        <w:rPr>
+          <w:b/>
+        </w:rPr>
+        <w:t xml:space="preserve">Solution. </w:t>
+      </w:r>
+      <w:r>
+        <w:rPr>
+          <w:i w:val="0"/>
+        </w:rPr>
+        <w:t>One process transmits once every 8 ms, using 1/8 = 12.5 % of the subframes. Eight processes, each offset by one subframe, fill every subframe. A satellite link with a 25 ms round trip at 1 ms slots would need 25 or more processes, which is why NTN raised the limit to 32 and allows HARQ to be disabled.</w:t>
+      </w:r>
+    </w:p>
+    <w:p>
+      <w:pPr>
+        <w:pStyle w:val="Heading2"/>
+      </w:pPr>
+      <w:r>
+        <w:rPr>
+          <w:i w:val="0"/>
+        </w:rPr>
+        <w:t>17.7 Reed-Solomon codes</w:t>
+      </w:r>
+    </w:p>
+    <w:p>
+      <w:pPr/>
+      <w:r>
+        <w:rPr>
+          <w:i w:val="0"/>
+        </w:rPr>
+        <w:t>The CRC detects errors; a close relative corrects them. Reed-Solomon codes work on symbols of m bits rather than single bits. An RS(n, k) code adds n − k parity symbols to k data symbols and corrects any t = (n − k)/2 erroneous symbols, however many bits in each symbol are wrong. That makes it ideal against bursts: a burst of 30 bit errors in 10-bit symbols ruins at most four symbols. RS codes protect CDs and DVDs, QR codes, the outer layer of DVB-T and of deep-space links, and the PAM4 Ethernet lanes of Chapter 1, whose RS(544, 514) "KP4" code over 10-bit symbols corrects 15 symbol errors per 5440-bit codeword. Their decoders are algebraic, not iterative, which gives a fixed and short latency that suits a 100 Gbit/s link.</w:t>
+      </w:r>
+    </w:p>
+    <w:p>
+      <w:pPr>
+        <w:jc w:val="center"/>
+      </w:pPr>
+      <w:r>
+        <w:rPr>
+          <w:i w:val="0"/>
+        </w:rPr>
+        <w:t>t = (n − k) / 2  symbols</w:t>
+      </w:r>
+    </w:p>
+    <w:p>
+      <w:pPr>
+        <w:pStyle w:val="Heading2"/>
+      </w:pPr>
+      <w:r>
+        <w:rPr>
+          <w:i w:val="0"/>
+        </w:rPr>
+        <w:t>Worked Example 17.7</w:t>
+      </w:r>
+    </w:p>
+    <w:p>
+      <w:pPr/>
+      <w:r>
+        <w:rPr>
+          <w:b/>
+        </w:rPr>
+        <w:t xml:space="preserve">Problem. </w:t>
+      </w:r>
+      <w:r>
+        <w:rPr>
+          <w:i w:val="0"/>
+        </w:rPr>
+        <w:t>Find the overhead and the correction capability of the RS(544, 514) code used on 100 Gbit/s PAM4 lanes, and the longest single burst of bit errors it is certain to correct.</w:t>
+      </w:r>
+    </w:p>
+    <w:p>
+      <w:pPr/>
+      <w:r>
+        <w:rPr>
+          <w:b/>
+        </w:rPr>
+        <w:t xml:space="preserve">Solution. </w:t>
+      </w:r>
+      <w:r>
+        <w:rPr>
+          <w:i w:val="0"/>
+        </w:rPr>
+        <w:t>The overhead is 544/514 − 1 = 5.8 %, which is why the 100 Gbit/s payload becomes 106.25 Gbit/s on the wire once the 64b/66b-derived 256b/257b coding is added. It corrects t = 30/2 = 15 symbols. A burst of b bits touches at most ⌈(b − 1)/10⌉ + 1 symbols, so any burst up to 141 bits, which touches at most 15 symbols, is corrected; longer bursts may be, depending on where they start.</w:t>
+      </w:r>
+    </w:p>
+    <w:p>
+      <w:pPr/>
+      <w:r>
+        <w:rPr>
+          <w:i w:val="0"/>
+        </w:rPr>
+        <w:t>Error detection, rate matching, interleaving, and scrambling are the bookkeeping of the physical layer. Chapter 18 returns to the antennas, now in their hundreds.</w:t>
+      </w:r>
+    </w:p>
+    <w:p>
+      <w:pPr>
+        <w:pStyle w:val="Heading2"/>
+      </w:pPr>
+      <w:r>
+        <w:rPr>
+          <w:i w:val="0"/>
+        </w:rPr>
         <w:t>Practice</w:t>
       </w:r>
     </w:p>
@@ -6280,6 +11177,81 @@
       </w:r>
     </w:p>
     <w:p>
+      <w:pPr/>
+      <w:r>
+        <w:rPr>
+          <w:b/>
+        </w:rPr>
+        <w:t xml:space="preserve">7. </w:t>
+      </w:r>
+      <w:r>
+        <w:rPr>
+          <w:i w:val="0"/>
+        </w:rPr>
+        <w:t>What is the period of a maximal-length 15-bit linear-feedback shift register?</w:t>
+      </w:r>
+    </w:p>
+    <w:p>
+      <w:pPr/>
+      <w:r>
+        <w:rPr>
+          <w:b/>
+        </w:rPr>
+        <w:t xml:space="preserve">8. </w:t>
+      </w:r>
+      <w:r>
+        <w:rPr>
+          <w:i w:val="0"/>
+        </w:rPr>
+        <w:t>Which 5G LDPC base graph would carry a 300-bit block at code rate 1/5?</w:t>
+      </w:r>
+    </w:p>
+    <w:p>
+      <w:pPr/>
+      <w:r>
+        <w:rPr>
+          <w:b/>
+        </w:rPr>
+        <w:t xml:space="preserve">9. </w:t>
+      </w:r>
+      <w:r>
+        <w:rPr>
+          <w:i w:val="0"/>
+        </w:rPr>
+        <w:t>Find the probability that a random error pattern passes a 16-bit CRC.</w:t>
+      </w:r>
+    </w:p>
+    <w:p>
+      <w:pPr/>
+      <w:r>
+        <w:rPr>
+          <w:b/>
+        </w:rPr>
+        <w:t xml:space="preserve">10. </w:t>
+      </w:r>
+      <w:r>
+        <w:rPr>
+          <w:i w:val="0"/>
+        </w:rPr>
+        <w:t>A link has 0.5 ms slots and a 4 ms HARQ round trip. How many parallel processes keep it full?</w:t>
+      </w:r>
+    </w:p>
+    <w:p>
+      <w:pPr/>
+      <w:r>
+        <w:rPr>
+          <w:b/>
+        </w:rPr>
+        <w:t xml:space="preserve">11. </w:t>
+      </w:r>
+      <w:r>
+        <w:rPr>
+          <w:i w:val="0"/>
+        </w:rPr>
+        <w:t>How many symbol errors can an RS(255, 223) code correct?</w:t>
+      </w:r>
+    </w:p>
+    <w:p>
       <w:pPr>
         <w:pStyle w:val="Heading1"/>
       </w:pPr>
@@ -6506,6 +11478,270 @@
         <w:rPr>
           <w:i w:val="0"/>
         </w:rPr>
+        <w:t>18.5 Precoding for many users: MRT, ZF, and regularized ZF</w:t>
+      </w:r>
+    </w:p>
+    <w:p>
+      <w:pPr/>
+      <w:r>
+        <w:rPr>
+          <w:i w:val="0"/>
+        </w:rPr>
+        <w:t>With K users on the same resource, the base station chooses a precoding matrix that maps the K data streams onto its M antennas. Maximum-ratio transmission points a beam at each user as if the others did not exist; it maximizes each user's signal but leaves the interference between users, which at high SNR caps the rate. Zero-forcing inverts the channel so that each user receives no energy intended for the others, at the cost of the array gain spent on nulling, about M − K + 1 instead of M. Regularized zero-forcing, the MMSE precoder, adds a term proportional to the noise to the matrix being inverted, so that it behaves like maximum-ratio transmission at low SNR and like zero-forcing at high SNR. Base stations use it almost universally.</w:t>
+      </w:r>
+    </w:p>
+    <w:p>
+      <w:pPr>
+        <w:pStyle w:val="Heading2"/>
+      </w:pPr>
+      <w:r>
+        <w:rPr>
+          <w:i w:val="0"/>
+        </w:rPr>
+        <w:t>18.6 Pilot contamination</w:t>
+      </w:r>
+    </w:p>
+    <w:p>
+      <w:pPr/>
+      <w:r>
+        <w:rPr>
+          <w:i w:val="0"/>
+        </w:rPr>
+        <w:t>In TDD massive MIMO each user sends an uplink pilot from which the base station learns its channel. The number of orthogonal pilots is limited by the coherence block, so neighboring cells must reuse them. A base station that hears a pilot from its own user and the same pilot from a user in the next cell learns the sum of the two channels and beamforms toward both. That interference grows with M exactly as the wanted signal does, so adding antennas does not remove it: the SIR saturates at the ratio of the two users' large-scale gains. Pilot assignment across cells, longer pilot sequences, and multi-cell MMSE processing reduce it, and in practice the network's other imperfections usually bind first.</w:t>
+      </w:r>
+    </w:p>
+    <w:p>
+      <w:pPr>
+        <w:pStyle w:val="Heading2"/>
+      </w:pPr>
+      <w:r>
+        <w:rPr>
+          <w:i w:val="0"/>
+        </w:rPr>
+        <w:t>Worked Example 18.3</w:t>
+      </w:r>
+    </w:p>
+    <w:p>
+      <w:pPr/>
+      <w:r>
+        <w:rPr>
+          <w:b/>
+        </w:rPr>
+        <w:t xml:space="preserve">Problem. </w:t>
+      </w:r>
+      <w:r>
+        <w:rPr>
+          <w:i w:val="0"/>
+        </w:rPr>
+        <w:t>A 64-antenna base station serves 8 users, each with a large-scale SNR of 10 dB if it had all the power. The power is shared equally. Compare the per-user SINR and the sum spectral efficiency of maximum-ratio transmission and zero-forcing, treating each interfering stream under MRT as arriving with the power of one antenna's worth of gain.</w:t>
+      </w:r>
+    </w:p>
+    <w:p>
+      <w:pPr/>
+      <w:r>
+        <w:rPr>
+          <w:b/>
+        </w:rPr>
+        <w:t xml:space="preserve">Solution. </w:t>
+      </w:r>
+      <w:r>
+        <w:rPr>
+          <w:i w:val="0"/>
+        </w:rPr>
+        <w:t>Each user gets P/K = 10/8 = 1.25 of the SNR. Zero-forcing gives 1.25 × (64 − 8 + 1) = 71.3, 18.5 dB, and a sum of 8 log₂(72.3) = 49.4 bit/s/Hz. MRT gives a signal of 1.25 × 64 = 80 against 7 × 1.25 + 1 = 9.75 of interference plus noise, an SINR of 8.2 or 9.1 dB, and a sum of 8 log₂(9.2) = 25.6 bit/s/Hz. Zero-forcing nearly doubles the throughput here; at an SNR of −10 dB the order reverses, which is what the regularized precoder exploits.</w:t>
+      </w:r>
+    </w:p>
+    <w:p>
+      <w:pPr>
+        <w:pStyle w:val="Heading2"/>
+      </w:pPr>
+      <w:r>
+        <w:rPr>
+          <w:i w:val="0"/>
+        </w:rPr>
+        <w:t>Worked Example 18.4</w:t>
+      </w:r>
+    </w:p>
+    <w:p>
+      <w:pPr/>
+      <w:r>
+        <w:rPr>
+          <w:b/>
+        </w:rPr>
+        <w:t xml:space="preserve">Problem. </w:t>
+      </w:r>
+      <w:r>
+        <w:rPr>
+          <w:i w:val="0"/>
+        </w:rPr>
+        <w:t>A user in a neighboring cell reuses the same pilot and reaches this base station 15 dB weaker than this cell's own user. What SIR limit does pilot contamination impose, whatever M is?</w:t>
+      </w:r>
+    </w:p>
+    <w:p>
+      <w:pPr/>
+      <w:r>
+        <w:rPr>
+          <w:b/>
+        </w:rPr>
+        <w:t xml:space="preserve">Solution. </w:t>
+      </w:r>
+      <w:r>
+        <w:rPr>
+          <w:i w:val="0"/>
+        </w:rPr>
+        <w:t>Both the wanted and the contaminating terms grow in proportion to M, so their ratio stays at the ratio of large-scale gains, 15 dB, about 5.0 bit/s/Hz at best. To go beyond it, the network must assign that pilot to a user farther away.</w:t>
+      </w:r>
+    </w:p>
+    <w:p>
+      <w:pPr>
+        <w:pStyle w:val="Heading2"/>
+      </w:pPr>
+      <w:r>
+        <w:rPr>
+          <w:i w:val="0"/>
+        </w:rPr>
+        <w:t>18.7 Beam management at millimeter wave</w:t>
+      </w:r>
+    </w:p>
+    <w:p>
+      <w:pPr/>
+      <w:r>
+        <w:rPr>
+          <w:i w:val="0"/>
+        </w:rPr>
+        <w:t>A millimeter-wave base station cannot estimate the channel to each of its hundreds of elements before it has a beam toward the user, because without the beam's gain the user cannot hear it. 5G NR solves this with a beam sweep. The base station transmits its synchronization signal blocks, up to 64 of them in FR2, each through a different beam, in a burst confined to 5 ms and repeated every 20 ms. The handset measures them, reports the best, and the two sides then refine with narrower beams on channel-state reference signals and track the user as it moves or turns. The handset sweeps its own few beams too, so a full initial search multiplies the base station's burst by the number of handset beams.</w:t>
+      </w:r>
+    </w:p>
+    <w:p>
+      <w:pPr>
+        <w:pStyle w:val="Heading2"/>
+      </w:pPr>
+      <w:r>
+        <w:rPr>
+          <w:i w:val="0"/>
+        </w:rPr>
+        <w:t>Worked Example 18.5</w:t>
+      </w:r>
+    </w:p>
+    <w:p>
+      <w:pPr/>
+      <w:r>
+        <w:rPr>
+          <w:b/>
+        </w:rPr>
+        <w:t xml:space="preserve">Problem. </w:t>
+      </w:r>
+      <w:r>
+        <w:rPr>
+          <w:i w:val="0"/>
+        </w:rPr>
+        <w:t>A base station sweeps 64 beams in one synchronization burst every 20 ms. The handset has 8 receive beams and must test each against a full burst. How long does the exhaustive initial search take, and what does a hierarchical search that first uses 4 wide handset beams save?</w:t>
+      </w:r>
+    </w:p>
+    <w:p>
+      <w:pPr/>
+      <w:r>
+        <w:rPr>
+          <w:b/>
+        </w:rPr>
+        <w:t xml:space="preserve">Solution. </w:t>
+      </w:r>
+      <w:r>
+        <w:rPr>
+          <w:i w:val="0"/>
+        </w:rPr>
+        <w:t>The exhaustive search needs 8 bursts, 8 × 20 = 160 ms. Testing 4 wide beams first, then the 2 narrow beams inside the best wide one, takes 6 bursts, 120 ms; with the wide beams' lower gain the handset must be closer to the cell for the first step to succeed, the usual trade between speed and coverage.</w:t>
+      </w:r>
+    </w:p>
+    <w:p>
+      <w:pPr>
+        <w:pStyle w:val="Heading2"/>
+      </w:pPr>
+      <w:r>
+        <w:rPr>
+          <w:i w:val="0"/>
+        </w:rPr>
+        <w:t>18.8 Reciprocity calibration</w:t>
+      </w:r>
+    </w:p>
+    <w:p>
+      <w:pPr/>
+      <w:r>
+        <w:rPr>
+          <w:i w:val="0"/>
+        </w:rPr>
+        <w:t>TDD massive MIMO rests on the assumption that the downlink channel equals the uplink channel. The propagation is reciprocal; the radios are not. Each antenna's transmit chain and receive chain have their own gain and phase, which drift with temperature, so the channel the base station measures in the uplink differs from the one it beamforms through by a per-antenna complex factor. Base stations measure those factors with internal coupling networks or by sounding between their own antennas, and correct them every few minutes. The penalty for not doing so is easy to estimate: random phase errors with standard deviation σ radians shrink the coherent array gain by about e^(−σ²).</w:t>
+      </w:r>
+    </w:p>
+    <w:p>
+      <w:pPr>
+        <w:jc w:val="center"/>
+      </w:pPr>
+      <w:r>
+        <w:rPr>
+          <w:i w:val="0"/>
+        </w:rPr>
+        <w:t>gain loss ≈ e^(−σ²)    (σ in radians, Gaussian phase errors)</w:t>
+      </w:r>
+    </w:p>
+    <w:p>
+      <w:pPr>
+        <w:pStyle w:val="Heading2"/>
+      </w:pPr>
+      <w:r>
+        <w:rPr>
+          <w:i w:val="0"/>
+        </w:rPr>
+        <w:t>Worked Example 18.6</w:t>
+      </w:r>
+    </w:p>
+    <w:p>
+      <w:pPr/>
+      <w:r>
+        <w:rPr>
+          <w:b/>
+        </w:rPr>
+        <w:t xml:space="preserve">Problem. </w:t>
+      </w:r>
+      <w:r>
+        <w:rPr>
+          <w:i w:val="0"/>
+        </w:rPr>
+        <w:t>Find the loss in array gain for random per-antenna phase errors of 10° and of 30° RMS.</w:t>
+      </w:r>
+    </w:p>
+    <w:p>
+      <w:pPr/>
+      <w:r>
+        <w:rPr>
+          <w:b/>
+        </w:rPr>
+        <w:t xml:space="preserve">Solution. </w:t>
+      </w:r>
+      <w:r>
+        <w:rPr>
+          <w:i w:val="0"/>
+        </w:rPr>
+        <w:t>10° is 0.175 rad, so e^(−0.0305) = 0.970, a loss of 0.13 dB, negligible. 30° is 0.524 rad, e^(−0.274) = 0.76, a loss of 1.2 dB. The array still forms a beam, but the nulls that zero-forcing places on other users fill in, and the interference between users rises much more than the gain falls, which is why calibration matters most for multi-user operation.</w:t>
+      </w:r>
+    </w:p>
+    <w:p>
+      <w:pPr/>
+      <w:r>
+        <w:rPr>
+          <w:i w:val="0"/>
+        </w:rPr>
+        <w:t>Massive MIMO turns interference inside a cell into a solvable matrix problem. Interference between cells is the subject of Chapter 19.</w:t>
+      </w:r>
+    </w:p>
+    <w:p>
+      <w:pPr>
+        <w:pStyle w:val="Heading2"/>
+      </w:pPr>
+      <w:r>
+        <w:rPr>
+          <w:i w:val="0"/>
+        </w:rPr>
         <w:t>Practice</w:t>
       </w:r>
     </w:p>
@@ -6600,6 +11836,66 @@
       </w:r>
     </w:p>
     <w:p>
+      <w:pPr/>
+      <w:r>
+        <w:rPr>
+          <w:b/>
+        </w:rPr>
+        <w:t xml:space="preserve">7. </w:t>
+      </w:r>
+      <w:r>
+        <w:rPr>
+          <w:i w:val="0"/>
+        </w:rPr>
+        <w:t>Find the zero-forcing array gain for M = 32 and K = 12, in dB.</w:t>
+      </w:r>
+    </w:p>
+    <w:p>
+      <w:pPr/>
+      <w:r>
+        <w:rPr>
+          <w:b/>
+        </w:rPr>
+        <w:t xml:space="preserve">8. </w:t>
+      </w:r>
+      <w:r>
+        <w:rPr>
+          <w:i w:val="0"/>
+        </w:rPr>
+        <w:t>Why does regularized zero-forcing outperform pure zero-forcing at low SNR?</w:t>
+      </w:r>
+    </w:p>
+    <w:p>
+      <w:pPr/>
+      <w:r>
+        <w:rPr>
+          <w:b/>
+        </w:rPr>
+        <w:t xml:space="preserve">9. </w:t>
+      </w:r>
+      <w:r>
+        <w:rPr>
+          <w:i w:val="0"/>
+        </w:rPr>
+        <w:t>How many synchronization bursts does a handset with 16 beams need for an exhaustive search?</w:t>
+      </w:r>
+    </w:p>
+    <w:p>
+      <w:pPr/>
+      <w:r>
+        <w:rPr>
+          <w:b/>
+        </w:rPr>
+        <w:t xml:space="preserve">10. </w:t>
+      </w:r>
+      <w:r>
+        <w:rPr>
+          <w:i w:val="0"/>
+        </w:rPr>
+        <w:t>What RMS phase error costs 0.5 dB of array gain?</w:t>
+      </w:r>
+    </w:p>
+    <w:p>
       <w:pPr>
         <w:pStyle w:val="Heading1"/>
       </w:pPr>
@@ -6795,6 +12091,281 @@
         <w:rPr>
           <w:i w:val="0"/>
         </w:rPr>
+        <w:t>19.4 Adjacent-channel interference: ACLR, ACS, and ACIR</w:t>
+      </w:r>
+    </w:p>
+    <w:p>
+      <w:pPr/>
+      <w:r>
+        <w:rPr>
+          <w:i w:val="0"/>
+        </w:rPr>
+        <w:t>Interference also comes from the neighboring channel, through two imperfections. The transmitter leaks a fraction of its power into the adjacent channel, which is its adjacent-channel leakage ratio, ACLR. The receiver lets a fraction of an adjacent signal through its channel filter and its converters, which is its adjacent-channel selectivity, ACS. The interference that results combines the two as a parallel sum, so the weaker of the two dominates. 3GPP sets the handset requirements at an ACLR of 30 dB and an ACS of 33 dB for a 5 MHz-class carrier, and base stations to 45 dB of ACLR, which makes the handset receiver the limit for downlink coexistence and the handset transmitter the limit for uplink coexistence.</w:t>
+      </w:r>
+    </w:p>
+    <w:p>
+      <w:pPr>
+        <w:jc w:val="center"/>
+      </w:pPr>
+      <w:r>
+        <w:rPr>
+          <w:i w:val="0"/>
+        </w:rPr>
+        <w:t>1/ACIR = 1/ACLR + 1/ACS    (linear ratios)</w:t>
+      </w:r>
+    </w:p>
+    <w:p>
+      <w:pPr>
+        <w:pStyle w:val="Heading2"/>
+      </w:pPr>
+      <w:r>
+        <w:rPr>
+          <w:i w:val="0"/>
+        </w:rPr>
+        <w:t>19.5 Noise rise in the uplink</w:t>
+      </w:r>
+    </w:p>
+    <w:p>
+      <w:pPr/>
+      <w:r>
+        <w:rPr>
+          <w:i w:val="0"/>
+        </w:rPr>
+        <w:t>An uplink receiver sees the sum of its own users' signals, the interference from users in other cells, and thermal noise. The interference over thermal, the ratio of total received power to thermal noise, rises as the load grows; for a CDMA or a power-controlled OFDMA uplink at a load factor η between 0 and 1, the noise rise is −10 log₁₀(1 − η). At 50 % load the receiver appears 3 dB noisier than its noise figure suggests, at 75 % load 6 dB, and near 100 % the cell becomes unstable as each user raises its power to overcome the others. Network planners therefore cap the uplink load at 50 to 75 % and budget the corresponding noise rise in every link budget.</w:t>
+      </w:r>
+    </w:p>
+    <w:p>
+      <w:pPr>
+        <w:jc w:val="center"/>
+      </w:pPr>
+      <w:r>
+        <w:rPr>
+          <w:i w:val="0"/>
+        </w:rPr>
+        <w:t>noise rise = −10 log₁₀(1 − η)</w:t>
+      </w:r>
+    </w:p>
+    <w:p>
+      <w:pPr>
+        <w:pStyle w:val="Heading2"/>
+      </w:pPr>
+      <w:r>
+        <w:rPr>
+          <w:i w:val="0"/>
+        </w:rPr>
+        <w:t>Worked Example 19.3</w:t>
+      </w:r>
+    </w:p>
+    <w:p>
+      <w:pPr/>
+      <w:r>
+        <w:rPr>
+          <w:b/>
+        </w:rPr>
+        <w:t xml:space="preserve">Problem. </w:t>
+      </w:r>
+      <w:r>
+        <w:rPr>
+          <w:i w:val="0"/>
+        </w:rPr>
+        <w:t>A base station transmitter has an ACLR of 45 dB, and a handset in the next channel has an ACS of 33 dB. Find the ACIR, and the interference a handset sees from a neighbor operator's base station whose signal arrives 20 dB stronger than its own.</w:t>
+      </w:r>
+    </w:p>
+    <w:p>
+      <w:pPr/>
+      <w:r>
+        <w:rPr>
+          <w:b/>
+        </w:rPr>
+        <w:t xml:space="preserve">Solution. </w:t>
+      </w:r>
+      <w:r>
+        <w:rPr>
+          <w:i w:val="0"/>
+        </w:rPr>
+        <w:t>1/ACIR = 10⁻⁴·⁵ + 10⁻³·³ = 3.16 × 10⁻⁵ + 5.01 × 10⁻⁴ = 5.33 × 10⁻⁴, so ACIR = 32.7 dB, almost entirely set by the handset's ACS. The neighbor's signal at +20 dB arrives 20 − 32.7 = −12.7 dB relative to the wanted signal, which caps the SINR at 12.7 dB. Such near-far geometries, a handset next to a competitor's tower, set the guard bands between operators.</w:t>
+      </w:r>
+    </w:p>
+    <w:p>
+      <w:pPr>
+        <w:pStyle w:val="Heading2"/>
+      </w:pPr>
+      <w:r>
+        <w:rPr>
+          <w:i w:val="0"/>
+        </w:rPr>
+        <w:t>Worked Example 19.4</w:t>
+      </w:r>
+    </w:p>
+    <w:p>
+      <w:pPr/>
+      <w:r>
+        <w:rPr>
+          <w:b/>
+        </w:rPr>
+        <w:t xml:space="preserve">Problem. </w:t>
+      </w:r>
+      <w:r>
+        <w:rPr>
+          <w:i w:val="0"/>
+        </w:rPr>
+        <w:t>An uplink is planned for 75 % load. How much must the link budget allow for noise rise, and how much does raising the cap to 90 % cost?</w:t>
+      </w:r>
+    </w:p>
+    <w:p>
+      <w:pPr/>
+      <w:r>
+        <w:rPr>
+          <w:b/>
+        </w:rPr>
+        <w:t xml:space="preserve">Solution. </w:t>
+      </w:r>
+      <w:r>
+        <w:rPr>
+          <w:i w:val="0"/>
+        </w:rPr>
+        <w:t>At 75 %, −10 log₁₀(0.25) = 6.0 dB. At 90 %, −10 log₁₀(0.10) = 10.0 dB: 4 dB more margin for 15 % more load, which shrinks the cell edge. With n = 3.5, 4 dB reduces the range by a factor of 10^(4/35) = 1.30.</w:t>
+      </w:r>
+    </w:p>
+    <w:p>
+      <w:pPr>
+        <w:pStyle w:val="Heading2"/>
+      </w:pPr>
+      <w:r>
+        <w:rPr>
+          <w:i w:val="0"/>
+        </w:rPr>
+        <w:t>19.6 Densification and the interference-limited network</w:t>
+      </w:r>
+    </w:p>
+    <w:p>
+      <w:pPr/>
+      <w:r>
+        <w:rPr>
+          <w:i w:val="0"/>
+        </w:rPr>
+        <w:t>The cheapest way to raise a network's capacity has always been to add cells. In an interference-limited network with a single path-loss exponent, shrinking every distance by the same factor leaves every SIR unchanged, because wanted and interfering powers scale together. The SIR distribution, and so each cell's spectral efficiency, stays the same, while the number of cells per square kilometer grows as the inverse square of the spacing. Halving the spacing quadruples the capacity per area. The argument breaks down in two places: very small cells see line-of-sight interferers with a lower path-loss exponent, so their SIR degrades, and every cell needs a backhaul link, power, and a site, which in the end limit densification more than physics does.</w:t>
+      </w:r>
+    </w:p>
+    <w:p>
+      <w:pPr>
+        <w:pStyle w:val="Heading2"/>
+      </w:pPr>
+      <w:r>
+        <w:rPr>
+          <w:i w:val="0"/>
+        </w:rPr>
+        <w:t>Worked Example 19.5</w:t>
+      </w:r>
+    </w:p>
+    <w:p>
+      <w:pPr/>
+      <w:r>
+        <w:rPr>
+          <w:b/>
+        </w:rPr>
+        <w:t xml:space="preserve">Problem. </w:t>
+      </w:r>
+      <w:r>
+        <w:rPr>
+          <w:i w:val="0"/>
+        </w:rPr>
+        <w:t>A city is served by macro cells at 1.5 km spacing with an average spectral efficiency of 2 bit/s/Hz per cell on 100 MHz. Find the capacity per square kilometer, assuming hexagonal cells, and the effect of adding small cells that bring the effective spacing to 500 m with the same efficiency.</w:t>
+      </w:r>
+    </w:p>
+    <w:p>
+      <w:pPr/>
+      <w:r>
+        <w:rPr>
+          <w:b/>
+        </w:rPr>
+        <w:t xml:space="preserve">Solution. </w:t>
+      </w:r>
+      <w:r>
+        <w:rPr>
+          <w:i w:val="0"/>
+        </w:rPr>
+        <w:t>A hexagonal cell of spacing D has an area of (√3/2)D², 1.95 km² at 1.5 km. Each cell carries 2 × 100 MHz = 200 Mbit/s, so 103 Mbit/s per km². At 500 m spacing the cell area is 0.217 km² and the capacity 922 Mbit/s per km², nine times as much, the square of the spacing ratio of 3.</w:t>
+      </w:r>
+    </w:p>
+    <w:p>
+      <w:pPr>
+        <w:pStyle w:val="Heading2"/>
+      </w:pPr>
+      <w:r>
+        <w:rPr>
+          <w:i w:val="0"/>
+        </w:rPr>
+        <w:t>19.7 Sharing an unlicensed band</w:t>
+      </w:r>
+    </w:p>
+    <w:p>
+      <w:pPr/>
+      <w:r>
+        <w:rPr>
+          <w:i w:val="0"/>
+        </w:rPr>
+        <w:t>In the unlicensed bands there is no operator to coordinate cells, and the medium itself has to be shared. Wi-Fi's rule is listen-before-talk: a station defers if it detects another Wi-Fi preamble above −82 dBm in a 20 MHz channel, or any energy above −62 dBm. In a dense apartment block, a station hears dozens of neighboring networks above −82 dBm and defers to all of them, even when its own link is strong enough to work through their interference. 802.11ax added BSS coloring: each network marks its frames with a color, and a station that recognizes a frame from another network may raise its detection threshold, up to −62 dBm, if it also lowers its transmit power correspondingly. Spatial reuse, not raw rate, is where dense Wi-Fi gains capacity. LTE and NR in unlicensed spectrum, LAA and NR-U, adopt the same listen-before-talk rule so that they coexist with Wi-Fi.</w:t>
+      </w:r>
+    </w:p>
+    <w:p>
+      <w:pPr>
+        <w:pStyle w:val="Heading2"/>
+      </w:pPr>
+      <w:r>
+        <w:rPr>
+          <w:i w:val="0"/>
+        </w:rPr>
+        <w:t>Worked Example 19.6</w:t>
+      </w:r>
+    </w:p>
+    <w:p>
+      <w:pPr/>
+      <w:r>
+        <w:rPr>
+          <w:b/>
+        </w:rPr>
+        <w:t xml:space="preserve">Problem. </w:t>
+      </w:r>
+      <w:r>
+        <w:rPr>
+          <w:i w:val="0"/>
+        </w:rPr>
+        <w:t>A station raises its detection threshold for other networks' frames from −82 dBm to −62 dBm. With a path-loss exponent of 3.5, by what factor does the radius within which it defers shrink, and the area?</w:t>
+      </w:r>
+    </w:p>
+    <w:p>
+      <w:pPr/>
+      <w:r>
+        <w:rPr>
+          <w:b/>
+        </w:rPr>
+        <w:t xml:space="preserve">Solution. </w:t>
+      </w:r>
+      <w:r>
+        <w:rPr>
+          <w:i w:val="0"/>
+        </w:rPr>
+        <w:t>A 20 dB change in threshold changes the distance by 10^(20/35) = 3.7 and the area by 3.7² = 13.9. The station now defers to about one fourteenth as many neighbors, provided its own link has enough margin to tolerate their interference.</w:t>
+      </w:r>
+    </w:p>
+    <w:p>
+      <w:pPr/>
+      <w:r>
+        <w:rPr>
+          <w:i w:val="0"/>
+        </w:rPr>
+        <w:t>SINR, reuse, coordination, and the adjacent-channel and noise-rise terms describe a terrestrial network. Chapter 20 lifts the base station into orbit, where geometry and Doppler rewrite those numbers.</w:t>
+      </w:r>
+    </w:p>
+    <w:p>
+      <w:pPr>
+        <w:pStyle w:val="Heading2"/>
+      </w:pPr>
+      <w:r>
+        <w:rPr>
+          <w:i w:val="0"/>
+        </w:rPr>
         <w:t>Practice</w:t>
       </w:r>
     </w:p>
@@ -6889,6 +12460,81 @@
       </w:r>
     </w:p>
     <w:p>
+      <w:pPr/>
+      <w:r>
+        <w:rPr>
+          <w:b/>
+        </w:rPr>
+        <w:t xml:space="preserve">7. </w:t>
+      </w:r>
+      <w:r>
+        <w:rPr>
+          <w:i w:val="0"/>
+        </w:rPr>
+        <w:t>Find the ACIR for an ACLR of 30 dB and an ACS of 33 dB.</w:t>
+      </w:r>
+    </w:p>
+    <w:p>
+      <w:pPr/>
+      <w:r>
+        <w:rPr>
+          <w:b/>
+        </w:rPr>
+        <w:t xml:space="preserve">8. </w:t>
+      </w:r>
+      <w:r>
+        <w:rPr>
+          <w:i w:val="0"/>
+        </w:rPr>
+        <w:t>What noise rise corresponds to an uplink load of 60 %?</w:t>
+      </w:r>
+    </w:p>
+    <w:p>
+      <w:pPr/>
+      <w:r>
+        <w:rPr>
+          <w:b/>
+        </w:rPr>
+        <w:t xml:space="preserve">9. </w:t>
+      </w:r>
+      <w:r>
+        <w:rPr>
+          <w:i w:val="0"/>
+        </w:rPr>
+        <w:t>Why is the downlink coexistence between operators limited by the handset rather than the base station?</w:t>
+      </w:r>
+    </w:p>
+    <w:p>
+      <w:pPr/>
+      <w:r>
+        <w:rPr>
+          <w:b/>
+        </w:rPr>
+        <w:t xml:space="preserve">10. </w:t>
+      </w:r>
+      <w:r>
+        <w:rPr>
+          <w:i w:val="0"/>
+        </w:rPr>
+        <w:t>By what factor does capacity per area grow when cell spacing falls from 400 m to 100 m, in an interference-limited network?</w:t>
+      </w:r>
+    </w:p>
+    <w:p>
+      <w:pPr/>
+      <w:r>
+        <w:rPr>
+          <w:b/>
+        </w:rPr>
+        <w:t xml:space="preserve">11. </w:t>
+      </w:r>
+      <w:r>
+        <w:rPr>
+          <w:i w:val="0"/>
+        </w:rPr>
+        <w:t>What change in deferral radius does a 10 dB higher threshold give with n = 3?</w:t>
+      </w:r>
+    </w:p>
+    <w:p>
       <w:pPr>
         <w:pStyle w:val="Heading1"/>
       </w:pPr>
@@ -7147,6 +12793,301 @@
         <w:rPr>
           <w:i w:val="0"/>
         </w:rPr>
+        <w:t>20.4 The satellite link budget in C/N0</w:t>
+      </w:r>
+    </w:p>
+    <w:p>
+      <w:pPr/>
+      <w:r>
+        <w:rPr>
+          <w:i w:val="0"/>
+        </w:rPr>
+        <w:t>Satellite engineers write the link budget in a form that separates the pieces each party controls. The transmitter is described by its EIRP, the power times the antenna gain in the direction of the receiver, in dBW. The path is the free-space loss, which Book 4 derives, plus atmospheric and rain losses. The receiver is described by a single figure of merit, G/T, its antenna gain divided by its system noise temperature, in dB/K. Their combination gives the carrier-to-noise-density ratio, C/N0, from which the SNR in any bandwidth follows by subtracting 10 log₁₀B. The constant 228.6 is −10 log₁₀ of Boltzmann's constant in dBW/(K·Hz).</w:t>
+      </w:r>
+    </w:p>
+    <w:p>
+      <w:pPr>
+        <w:jc w:val="center"/>
+      </w:pPr>
+      <w:r>
+        <w:rPr>
+          <w:i w:val="0"/>
+        </w:rPr>
+        <w:t>C/N0 = EIRP − L_path + G/T + 228.6   (dB-Hz)</w:t>
+      </w:r>
+    </w:p>
+    <w:p>
+      <w:pPr/>
+      <w:r>
+        <w:rPr>
+          <w:i w:val="0"/>
+        </w:rPr>
+        <w:t>The form explains the design of every satellite service. A geostationary television satellite radiates about 50 to 55 dBW toward its coverage area, so that a 60 cm dish with a G/T of about 15 dB/K can close the link at 40 000 km. A LEO broadband terminal uses a flat phased array of a few hundred elements with a G/T of roughly 10 dB/K but sits thirty-six decibels closer. A direct-to-phone service turns the asymmetry around: the phone's antenna has a G/T near −30 dB/K, so the satellite must carry a very large deployable array to make up the difference in both directions.</w:t>
+      </w:r>
+    </w:p>
+    <w:p>
+      <w:pPr>
+        <w:pStyle w:val="Heading2"/>
+      </w:pPr>
+      <w:r>
+        <w:rPr>
+          <w:i w:val="0"/>
+        </w:rPr>
+        <w:t>20.5 Timing advance and Doppler pre-compensation</w:t>
+      </w:r>
+    </w:p>
+    <w:p>
+      <w:pPr/>
+      <w:r>
+        <w:rPr>
+          <w:i w:val="0"/>
+        </w:rPr>
+        <w:t>A terrestrial handset learns its timing advance from the base station, which measures the round trip on a random-access preamble. Over a LEO link the round trip is several milliseconds and changes by tens of microseconds per second, far beyond the range a terrestrial preamble can measure. Release 17 NTN therefore makes the handset do most of the work: it knows its own position from GNSS and the satellite's from broadcast ephemeris, computes the delay and the Doppler of the service link, and pre-compensates both before it transmits. The network then corrects only the residual and the feeder-link delay. The same knowledge lets the handset predict when the satellite will set and prepare the handover to the next one, often every few minutes.</w:t>
+      </w:r>
+    </w:p>
+    <w:p>
+      <w:pPr>
+        <w:pStyle w:val="Heading2"/>
+      </w:pPr>
+      <w:r>
+        <w:rPr>
+          <w:i w:val="0"/>
+        </w:rPr>
+        <w:t>Worked Example 20.4</w:t>
+      </w:r>
+    </w:p>
+    <w:p>
+      <w:pPr/>
+      <w:r>
+        <w:rPr>
+          <w:b/>
+        </w:rPr>
+        <w:t xml:space="preserve">Problem. </w:t>
+      </w:r>
+      <w:r>
+        <w:rPr>
+          <w:i w:val="0"/>
+        </w:rPr>
+        <w:t>A geostationary satellite at 12 GHz radiates 52 dBW toward a receiver 38 000 km away with a G/T of 15 dB/K. Find C/N0, the C/N for a 30 MBd DVB-S2 carrier, and the margin over 32APSK at rate 3/4, which needs Es/N0 = 10.2 dB.</w:t>
+      </w:r>
+    </w:p>
+    <w:p>
+      <w:pPr/>
+      <w:r>
+        <w:rPr>
+          <w:b/>
+        </w:rPr>
+        <w:t xml:space="preserve">Solution. </w:t>
+      </w:r>
+      <w:r>
+        <w:rPr>
+          <w:i w:val="0"/>
+        </w:rPr>
+        <w:t>The free-space loss is 92.45 + 20 log₁₀38 000 + 20 log₁₀12 = 205.6 dB with distance in km and frequency in GHz. C/N0 = 52 − 205.6 + 15 + 228.6 = 90.0 dB-Hz. In 30 MHz, 74.8 dB-Hz, C/N = 15.2 dB, a clear-sky margin of 5.0 dB over 32APSK 3/4. A heavy rain cell at 12 GHz takes that margin, and DVB-S2's adaptive coding steps down to 8PSK or QPSK until it passes.</w:t>
+      </w:r>
+    </w:p>
+    <w:p>
+      <w:pPr>
+        <w:pStyle w:val="Heading2"/>
+      </w:pPr>
+      <w:r>
+        <w:rPr>
+          <w:i w:val="0"/>
+        </w:rPr>
+        <w:t>Worked Example 20.5</w:t>
+      </w:r>
+    </w:p>
+    <w:p>
+      <w:pPr/>
+      <w:r>
+        <w:rPr>
+          <w:b/>
+        </w:rPr>
+        <w:t xml:space="preserve">Problem. </w:t>
+      </w:r>
+      <w:r>
+        <w:rPr>
+          <w:i w:val="0"/>
+        </w:rPr>
+        <w:t>A LEO satellite at 550 km, directly overhead, receives a handset's uplink at 2 GHz. The handset transmits 23 dBm (−7 dBW) from a 0 dBi antenna, and the satellite array has an assumed G/T of 10 dB/K. Find the C/N0 and the C/N in one 180 kHz resource block, before body and polarization losses.</w:t>
+      </w:r>
+    </w:p>
+    <w:p>
+      <w:pPr/>
+      <w:r>
+        <w:rPr>
+          <w:b/>
+        </w:rPr>
+        <w:t xml:space="preserve">Solution. </w:t>
+      </w:r>
+      <w:r>
+        <w:rPr>
+          <w:i w:val="0"/>
+        </w:rPr>
+        <w:t>The path loss is 92.45 + 20 log₁₀550 + 20 log₁₀2 = 153.3 dB. C/N0 = −7 − 153.3 + 10 + 228.6 = 78.3 dB-Hz, and in 180 kHz, 52.6 dB-Hz, C/N = 25.7 dB. Body loss, polarization mismatch, and low elevation can take 10 to 15 dB of that, and a slant range at 30° elevation adds about 5 dB more, which is why direct-to-device services offer messaging and modest data rates first.</w:t>
+      </w:r>
+    </w:p>
+    <w:p>
+      <w:pPr>
+        <w:pStyle w:val="Heading2"/>
+      </w:pPr>
+      <w:r>
+        <w:rPr>
+          <w:i w:val="0"/>
+        </w:rPr>
+        <w:t>20.6 Footprints and constellation size</w:t>
+      </w:r>
+    </w:p>
+    <w:p>
+      <w:pPr/>
+      <w:r>
+        <w:rPr>
+          <w:i w:val="0"/>
+        </w:rPr>
+        <w:t>How many satellites a constellation needs depends on how much of the sky a user can use. A satellite at altitude h is visible above an elevation angle ε within a cap on the ground of Earth-central angle λ = arccos[R cos ε/(R + h)] − ε, with R = 6371 km. Low minimum elevation enlarges the footprint but forces the link through longer slant ranges, more atmosphere, and more obstruction by buildings and trees. Coverage alone sets a floor on the number of satellites; capacity sets the real number. One satellite's beams can serve only so many users, so a broadband constellation for millions of subscribers needs far more satellites than coverage alone would.</w:t>
+      </w:r>
+    </w:p>
+    <w:p>
+      <w:pPr>
+        <w:jc w:val="center"/>
+      </w:pPr>
+      <w:r>
+        <w:rPr>
+          <w:i w:val="0"/>
+        </w:rPr>
+        <w:t>λ = arccos[R cos ε / (R + h)] − ε,   footprint radius = R λ</w:t>
+      </w:r>
+    </w:p>
+    <w:p>
+      <w:pPr>
+        <w:pStyle w:val="Heading2"/>
+      </w:pPr>
+      <w:r>
+        <w:rPr>
+          <w:i w:val="0"/>
+        </w:rPr>
+        <w:t>Worked Example 20.6</w:t>
+      </w:r>
+    </w:p>
+    <w:p>
+      <w:pPr/>
+      <w:r>
+        <w:rPr>
+          <w:b/>
+        </w:rPr>
+        <w:t xml:space="preserve">Problem. </w:t>
+      </w:r>
+      <w:r>
+        <w:rPr>
+          <w:i w:val="0"/>
+        </w:rPr>
+        <w:t>Find the footprint radius and the maximum slant range of a satellite at 550 km for a minimum elevation of 25°, and estimate the minimum number of satellites for single coverage of the whole Earth.</w:t>
+      </w:r>
+    </w:p>
+    <w:p>
+      <w:pPr/>
+      <w:r>
+        <w:rPr>
+          <w:b/>
+        </w:rPr>
+        <w:t xml:space="preserve">Solution. </w:t>
+      </w:r>
+      <w:r>
+        <w:rPr>
+          <w:i w:val="0"/>
+        </w:rPr>
+        <w:t>arccos(6371 × cos 25°/6921) = arccos(0.8343) = 33.45°, so λ = 8.45° = 0.1476 rad and the footprint radius is 940 km. The slant range at 25° is 1123 km, about twice the altitude. Each footprint covers about π × 940² = 2.78 × 10⁶ km², and the Earth's 5.1 × 10⁸ km² needs at least 184 of them, in practice two to three times as many for overlapping footprints and orbital geometry. Broadband constellations fly thousands because of capacity, not coverage.</w:t>
+      </w:r>
+    </w:p>
+    <w:p>
+      <w:pPr>
+        <w:pStyle w:val="Heading2"/>
+      </w:pPr>
+      <w:r>
+        <w:rPr>
+          <w:i w:val="0"/>
+        </w:rPr>
+        <w:t>20.7 Rain fade</w:t>
+      </w:r>
+    </w:p>
+    <w:p>
+      <w:pPr/>
+      <w:r>
+        <w:rPr>
+          <w:i w:val="0"/>
+        </w:rPr>
+        <w:t>Above about 10 GHz, rain decides a satellite link's availability. Raindrops absorb and scatter the signal with a specific attenuation that ITU-R Recommendation P.838 expresses as k R^α dB per kilometer, where R is the rain rate in millimeters per hour and k and α depend on frequency and polarization. For horizontal polarization, k is about 0.024 and α about 1.18 at 12 GHz; about 0.09 and 1.06 at 20 GHz; and about 0.24 and 0.95 at 30 GHz. The attenuation on a path is the specific attenuation times an effective path length through the rain, a few kilometers at moderate elevation. A climate that sees 40 mm/h for 0.01 % of the year, about 53 minutes, costs a few decibels at Ku band and well over ten at Ka band, which is why Ka systems rely on adaptive coding and modulation and why gateways are sited with diversity a few tens of kilometers apart.</w:t>
+      </w:r>
+    </w:p>
+    <w:p>
+      <w:pPr>
+        <w:jc w:val="center"/>
+      </w:pPr>
+      <w:r>
+        <w:rPr>
+          <w:i w:val="0"/>
+        </w:rPr>
+        <w:t>γR = k R^α  (dB/km)</w:t>
+      </w:r>
+    </w:p>
+    <w:p>
+      <w:pPr>
+        <w:pStyle w:val="Heading2"/>
+      </w:pPr>
+      <w:r>
+        <w:rPr>
+          <w:i w:val="0"/>
+        </w:rPr>
+        <w:t>Worked Example 20.7</w:t>
+      </w:r>
+    </w:p>
+    <w:p>
+      <w:pPr/>
+      <w:r>
+        <w:rPr>
+          <w:b/>
+        </w:rPr>
+        <w:t xml:space="preserve">Problem. </w:t>
+      </w:r>
+      <w:r>
+        <w:rPr>
+          <w:i w:val="0"/>
+        </w:rPr>
+        <w:t>Using the approximate coefficients above, find the rain attenuation for a 40 mm/h rain rate over an effective path of 4 km at 12 GHz and at 30 GHz.</w:t>
+      </w:r>
+    </w:p>
+    <w:p>
+      <w:pPr/>
+      <w:r>
+        <w:rPr>
+          <w:b/>
+        </w:rPr>
+        <w:t xml:space="preserve">Solution. </w:t>
+      </w:r>
+      <w:r>
+        <w:rPr>
+          <w:i w:val="0"/>
+        </w:rPr>
+        <w:t>At 12 GHz, γ = 0.024 × 40^1.18 = 1.86 dB/km, so 7.5 dB over 4 km, more than the 5 dB clear-sky margin of Worked Example 20.4, so that link drops to a lower modulation for those minutes. At 30 GHz, γ = 0.24 × 40^0.95 = 8.0 dB/km and the attenuation is 32 dB, which no practical margin covers; the link instead accepts the outage or switches the user to a gateway outside the rain cell.</w:t>
+      </w:r>
+    </w:p>
+    <w:p>
+      <w:pPr/>
+      <w:r>
+        <w:rPr>
+          <w:i w:val="0"/>
+        </w:rPr>
+        <w:t>Satellite links bring the same physical layer into a geometry where every number is extreme: delay, Doppler, path loss, and the antenna that compensates for them. The last chapter goes to the other extreme, radios that must spend almost nothing.</w:t>
+      </w:r>
+    </w:p>
+    <w:p>
+      <w:pPr>
+        <w:pStyle w:val="Heading2"/>
+      </w:pPr>
+      <w:r>
+        <w:rPr>
+          <w:i w:val="0"/>
+        </w:rPr>
         <w:t>Practice</w:t>
       </w:r>
     </w:p>
@@ -7241,6 +13182,66 @@
       </w:r>
     </w:p>
     <w:p>
+      <w:pPr/>
+      <w:r>
+        <w:rPr>
+          <w:b/>
+        </w:rPr>
+        <w:t xml:space="preserve">7. </w:t>
+      </w:r>
+      <w:r>
+        <w:rPr>
+          <w:i w:val="0"/>
+        </w:rPr>
+        <w:t>Find the C/N0 of a link with EIRP 40 dBW, a path loss of 190 dB, and a G/T of 5 dB/K.</w:t>
+      </w:r>
+    </w:p>
+    <w:p>
+      <w:pPr/>
+      <w:r>
+        <w:rPr>
+          <w:b/>
+        </w:rPr>
+        <w:t xml:space="preserve">8. </w:t>
+      </w:r>
+      <w:r>
+        <w:rPr>
+          <w:i w:val="0"/>
+        </w:rPr>
+        <w:t>Why does a Release 17 NTN handset need a GNSS fix before it transmits?</w:t>
+      </w:r>
+    </w:p>
+    <w:p>
+      <w:pPr/>
+      <w:r>
+        <w:rPr>
+          <w:b/>
+        </w:rPr>
+        <w:t xml:space="preserve">9. </w:t>
+      </w:r>
+      <w:r>
+        <w:rPr>
+          <w:i w:val="0"/>
+        </w:rPr>
+        <w:t>Why does a lower minimum elevation angle reduce the number of satellites needed but worsen the link?</w:t>
+      </w:r>
+    </w:p>
+    <w:p>
+      <w:pPr/>
+      <w:r>
+        <w:rPr>
+          <w:b/>
+        </w:rPr>
+        <w:t xml:space="preserve">10. </w:t>
+      </w:r>
+      <w:r>
+        <w:rPr>
+          <w:i w:val="0"/>
+        </w:rPr>
+        <w:t>Find the specific attenuation at 20 GHz for 25 mm/h using k = 0.09 and α = 1.06.</w:t>
+      </w:r>
+    </w:p>
+    <w:p>
       <w:pPr>
         <w:pStyle w:val="Heading1"/>
       </w:pPr>
@@ -7519,6 +13520,198 @@
         <w:rPr>
           <w:i w:val="0"/>
         </w:rPr>
+        <w:t>21.5 LoRaWAN and the duty-cycle rule</w:t>
+      </w:r>
+    </w:p>
+    <w:p>
+      <w:pPr/>
+      <w:r>
+        <w:rPr>
+          <w:i w:val="0"/>
+        </w:rPr>
+        <w:t>A LoRa radio is the physical layer; LoRaWAN is the network built on it. Class A devices, the default, transmit when they have data and open two short receive windows one and two seconds afterwards, so the gateway can only reply then; the rest of the time the radio is off. Gateways listen on eight channels and all spreading factors at once, so a cheap sensor never needs to synchronize. The time on air is long, because a chirp at SF12 in 125 kHz lasts 32.8 ms, and in Europe the 868 MHz band limits each device to a 1 % duty cycle in most sub-bands. Adaptive data rate moves devices close to a gateway to small spreading factors, which shortens their airtime, saves their battery, and leaves room for the distant ones.</w:t>
+      </w:r>
+    </w:p>
+    <w:p>
+      <w:pPr>
+        <w:pStyle w:val="Heading2"/>
+      </w:pPr>
+      <w:r>
+        <w:rPr>
+          <w:i w:val="0"/>
+        </w:rPr>
+        <w:t>21.6 Choosing a low-power radio</w:t>
+      </w:r>
+    </w:p>
+    <w:p>
+      <w:pPr/>
+      <w:r>
+        <w:rPr>
+          <w:i w:val="0"/>
+        </w:rPr>
+        <w:t>The choice among the IoT radios is mostly made by four numbers: the range needed, the data per day, the energy budget, and whether an operator's network or one's own gateway carries the traffic. BLE moves tens of kilobytes at a few milliamperes over tens of meters, ideal for anything a phone talks to. Thread and Zigbee on 802.15.4 build a self-healing mesh across a building, and Thread carries the Matter smart-home standard. LoRaWAN reaches kilometers with a few bytes a few times an hour and no subscription. NB-IoT and LTE-M use an operator's network for nationwide coverage with a monthly fee and a modem that idles in power-saving mode at a few microamperes. Wi-Fi HaLow, 802.11ah below 1 GHz, offers megabits at a kilometer for cameras and gateways. None wins on all four.</w:t>
+      </w:r>
+    </w:p>
+    <w:p>
+      <w:pPr>
+        <w:pStyle w:val="Heading2"/>
+      </w:pPr>
+      <w:r>
+        <w:rPr>
+          <w:i w:val="0"/>
+        </w:rPr>
+        <w:t>Worked Example 21.4</w:t>
+      </w:r>
+    </w:p>
+    <w:p>
+      <w:pPr/>
+      <w:r>
+        <w:rPr>
+          <w:b/>
+        </w:rPr>
+        <w:t xml:space="preserve">Problem. </w:t>
+      </w:r>
+      <w:r>
+        <w:rPr>
+          <w:i w:val="0"/>
+        </w:rPr>
+        <w:t>A LoRaWAN sensor sends a 12-byte payload at SF12, 125 kHz, coding rate 4/5, with an 8-symbol preamble and a CRC. The time on air from the Semtech formula is 1.155 s. Under the European 1 % duty-cycle rule, how often may it transmit, and how does SF7, with 41.2 ms on air, compare?</w:t>
+      </w:r>
+    </w:p>
+    <w:p>
+      <w:pPr/>
+      <w:r>
+        <w:rPr>
+          <w:b/>
+        </w:rPr>
+        <w:t xml:space="preserve">Solution. </w:t>
+      </w:r>
+      <w:r>
+        <w:rPr>
+          <w:i w:val="0"/>
+        </w:rPr>
+        <w:t>At 1 % the device must stay silent for 99 times its airtime: one message per 1.155/0.01 = 115.5 s, about 31 messages per hour. At SF7 one message per 4.1 s is allowed, 28 times as many, and each costs 28 times less energy. A device close enough to a gateway for SF7 should never be left at SF12.</w:t>
+      </w:r>
+    </w:p>
+    <w:p>
+      <w:pPr>
+        <w:pStyle w:val="Heading2"/>
+      </w:pPr>
+      <w:r>
+        <w:rPr>
+          <w:i w:val="0"/>
+        </w:rPr>
+        <w:t>Worked Example 21.5</w:t>
+      </w:r>
+    </w:p>
+    <w:p>
+      <w:pPr/>
+      <w:r>
+        <w:rPr>
+          <w:b/>
+        </w:rPr>
+        <w:t xml:space="preserve">Problem. </w:t>
+      </w:r>
+      <w:r>
+        <w:rPr>
+          <w:i w:val="0"/>
+        </w:rPr>
+        <w:t>A BLE sensor based on a Nordic nRF52840 transmits a 1 ms advertisement at 0 dBm, drawing about 4.8 mA with the DC/DC converter enabled, on three channels once per second, plus 1 ms of start-up at about 2 mA, and sleeps at 2 µA otherwise. Estimate its average current and the life of a 225 mAh CR2032.</w:t>
+      </w:r>
+    </w:p>
+    <w:p>
+      <w:pPr/>
+      <w:r>
+        <w:rPr>
+          <w:b/>
+        </w:rPr>
+        <w:t xml:space="preserve">Solution. </w:t>
+      </w:r>
+      <w:r>
+        <w:rPr>
+          <w:i w:val="0"/>
+        </w:rPr>
+        <w:t>Active charge per second is 3 × 1 ms × 4.8 mA + 1 ms × 2 mA = 16.4 µC, an average of 16.4 µA, plus 2 µA of sleep, 18.4 µA. The cell lasts 225 mAh / 18.4 µA = 12 200 h, about 1.4 years, less in practice because a coin cell's capacity falls at pulsed loads and low temperature. Advertising every 5 s instead raises the life to about 4.9 years: the interval, not the radio, decides the battery life.</w:t>
+      </w:r>
+    </w:p>
+    <w:p>
+      <w:pPr>
+        <w:pStyle w:val="Heading2"/>
+      </w:pPr>
+      <w:r>
+        <w:rPr>
+          <w:i w:val="0"/>
+        </w:rPr>
+        <w:t>21.7 Backscatter and passive RFID</w:t>
+      </w:r>
+    </w:p>
+    <w:p>
+      <w:pPr/>
+      <w:r>
+        <w:rPr>
+          <w:i w:val="0"/>
+        </w:rPr>
+        <w:t>The lowest-energy radio has no transmitter at all. A passive UHF RFID tag, under the EPC Gen2 standard (ISO 18000-63) in the 860 to 960 MHz band, harvests the reader's carrier to power its chip and answers by switching its antenna's load, reflecting more or less of the carrier back to the reader. The forward link, which must deliver power, is almost always the limit: a modern tag chip such as the Impinj M800 series wakes at about −24 dBm, while the reader's receiver can detect reflections far weaker than that. The read range therefore follows from the reader's EIRP, 4 W in the United States and about 3.3 W in Europe, the path loss, and the tag's sensitivity. Battery-free sensors and the ambient-IoT work in 3GPP Release 19 extend the same principle to cellular bands.</w:t>
+      </w:r>
+    </w:p>
+    <w:p>
+      <w:pPr>
+        <w:pStyle w:val="Heading2"/>
+      </w:pPr>
+      <w:r>
+        <w:rPr>
+          <w:i w:val="0"/>
+        </w:rPr>
+        <w:t>Worked Example 21.6</w:t>
+      </w:r>
+    </w:p>
+    <w:p>
+      <w:pPr/>
+      <w:r>
+        <w:rPr>
+          <w:b/>
+        </w:rPr>
+        <w:t xml:space="preserve">Problem. </w:t>
+      </w:r>
+      <w:r>
+        <w:rPr>
+          <w:i w:val="0"/>
+        </w:rPr>
+        <w:t>A reader radiates 36 dBm EIRP at 915 MHz to a tag with a 2 dBi antenna and a chip sensitivity of −20 dBm. Find the free-space read range set by the forward link.</w:t>
+      </w:r>
+    </w:p>
+    <w:p>
+      <w:pPr/>
+      <w:r>
+        <w:rPr>
+          <w:b/>
+        </w:rPr>
+        <w:t xml:space="preserve">Solution. </w:t>
+      </w:r>
+      <w:r>
+        <w:rPr>
+          <w:i w:val="0"/>
+        </w:rPr>
+        <w:t>The tag can tolerate 36 + 2 − (−20) = 58 dB of path loss. Free-space loss is 20 log₁₀(4πd/λ) with λ = 0.328 m, so d = (λ/4π) × 10^(58/20) = 0.0261 × 794 = 20.7 m. Real tags on real objects reach 5 to 12 m, because the object detunes the antenna, the polarization does not match, and multipath creates nulls; a −24 dBm chip adds about 60 % to the free-space figure.</w:t>
+      </w:r>
+    </w:p>
+    <w:p>
+      <w:pPr/>
+      <w:r>
+        <w:rPr>
+          <w:i w:val="0"/>
+        </w:rPr>
+        <w:t>The IoT radios close the book's tour from Shannon's bound to a sensor on a coin cell. Each one is the same modem in a different balance: bandwidth, power, coding, and time traded against one another to fit a job. The hardware that radiates and receives those waveforms is Book 4's; the boards, packages, and the emission tests that every one of them must pass are Book 7's.</w:t>
+      </w:r>
+    </w:p>
+    <w:p>
+      <w:pPr>
+        <w:pStyle w:val="Heading2"/>
+      </w:pPr>
+      <w:r>
+        <w:rPr>
+          <w:i w:val="0"/>
+        </w:rPr>
         <w:t>Practice</w:t>
       </w:r>
     </w:p>
@@ -7613,6 +13806,66 @@
       </w:r>
     </w:p>
     <w:p>
+      <w:pPr/>
+      <w:r>
+        <w:rPr>
+          <w:b/>
+        </w:rPr>
+        <w:t xml:space="preserve">7. </w:t>
+      </w:r>
+      <w:r>
+        <w:rPr>
+          <w:i w:val="0"/>
+        </w:rPr>
+        <w:t>Find the duration of a LoRa symbol at SF10 in 125 kHz.</w:t>
+      </w:r>
+    </w:p>
+    <w:p>
+      <w:pPr/>
+      <w:r>
+        <w:rPr>
+          <w:b/>
+        </w:rPr>
+        <w:t xml:space="preserve">8. </w:t>
+      </w:r>
+      <w:r>
+        <w:rPr>
+          <w:i w:val="0"/>
+        </w:rPr>
+        <w:t>A sensor's average current is 10 µA. How long does a 225 mAh coin cell last, ignoring capacity derating?</w:t>
+      </w:r>
+    </w:p>
+    <w:p>
+      <w:pPr/>
+      <w:r>
+        <w:rPr>
+          <w:b/>
+        </w:rPr>
+        <w:t xml:space="preserve">9. </w:t>
+      </w:r>
+      <w:r>
+        <w:rPr>
+          <w:i w:val="0"/>
+        </w:rPr>
+        <w:t>Why does adaptive data rate in LoRaWAN increase the capacity of a network, not just the battery life of the devices it moves?</w:t>
+      </w:r>
+    </w:p>
+    <w:p>
+      <w:pPr/>
+      <w:r>
+        <w:rPr>
+          <w:b/>
+        </w:rPr>
+        <w:t xml:space="preserve">10. </w:t>
+      </w:r>
+      <w:r>
+        <w:rPr>
+          <w:i w:val="0"/>
+        </w:rPr>
+        <w:t>How much does the free-space read range grow when tag sensitivity improves by 6 dB?</w:t>
+      </w:r>
+    </w:p>
+    <w:p>
       <w:pPr>
         <w:pStyle w:val="Heading1"/>
       </w:pPr>
@@ -7759,6 +14012,60 @@
       </w:r>
     </w:p>
     <w:p>
+      <w:pPr/>
+      <w:r>
+        <w:rPr>
+          <w:i w:val="0"/>
+        </w:rPr>
+        <w:t>Carson's rule B ≈ 2(Δf + fm). Bandpass sampling 2fH/n ≤ fs ≤ 2fL/(n − 1). Converter SNR with peaky signals ≈ 6.02N + 1.76 − (PAPR − 3 dB).</w:t>
+      </w:r>
+    </w:p>
+    <w:p>
+      <w:pPr/>
+      <w:r>
+        <w:rPr>
+          <w:i w:val="0"/>
+        </w:rPr>
+        <w:t>Log-distance path loss PL(d) = PL(d0) + 10n log₁₀(d/d0) + Xσ; edge-coverage margin 1.28σ (90 %), 1.64σ (95 %). Rayleigh fade margin −10 log₁₀[−ln(1 − p)] dB for availability 1 − p.</w:t>
+      </w:r>
+    </w:p>
+    <w:p>
+      <w:pPr/>
+      <w:r>
+        <w:rPr>
+          <w:i w:val="0"/>
+        </w:rPr>
+        <w:t>OFDM intercarrier interference ≈ (πε)²/3. Channel correlation J₀(2πfdτ). LLR (BPSK) = 2Ay/σ². Gray coding BER ≈ SER/log₂M.</w:t>
+      </w:r>
+    </w:p>
+    <w:p>
+      <w:pPr/>
+      <w:r>
+        <w:rPr>
+          <w:i w:val="0"/>
+        </w:rPr>
+        <w:t>Satellite link: C/N0 = EIRP − L + G/T + 228.6 dB-Hz. Footprint central angle λ = arccos[R cos ε/(R + h)] − ε, R = 6371 km. Ionospheric delay 40.3 TEC/f² m.</w:t>
+      </w:r>
+    </w:p>
+    <w:p>
+      <w:pPr/>
+      <w:r>
+        <w:rPr>
+          <w:i w:val="0"/>
+        </w:rPr>
+        <w:t>5G peak rate (TS 38.306): v Qm f (948/1024) × 12 N_PRB × 14 × 2^µ × 10³ × (1 − OH), OH = 0.14 DL, 0.08 UL in FR1. Uplink power P = min(Pmax, P0 + 10 log₁₀M + αPL).</w:t>
+      </w:r>
+    </w:p>
+    <w:p>
+      <w:pPr/>
+      <w:r>
+        <w:rPr>
+          <w:i w:val="0"/>
+        </w:rPr>
+        <w:t>ACIR: 1/ACIR = 1/ACLR + 1/ACS. Uplink noise rise −10 log₁₀(1 − η). Reed-Solomon corrects (n − k)/2 symbols. Phase-based ranging d = cΔφ/(4πΔf).</w:t>
+      </w:r>
+    </w:p>
+    <w:p>
       <w:pPr>
         <w:pStyle w:val="Heading1"/>
       </w:pPr>
@@ -7871,6 +14178,66 @@
       </w:r>
     </w:p>
     <w:p>
+      <w:pPr/>
+      <w:r>
+        <w:rPr>
+          <w:b/>
+        </w:rPr>
+        <w:t xml:space="preserve">7. </w:t>
+      </w:r>
+      <w:r>
+        <w:rPr>
+          <w:i w:val="0"/>
+        </w:rPr>
+        <w:t>B ≈ 2(2.5 + 3) = 11 kHz, which fits a 12.5 kHz channel.</w:t>
+      </w:r>
+    </w:p>
+    <w:p>
+      <w:pPr/>
+      <w:r>
+        <w:rPr>
+          <w:b/>
+        </w:rPr>
+        <w:t xml:space="preserve">8. </w:t>
+      </w:r>
+      <w:r>
+        <w:rPr>
+          <w:i w:val="0"/>
+        </w:rPr>
+        <w:t>Sideband power fraction m²/(2 + m²) = 0.25/2.25 = 11 %.</w:t>
+      </w:r>
+    </w:p>
+    <w:p>
+      <w:pPr/>
+      <w:r>
+        <w:rPr>
+          <w:b/>
+        </w:rPr>
+        <w:t xml:space="preserve">9. </w:t>
+      </w:r>
+      <w:r>
+        <w:rPr>
+          <w:i w:val="0"/>
+        </w:rPr>
+        <w:t>28 GBd; Nyquist frequency 14 GHz.</w:t>
+      </w:r>
+    </w:p>
+    <w:p>
+      <w:pPr/>
+      <w:r>
+        <w:rPr>
+          <w:b/>
+        </w:rPr>
+        <w:t xml:space="preserve">10. </w:t>
+      </w:r>
+      <w:r>
+        <w:rPr>
+          <w:i w:val="0"/>
+        </w:rPr>
+        <w:t>1.44 × 10⁵ = 144 kbit/s.</w:t>
+      </w:r>
+    </w:p>
+    <w:p>
       <w:pPr>
         <w:pStyle w:val="Heading2"/>
       </w:pPr>
@@ -7972,6 +14339,66 @@
       </w:r>
     </w:p>
     <w:p>
+      <w:pPr/>
+      <w:r>
+        <w:rPr>
+          <w:b/>
+        </w:rPr>
+        <w:t xml:space="preserve">7. </w:t>
+      </w:r>
+      <w:r>
+        <w:rPr>
+          <w:i w:val="0"/>
+        </w:rPr>
+        <w:t>2 × 160/2 = 160 MS/s to 2 × 140/1 = 280 MS/s. (Higher n allows lower rates; n = 7 gives 45.7 to 46.7 MS/s, too narrow a window for a real filter and clock.)</w:t>
+      </w:r>
+    </w:p>
+    <w:p>
+      <w:pPr/>
+      <w:r>
+        <w:rPr>
+          <w:b/>
+        </w:rPr>
+        <w:t xml:space="preserve">8. </w:t>
+      </w:r>
+      <w:r>
+        <w:rPr>
+          <w:i w:val="0"/>
+        </w:rPr>
+        <w:t>13 − 3 = 10 dB below the full-scale sine figure: 86.0 − 10 = 76.0 dB.</w:t>
+      </w:r>
+    </w:p>
+    <w:p>
+      <w:pPr/>
+      <w:r>
+        <w:rPr>
+          <w:b/>
+        </w:rPr>
+        <w:t xml:space="preserve">9. </w:t>
+      </w:r>
+      <w:r>
+        <w:rPr>
+          <w:i w:val="0"/>
+        </w:rPr>
+        <w:t>The DC offset and LO leakage of a zero-IF receiver or transmitter fall on the center subcarrier, so leaving it empty keeps that error off the data.</w:t>
+      </w:r>
+    </w:p>
+    <w:p>
+      <w:pPr/>
+      <w:r>
+        <w:rPr>
+          <w:b/>
+        </w:rPr>
+        <w:t xml:space="preserve">10. </w:t>
+      </w:r>
+      <w:r>
+        <w:rPr>
+          <w:i w:val="0"/>
+        </w:rPr>
+        <w:t>245.76 × 10⁶/2^N &lt; 0.1 requires 2^N &gt; 2.46 × 10⁹, so N = 32 (resolution 0.057 Hz).</w:t>
+      </w:r>
+    </w:p>
+    <w:p>
       <w:pPr>
         <w:pStyle w:val="Heading2"/>
       </w:pPr>
@@ -8073,6 +14500,66 @@
       </w:r>
     </w:p>
     <w:p>
+      <w:pPr/>
+      <w:r>
+        <w:rPr>
+          <w:b/>
+        </w:rPr>
+        <w:t xml:space="preserve">7. </w:t>
+      </w:r>
+      <w:r>
+        <w:rPr>
+          <w:i w:val="0"/>
+        </w:rPr>
+        <w:t>3.84 × 1.22 = 4.68 MHz, inside the 5 MHz channel.</w:t>
+      </w:r>
+    </w:p>
+    <w:p>
+      <w:pPr/>
+      <w:r>
+        <w:rPr>
+          <w:b/>
+        </w:rPr>
+        <w:t xml:space="preserve">8. </w:t>
+      </w:r>
+      <w:r>
+        <w:rPr>
+          <w:i w:val="0"/>
+        </w:rPr>
+        <w:t>Only the cascade of the two root filters meets Nyquist's zero-interference condition; a full raised cosine after a root filter leaves intersymbol interference and is no longer matched to the pulse.</w:t>
+      </w:r>
+    </w:p>
+    <w:p>
+      <w:pPr/>
+      <w:r>
+        <w:rPr>
+          <w:b/>
+        </w:rPr>
+        <w:t xml:space="preserve">9. </w:t>
+      </w:r>
+      <w:r>
+        <w:rPr>
+          <w:i w:val="0"/>
+        </w:rPr>
+        <w:t>60 MHz, three times the original, centered on it.</w:t>
+      </w:r>
+    </w:p>
+    <w:p>
+      <w:pPr/>
+      <w:r>
+        <w:rPr>
+          <w:b/>
+        </w:rPr>
+        <w:t xml:space="preserve">10. </w:t>
+      </w:r>
+      <w:r>
+        <w:rPr>
+          <w:i w:val="0"/>
+        </w:rPr>
+        <w:t>50 × 180 kHz = 9 MHz, 90 %.</w:t>
+      </w:r>
+    </w:p>
+    <w:p>
       <w:pPr>
         <w:pStyle w:val="Heading2"/>
       </w:pPr>
@@ -8174,6 +14661,66 @@
       </w:r>
     </w:p>
     <w:p>
+      <w:pPr/>
+      <w:r>
+        <w:rPr>
+          <w:b/>
+        </w:rPr>
+        <w:t xml:space="preserve">7. </w:t>
+      </w:r>
+      <w:r>
+        <w:rPr>
+          <w:i w:val="0"/>
+        </w:rPr>
+        <w:t>6 × 10⁻⁴/6 = 1 × 10⁻⁴.</w:t>
+      </w:r>
+    </w:p>
+    <w:p>
+      <w:pPr/>
+      <w:r>
+        <w:rPr>
+          <w:b/>
+        </w:rPr>
+        <w:t xml:space="preserve">8. </w:t>
+      </w:r>
+      <w:r>
+        <w:rPr>
+          <w:i w:val="0"/>
+        </w:rPr>
+        <w:t>0.3° = 5.24 mrad, so −45.6 dB, 0.52 %.</w:t>
+      </w:r>
+    </w:p>
+    <w:p>
+      <w:pPr/>
+      <w:r>
+        <w:rPr>
+          <w:b/>
+        </w:rPr>
+        <w:t xml:space="preserve">9. </w:t>
+      </w:r>
+      <w:r>
+        <w:rPr>
+          <w:i w:val="0"/>
+        </w:rPr>
+        <w:t>1.585 × 10⁻⁴ + 0.631 × 10⁻⁴ + 0.398 × 10⁻⁴ = 2.61 × 10⁻⁴, or −35.8 dB.</w:t>
+      </w:r>
+    </w:p>
+    <w:p>
+      <w:pPr/>
+      <w:r>
+        <w:rPr>
+          <w:b/>
+        </w:rPr>
+        <w:t xml:space="preserve">10. </w:t>
+      </w:r>
+      <w:r>
+        <w:rPr>
+          <w:i w:val="0"/>
+        </w:rPr>
+        <w:t>Corner power 2 × 7² = 98 against an average of 42, 3.68 dB.</w:t>
+      </w:r>
+    </w:p>
+    <w:p>
       <w:pPr>
         <w:pStyle w:val="Heading2"/>
       </w:pPr>
@@ -8275,6 +14822,66 @@
       </w:r>
     </w:p>
     <w:p>
+      <w:pPr/>
+      <w:r>
+        <w:rPr>
+          <w:b/>
+        </w:rPr>
+        <w:t xml:space="preserve">7. </w:t>
+      </w:r>
+      <w:r>
+        <w:rPr>
+          <w:i w:val="0"/>
+        </w:rPr>
+        <w:t>10 × 4.5 × log₁₀3 = 21.5 dB.</w:t>
+      </w:r>
+    </w:p>
+    <w:p>
+      <w:pPr/>
+      <w:r>
+        <w:rPr>
+          <w:b/>
+        </w:rPr>
+        <w:t xml:space="preserve">8. </w:t>
+      </w:r>
+      <w:r>
+        <w:rPr>
+          <w:i w:val="0"/>
+        </w:rPr>
+        <w:t>1.64 × 6 = 9.9 dB.</w:t>
+      </w:r>
+    </w:p>
+    <w:p>
+      <w:pPr/>
+      <w:r>
+        <w:rPr>
+          <w:b/>
+        </w:rPr>
+        <w:t xml:space="preserve">9. </w:t>
+      </w:r>
+      <w:r>
+        <w:rPr>
+          <w:i w:val="0"/>
+        </w:rPr>
+        <w:t>x = −ln(0.999) = 1.0 × 10⁻³, so 30 dB.</w:t>
+      </w:r>
+    </w:p>
+    <w:p>
+      <w:pPr/>
+      <w:r>
+        <w:rPr>
+          <w:b/>
+        </w:rPr>
+        <w:t xml:space="preserve">10. </w:t>
+      </w:r>
+      <w:r>
+        <w:rPr>
+          <w:i w:val="0"/>
+        </w:rPr>
+        <w:t>1/(5 × 1 µs) = 200 kHz.</w:t>
+      </w:r>
+    </w:p>
+    <w:p>
       <w:pPr>
         <w:pStyle w:val="Heading2"/>
       </w:pPr>
@@ -8376,6 +14983,66 @@
       </w:r>
     </w:p>
     <w:p>
+      <w:pPr/>
+      <w:r>
+        <w:rPr>
+          <w:b/>
+        </w:rPr>
+        <w:t xml:space="preserve">7. </w:t>
+      </w:r>
+      <w:r>
+        <w:rPr>
+          <w:i w:val="0"/>
+        </w:rPr>
+        <w:t>(πε)²/3 = 10⁻⁴ gives ε = 0.0055.</w:t>
+      </w:r>
+    </w:p>
+    <w:p>
+      <w:pPr/>
+      <w:r>
+        <w:rPr>
+          <w:b/>
+        </w:rPr>
+        <w:t xml:space="preserve">8. </w:t>
+      </w:r>
+      <w:r>
+        <w:rPr>
+          <w:i w:val="0"/>
+        </w:rPr>
+        <w:t>1.2 kHz, ε = 0.0154, (πε)²/3 = 7.8 × 10⁻⁴, −31.1 dB.</w:t>
+      </w:r>
+    </w:p>
+    <w:p>
+      <w:pPr/>
+      <w:r>
+        <w:rPr>
+          <w:b/>
+        </w:rPr>
+        <w:t xml:space="preserve">9. </w:t>
+      </w:r>
+      <w:r>
+        <w:rPr>
+          <w:i w:val="0"/>
+        </w:rPr>
+        <w:t>It rotates all subcarriers of a symbol equally, so the pilots in that symbol measure the angle and the equalizer removes it.</w:t>
+      </w:r>
+    </w:p>
+    <w:p>
+      <w:pPr/>
+      <w:r>
+        <w:rPr>
+          <w:b/>
+        </w:rPr>
+        <w:t xml:space="preserve">10. </w:t>
+      </w:r>
+      <w:r>
+        <w:rPr>
+          <w:i w:val="0"/>
+        </w:rPr>
+        <w:t>The Doppler becomes 648 Hz, requiring at least 32.4 kHz, which exceeds the 17 kHz upper bound: the bounds cross, and a high-speed train needs a larger prefix overhead or a shorter channel.</w:t>
+      </w:r>
+    </w:p>
+    <w:p>
       <w:pPr>
         <w:pStyle w:val="Heading2"/>
       </w:pPr>
@@ -8477,6 +15144,66 @@
       </w:r>
     </w:p>
     <w:p>
+      <w:pPr/>
+      <w:r>
+        <w:rPr>
+          <w:b/>
+        </w:rPr>
+        <w:t xml:space="preserve">7. </w:t>
+      </w:r>
+      <w:r>
+        <w:rPr>
+          <w:i w:val="0"/>
+        </w:rPr>
+        <w:t>4 log₂(1 + 25) = 18.80 bit/s/Hz, 2.8 times the 6.66 bit/s/Hz of SISO.</w:t>
+      </w:r>
+    </w:p>
+    <w:p>
+      <w:pPr/>
+      <w:r>
+        <w:rPr>
+          <w:b/>
+        </w:rPr>
+        <w:t xml:space="preserve">8. </w:t>
+      </w:r>
+      <w:r>
+        <w:rPr>
+          <w:i w:val="0"/>
+        </w:rPr>
+        <w:t>2⁴ = 16.</w:t>
+      </w:r>
+    </w:p>
+    <w:p>
+      <w:pPr/>
+      <w:r>
+        <w:rPr>
+          <w:b/>
+        </w:rPr>
+        <w:t xml:space="preserve">9. </w:t>
+      </w:r>
+      <w:r>
+        <w:rPr>
+          <w:i w:val="0"/>
+        </w:rPr>
+        <w:t>The transmitter does not know the channel, so it divides its power equally between the two antennas; the receive combiner collects the full power from both antennas.</w:t>
+      </w:r>
+    </w:p>
+    <w:p>
+      <w:pPr/>
+      <w:r>
+        <w:rPr>
+          <w:b/>
+        </w:rPr>
+        <w:t xml:space="preserve">10. </w:t>
+      </w:r>
+      <w:r>
+        <w:rPr>
+          <w:i w:val="0"/>
+        </w:rPr>
+        <w:t>10^0.7 = 5.0 times.</w:t>
+      </w:r>
+    </w:p>
+    <w:p>
       <w:pPr>
         <w:pStyle w:val="Heading2"/>
       </w:pPr>
@@ -8578,6 +15305,51 @@
       </w:r>
     </w:p>
     <w:p>
+      <w:pPr/>
+      <w:r>
+        <w:rPr>
+          <w:b/>
+        </w:rPr>
+        <w:t xml:space="preserve">7. </w:t>
+      </w:r>
+      <w:r>
+        <w:rPr>
+          <w:i w:val="0"/>
+        </w:rPr>
+        <w:t>61.44 × 10⁶ × 4 = 245.8 MB/s.</w:t>
+      </w:r>
+    </w:p>
+    <w:p>
+      <w:pPr/>
+      <w:r>
+        <w:rPr>
+          <w:b/>
+        </w:rPr>
+        <w:t xml:space="preserve">8. </w:t>
+      </w:r>
+      <w:r>
+        <w:rPr>
+          <w:i w:val="0"/>
+        </w:rPr>
+        <w:t>The strong signal sets the gain control and occupies the 8-bit converter's full scale, leaving a dynamic range of only about 50 dB, and the tuner's limited linearity adds intermodulation products on top of the wanted signal.</w:t>
+      </w:r>
+    </w:p>
+    <w:p>
+      <w:pPr/>
+      <w:r>
+        <w:rPr>
+          <w:b/>
+        </w:rPr>
+        <w:t xml:space="preserve">9. </w:t>
+      </w:r>
+      <w:r>
+        <w:rPr>
+          <w:i w:val="0"/>
+        </w:rPr>
+        <w:t>75 µs; f = 1/(2π × 75 µs) = 2.12 kHz.</w:t>
+      </w:r>
+    </w:p>
+    <w:p>
       <w:pPr>
         <w:pStyle w:val="Heading2"/>
       </w:pPr>
@@ -8679,6 +15451,66 @@
       </w:r>
     </w:p>
     <w:p>
+      <w:pPr/>
+      <w:r>
+        <w:rPr>
+          <w:b/>
+        </w:rPr>
+        <w:t xml:space="preserve">7. </w:t>
+      </w:r>
+      <w:r>
+        <w:rPr>
+          <w:i w:val="0"/>
+        </w:rPr>
+        <w:t>14 + 16 + 6 = 36 bits.</w:t>
+      </w:r>
+    </w:p>
+    <w:p>
+      <w:pPr/>
+      <w:r>
+        <w:rPr>
+          <w:b/>
+        </w:rPr>
+        <w:t xml:space="preserve">8. </w:t>
+      </w:r>
+      <w:r>
+        <w:rPr>
+          <w:i w:val="0"/>
+        </w:rPr>
+        <w:t>Truncation always rounds toward negative infinity, adding a DC bias of half an LSB on average, which appears as a spur after mixing; rounding has no average bias.</w:t>
+      </w:r>
+    </w:p>
+    <w:p>
+      <w:pPr/>
+      <w:r>
+        <w:rPr>
+          <w:b/>
+        </w:rPr>
+        <w:t xml:space="preserve">9. </w:t>
+      </w:r>
+      <w:r>
+        <w:rPr>
+          <w:i w:val="0"/>
+        </w:rPr>
+        <w:t>61.44/50 = 1.2288 input samples per output, the same ratio as Worked Example 9.5.</w:t>
+      </w:r>
+    </w:p>
+    <w:p>
+      <w:pPr/>
+      <w:r>
+        <w:rPr>
+          <w:b/>
+        </w:rPr>
+        <w:t xml:space="preserve">10. </w:t>
+      </w:r>
+      <w:r>
+        <w:rPr>
+          <w:i w:val="0"/>
+        </w:rPr>
+        <w:t>The symmetry about fs/4 requires H(f) + H(fs/2 − f) = 1, which in the time domain makes every even-offset coefficient zero except the center, which must equal 1/2.</w:t>
+      </w:r>
+    </w:p>
+    <w:p>
       <w:pPr>
         <w:pStyle w:val="Heading2"/>
       </w:pPr>
@@ -8780,6 +15612,66 @@
       </w:r>
     </w:p>
     <w:p>
+      <w:pPr/>
+      <w:r>
+        <w:rPr>
+          <w:b/>
+        </w:rPr>
+        <w:t xml:space="preserve">7. </w:t>
+      </w:r>
+      <w:r>
+        <w:rPr>
+          <w:i w:val="0"/>
+        </w:rPr>
+        <w:t>±1/(2 × 1.6 µs) = ±312.5 kHz.</w:t>
+      </w:r>
+    </w:p>
+    <w:p>
+      <w:pPr/>
+      <w:r>
+        <w:rPr>
+          <w:b/>
+        </w:rPr>
+        <w:t xml:space="preserve">8. </w:t>
+      </w:r>
+      <w:r>
+        <w:rPr>
+          <w:i w:val="0"/>
+        </w:rPr>
+        <w:t>1008: 3 from the primary signal times 336 groups from the secondary.</w:t>
+      </w:r>
+    </w:p>
+    <w:p>
+      <w:pPr/>
+      <w:r>
+        <w:rPr>
+          <w:b/>
+        </w:rPr>
+        <w:t xml:space="preserve">9. </w:t>
+      </w:r>
+      <w:r>
+        <w:rPr>
+          <w:i w:val="0"/>
+        </w:rPr>
+        <w:t>50 ppm of 2.4 GHz is 120 kHz, well within ±625 kHz.</w:t>
+      </w:r>
+    </w:p>
+    <w:p>
+      <w:pPr/>
+      <w:r>
+        <w:rPr>
+          <w:b/>
+        </w:rPr>
+        <w:t xml:space="preserve">10. </w:t>
+      </w:r>
+      <w:r>
+        <w:rPr>
+          <w:i w:val="0"/>
+        </w:rPr>
+        <w:t>2 × 10⁴ symbols × 4 × 10⁻⁵ = 0.8 symbol, enough to need tracking.</w:t>
+      </w:r>
+    </w:p>
+    <w:p>
       <w:pPr>
         <w:pStyle w:val="Heading2"/>
       </w:pPr>
@@ -8881,6 +15773,51 @@
       </w:r>
     </w:p>
     <w:p>
+      <w:pPr/>
+      <w:r>
+        <w:rPr>
+          <w:b/>
+        </w:rPr>
+        <w:t xml:space="preserve">7. </w:t>
+      </w:r>
+      <w:r>
+        <w:rPr>
+          <w:i w:val="0"/>
+        </w:rPr>
+        <w:t>L = 5, so 2⁵ = 32 states.</w:t>
+      </w:r>
+    </w:p>
+    <w:p>
+      <w:pPr/>
+      <w:r>
+        <w:rPr>
+          <w:b/>
+        </w:rPr>
+        <w:t xml:space="preserve">8. </w:t>
+      </w:r>
+      <w:r>
+        <w:rPr>
+          <w:i w:val="0"/>
+        </w:rPr>
+        <w:t>The prefix makes the channel's linear convolution circular over the block, so the FFT turns it into one complex gain per bin; without it, the block edges see interference from the previous block and the per-bin division no longer applies.</w:t>
+      </w:r>
+    </w:p>
+    <w:p>
+      <w:pPr/>
+      <w:r>
+        <w:rPr>
+          <w:b/>
+        </w:rPr>
+        <w:t xml:space="preserve">9. </w:t>
+      </w:r>
+      <w:r>
+        <w:rPr>
+          <w:i w:val="0"/>
+        </w:rPr>
+        <w:t>Its channel is fixed and well characterized, and the strong forward error correction after it absorbs the short error bursts that a wrong decision in the feedback path produces.</w:t>
+      </w:r>
+    </w:p>
+    <w:p>
       <w:pPr>
         <w:pStyle w:val="Heading2"/>
       </w:pPr>
@@ -8982,6 +15919,66 @@
       </w:r>
     </w:p>
     <w:p>
+      <w:pPr/>
+      <w:r>
+        <w:rPr>
+          <w:b/>
+        </w:rPr>
+        <w:t xml:space="preserve">7. </w:t>
+      </w:r>
+      <w:r>
+        <w:rPr>
+          <w:i w:val="0"/>
+        </w:rPr>
+        <w:t>10 log₁₀1023 = 30.1 dB.</w:t>
+      </w:r>
+    </w:p>
+    <w:p>
+      <w:pPr/>
+      <w:r>
+        <w:rPr>
+          <w:b/>
+        </w:rPr>
+        <w:t xml:space="preserve">8. </w:t>
+      </w:r>
+      <w:r>
+        <w:rPr>
+          <w:i w:val="0"/>
+        </w:rPr>
+        <w:t>h = 0.5, a spacing of 0.5 × 1 MHz = 500 kHz between the two tones.</w:t>
+      </w:r>
+    </w:p>
+    <w:p>
+      <w:pPr/>
+      <w:r>
+        <w:rPr>
+          <w:b/>
+        </w:rPr>
+        <w:t xml:space="preserve">9. </w:t>
+      </w:r>
+      <w:r>
+        <w:rPr>
+          <w:i w:val="0"/>
+        </w:rPr>
+        <w:t>−130 − (−171) = 41 dB-Hz.</w:t>
+      </w:r>
+    </w:p>
+    <w:p>
+      <w:pPr/>
+      <w:r>
+        <w:rPr>
+          <w:b/>
+        </w:rPr>
+        <w:t xml:space="preserve">10. </w:t>
+      </w:r>
+      <w:r>
+        <w:rPr>
+          <w:i w:val="0"/>
+        </w:rPr>
+        <w:t>625 µs; 1/625 µs = 1600 hops per second.</w:t>
+      </w:r>
+    </w:p>
+    <w:p>
       <w:pPr>
         <w:pStyle w:val="Heading2"/>
       </w:pPr>
@@ -9083,6 +16080,66 @@
       </w:r>
     </w:p>
     <w:p>
+      <w:pPr/>
+      <w:r>
+        <w:rPr>
+          <w:b/>
+        </w:rPr>
+        <w:t xml:space="preserve">7. </w:t>
+      </w:r>
+      <w:r>
+        <w:rPr>
+          <w:i w:val="0"/>
+        </w:rPr>
+        <w:t>1/(4 × 15 kHz) = 16.7 µs.</w:t>
+      </w:r>
+    </w:p>
+    <w:p>
+      <w:pPr/>
+      <w:r>
+        <w:rPr>
+          <w:b/>
+        </w:rPr>
+        <w:t xml:space="preserve">8. </w:t>
+      </w:r>
+      <w:r>
+        <w:rPr>
+          <w:i w:val="0"/>
+        </w:rPr>
+        <w:t>MMSE 1/(1 + 1) = 0.5 against 1.0 for least squares, a 3 dB improvement.</w:t>
+      </w:r>
+    </w:p>
+    <w:p>
+      <w:pPr/>
+      <w:r>
+        <w:rPr>
+          <w:b/>
+        </w:rPr>
+        <w:t xml:space="preserve">9. </w:t>
+      </w:r>
+      <w:r>
+        <w:rPr>
+          <w:i w:val="0"/>
+        </w:rPr>
+        <w:t>1/(2 × 100 Hz) = 5 ms, about 2.5 ms with margin.</w:t>
+      </w:r>
+    </w:p>
+    <w:p>
+      <w:pPr/>
+      <w:r>
+        <w:rPr>
+          <w:b/>
+        </w:rPr>
+        <w:t xml:space="preserve">10. </w:t>
+      </w:r>
+      <w:r>
+        <w:rPr>
+          <w:i w:val="0"/>
+        </w:rPr>
+        <w:t>fd τ ≈ 0.38, the first zero of J₀ at 2.405.</w:t>
+      </w:r>
+    </w:p>
+    <w:p>
       <w:pPr>
         <w:pStyle w:val="Heading2"/>
       </w:pPr>
@@ -9184,6 +16241,81 @@
       </w:r>
     </w:p>
     <w:p>
+      <w:pPr/>
+      <w:r>
+        <w:rPr>
+          <w:b/>
+        </w:rPr>
+        <w:t xml:space="preserve">7. </w:t>
+      </w:r>
+      <w:r>
+        <w:rPr>
+          <w:i w:val="0"/>
+        </w:rPr>
+        <w:t>−95 + 13.0 + 77 = −5 dBm.</w:t>
+      </w:r>
+    </w:p>
+    <w:p>
+      <w:pPr/>
+      <w:r>
+        <w:rPr>
+          <w:b/>
+        </w:rPr>
+        <w:t xml:space="preserve">8. </w:t>
+      </w:r>
+      <w:r>
+        <w:rPr>
+          <w:i w:val="0"/>
+        </w:rPr>
+        <w:t>Four.</w:t>
+      </w:r>
+    </w:p>
+    <w:p>
+      <w:pPr/>
+      <w:r>
+        <w:rPr>
+          <w:b/>
+        </w:rPr>
+        <w:t xml:space="preserve">9. </w:t>
+      </w:r>
+      <w:r>
+        <w:rPr>
+          <w:i w:val="0"/>
+        </w:rPr>
+        <w:t>Distant users then arrive weaker than near ones, which reduces the interference they cause in neighboring cells, whose base stations they are also close to; the cell-wide throughput rises even though the edge user's rate falls a little.</w:t>
+      </w:r>
+    </w:p>
+    <w:p>
+      <w:pPr/>
+      <w:r>
+        <w:rPr>
+          <w:b/>
+        </w:rPr>
+        <w:t xml:space="preserve">10. </w:t>
+      </w:r>
+      <w:r>
+        <w:rPr>
+          <w:i w:val="0"/>
+        </w:rPr>
+        <w:t>1 − (63/64)¹⁹ = 26 %.</w:t>
+      </w:r>
+    </w:p>
+    <w:p>
+      <w:pPr/>
+      <w:r>
+        <w:rPr>
+          <w:b/>
+        </w:rPr>
+        <w:t xml:space="preserve">11. </w:t>
+      </w:r>
+      <w:r>
+        <w:rPr>
+          <w:i w:val="0"/>
+        </w:rPr>
+        <w:t>(7 × 14 + 6)/140 = 104/140 = 74 %.</w:t>
+      </w:r>
+    </w:p>
+    <w:p>
       <w:pPr>
         <w:pStyle w:val="Heading2"/>
       </w:pPr>
@@ -9285,6 +16417,81 @@
       </w:r>
     </w:p>
     <w:p>
+      <w:pPr/>
+      <w:r>
+        <w:rPr>
+          <w:b/>
+        </w:rPr>
+        <w:t xml:space="preserve">7. </w:t>
+      </w:r>
+      <w:r>
+        <w:rPr>
+          <w:i w:val="0"/>
+        </w:rPr>
+        <w:t>2 × 6 × 0.926 × 3276 / 35.7 µs × 0.92 = 0.94 Gbit/s.</w:t>
+      </w:r>
+    </w:p>
+    <w:p>
+      <w:pPr/>
+      <w:r>
+        <w:rPr>
+          <w:b/>
+        </w:rPr>
+        <w:t xml:space="preserve">8. </w:t>
+      </w:r>
+      <w:r>
+        <w:rPr>
+          <w:i w:val="0"/>
+        </w:rPr>
+        <w:t>3 × 10⁸ × 0.04 / 8 = 1.5 MB.</w:t>
+      </w:r>
+    </w:p>
+    <w:p>
+      <w:pPr/>
+      <w:r>
+        <w:rPr>
+          <w:b/>
+        </w:rPr>
+        <w:t xml:space="preserve">9. </w:t>
+      </w:r>
+      <w:r>
+        <w:rPr>
+          <w:i w:val="0"/>
+        </w:rPr>
+        <w:t>TCP's retransmission takes a full end-to-end round trip and interprets the loss as congestion, halving its window; HARQ repairs the error in a few milliseconds below TCP, so TCP sees a clean link.</w:t>
+      </w:r>
+    </w:p>
+    <w:p>
+      <w:pPr/>
+      <w:r>
+        <w:rPr>
+          <w:b/>
+        </w:rPr>
+        <w:t xml:space="preserve">10. </w:t>
+      </w:r>
+      <w:r>
+        <w:rPr>
+          <w:i w:val="0"/>
+        </w:rPr>
+        <w:t>−ln(0.99) × 1000 = 10.05, so log₂(11.05) = 3.47 bit/s/Hz.</w:t>
+      </w:r>
+    </w:p>
+    <w:p>
+      <w:pPr/>
+      <w:r>
+        <w:rPr>
+          <w:b/>
+        </w:rPr>
+        <w:t xml:space="preserve">11. </w:t>
+      </w:r>
+      <w:r>
+        <w:rPr>
+          <w:i w:val="0"/>
+        </w:rPr>
+        <w:t>16 × 10.0 = 159.9 µs of data, 361.4 µs in all, 192 000 bits/361.4 µs = 531 Mbit/s.</w:t>
+      </w:r>
+    </w:p>
+    <w:p>
       <w:pPr>
         <w:pStyle w:val="Heading2"/>
       </w:pPr>
@@ -9386,6 +16593,81 @@
       </w:r>
     </w:p>
     <w:p>
+      <w:pPr/>
+      <w:r>
+        <w:rPr>
+          <w:b/>
+        </w:rPr>
+        <w:t xml:space="preserve">7. </w:t>
+      </w:r>
+      <w:r>
+        <w:rPr>
+          <w:i w:val="0"/>
+        </w:rPr>
+        <w:t>40.3 × 10¹⁸/(1.57542 × 10⁹)² = 16.2 m.</w:t>
+      </w:r>
+    </w:p>
+    <w:p>
+      <w:pPr/>
+      <w:r>
+        <w:rPr>
+          <w:b/>
+        </w:rPr>
+        <w:t xml:space="preserve">8. </w:t>
+      </w:r>
+      <w:r>
+        <w:rPr>
+          <w:i w:val="0"/>
+        </w:rPr>
+        <w:t>3 × 10⁸/1.17645 × 10⁹ = 25.5 cm.</w:t>
+      </w:r>
+    </w:p>
+    <w:p>
+      <w:pPr/>
+      <w:r>
+        <w:rPr>
+          <w:b/>
+        </w:rPr>
+        <w:t xml:space="preserve">9. </w:t>
+      </w:r>
+      <w:r>
+        <w:rPr>
+          <w:i w:val="0"/>
+        </w:rPr>
+        <w:t>Differencing cancels the atmospheric and orbit errors only if both receivers see the satellite through nearly the same atmosphere; beyond a few tens of kilometers the errors decorrelate and the integer cycle counts can no longer be fixed reliably.</w:t>
+      </w:r>
+    </w:p>
+    <w:p>
+      <w:pPr/>
+      <w:r>
+        <w:rPr>
+          <w:b/>
+        </w:rPr>
+        <w:t xml:space="preserve">10. </w:t>
+      </w:r>
+      <w:r>
+        <w:rPr>
+          <w:i w:val="0"/>
+        </w:rPr>
+        <w:t>4π × 1 × 2 × 10⁶/(3 × 10⁸) = 0.084 rad, 4.8°.</w:t>
+      </w:r>
+    </w:p>
+    <w:p>
+      <w:pPr/>
+      <w:r>
+        <w:rPr>
+          <w:b/>
+        </w:rPr>
+        <w:t xml:space="preserve">11. </w:t>
+      </w:r>
+      <w:r>
+        <w:rPr>
+          <w:i w:val="0"/>
+        </w:rPr>
+        <w:t>It improves by √10, a factor of 3.16.</w:t>
+      </w:r>
+    </w:p>
+    <w:p>
       <w:pPr>
         <w:pStyle w:val="Heading2"/>
       </w:pPr>
@@ -9487,6 +16769,81 @@
       </w:r>
     </w:p>
     <w:p>
+      <w:pPr/>
+      <w:r>
+        <w:rPr>
+          <w:b/>
+        </w:rPr>
+        <w:t xml:space="preserve">7. </w:t>
+      </w:r>
+      <w:r>
+        <w:rPr>
+          <w:i w:val="0"/>
+        </w:rPr>
+        <w:t>2¹⁵ − 1 = 32 767 bits.</w:t>
+      </w:r>
+    </w:p>
+    <w:p>
+      <w:pPr/>
+      <w:r>
+        <w:rPr>
+          <w:b/>
+        </w:rPr>
+        <w:t xml:space="preserve">8. </w:t>
+      </w:r>
+      <w:r>
+        <w:rPr>
+          <w:i w:val="0"/>
+        </w:rPr>
+        <w:t>Base graph 2, which handles small blocks and low rates.</w:t>
+      </w:r>
+    </w:p>
+    <w:p>
+      <w:pPr/>
+      <w:r>
+        <w:rPr>
+          <w:b/>
+        </w:rPr>
+        <w:t xml:space="preserve">9. </w:t>
+      </w:r>
+      <w:r>
+        <w:rPr>
+          <w:i w:val="0"/>
+        </w:rPr>
+        <w:t>2⁻¹⁶ = 1.5 × 10⁻⁵.</w:t>
+      </w:r>
+    </w:p>
+    <w:p>
+      <w:pPr/>
+      <w:r>
+        <w:rPr>
+          <w:b/>
+        </w:rPr>
+        <w:t xml:space="preserve">10. </w:t>
+      </w:r>
+      <w:r>
+        <w:rPr>
+          <w:i w:val="0"/>
+        </w:rPr>
+        <w:t>4/0.5 = 8 processes.</w:t>
+      </w:r>
+    </w:p>
+    <w:p>
+      <w:pPr/>
+      <w:r>
+        <w:rPr>
+          <w:b/>
+        </w:rPr>
+        <w:t xml:space="preserve">11. </w:t>
+      </w:r>
+      <w:r>
+        <w:rPr>
+          <w:i w:val="0"/>
+        </w:rPr>
+        <w:t>(255 − 223)/2 = 16.</w:t>
+      </w:r>
+    </w:p>
+    <w:p>
       <w:pPr>
         <w:pStyle w:val="Heading2"/>
       </w:pPr>
@@ -9588,6 +16945,66 @@
       </w:r>
     </w:p>
     <w:p>
+      <w:pPr/>
+      <w:r>
+        <w:rPr>
+          <w:b/>
+        </w:rPr>
+        <w:t xml:space="preserve">7. </w:t>
+      </w:r>
+      <w:r>
+        <w:rPr>
+          <w:i w:val="0"/>
+        </w:rPr>
+        <w:t>32 − 12 + 1 = 21, 13.2 dB.</w:t>
+      </w:r>
+    </w:p>
+    <w:p>
+      <w:pPr/>
+      <w:r>
+        <w:rPr>
+          <w:b/>
+        </w:rPr>
+        <w:t xml:space="preserve">8. </w:t>
+      </w:r>
+      <w:r>
+        <w:rPr>
+          <w:i w:val="0"/>
+        </w:rPr>
+        <w:t>At low SNR noise dominates interference, and spending array gain on nulling interference wastes signal power; the regularization term relaxes the nulling and moves the precoder toward maximum-ratio transmission.</w:t>
+      </w:r>
+    </w:p>
+    <w:p>
+      <w:pPr/>
+      <w:r>
+        <w:rPr>
+          <w:b/>
+        </w:rPr>
+        <w:t xml:space="preserve">9. </w:t>
+      </w:r>
+      <w:r>
+        <w:rPr>
+          <w:i w:val="0"/>
+        </w:rPr>
+        <w:t>16 bursts, 320 ms at a 20 ms period.</w:t>
+      </w:r>
+    </w:p>
+    <w:p>
+      <w:pPr/>
+      <w:r>
+        <w:rPr>
+          <w:b/>
+        </w:rPr>
+        <w:t xml:space="preserve">10. </w:t>
+      </w:r>
+      <w:r>
+        <w:rPr>
+          <w:i w:val="0"/>
+        </w:rPr>
+        <w:t>e^(−σ²) = 10^(−0.05) = 0.891, so σ² = 0.115, σ = 0.34 rad = 19°.</w:t>
+      </w:r>
+    </w:p>
+    <w:p>
       <w:pPr>
         <w:pStyle w:val="Heading2"/>
       </w:pPr>
@@ -9689,6 +17106,81 @@
       </w:r>
     </w:p>
     <w:p>
+      <w:pPr/>
+      <w:r>
+        <w:rPr>
+          <w:b/>
+        </w:rPr>
+        <w:t xml:space="preserve">7. </w:t>
+      </w:r>
+      <w:r>
+        <w:rPr>
+          <w:i w:val="0"/>
+        </w:rPr>
+        <w:t>1/ACIR = 10⁻³ + 5.01 × 10⁻⁴ = 1.50 × 10⁻³, ACIR = 28.2 dB.</w:t>
+      </w:r>
+    </w:p>
+    <w:p>
+      <w:pPr/>
+      <w:r>
+        <w:rPr>
+          <w:b/>
+        </w:rPr>
+        <w:t xml:space="preserve">8. </w:t>
+      </w:r>
+      <w:r>
+        <w:rPr>
+          <w:i w:val="0"/>
+        </w:rPr>
+        <w:t>−10 log₁₀(0.4) = 4.0 dB.</w:t>
+      </w:r>
+    </w:p>
+    <w:p>
+      <w:pPr/>
+      <w:r>
+        <w:rPr>
+          <w:b/>
+        </w:rPr>
+        <w:t xml:space="preserve">9. </w:t>
+      </w:r>
+      <w:r>
+        <w:rPr>
+          <w:i w:val="0"/>
+        </w:rPr>
+        <w:t>The base station's ACLR, 45 dB, is far better than the handset's ACS, 33 dB, and the parallel sum is dominated by the weaker of the two.</w:t>
+      </w:r>
+    </w:p>
+    <w:p>
+      <w:pPr/>
+      <w:r>
+        <w:rPr>
+          <w:b/>
+        </w:rPr>
+        <w:t xml:space="preserve">10. </w:t>
+      </w:r>
+      <w:r>
+        <w:rPr>
+          <w:i w:val="0"/>
+        </w:rPr>
+        <w:t>(400/100)² = 16.</w:t>
+      </w:r>
+    </w:p>
+    <w:p>
+      <w:pPr/>
+      <w:r>
+        <w:rPr>
+          <w:b/>
+        </w:rPr>
+        <w:t xml:space="preserve">11. </w:t>
+      </w:r>
+      <w:r>
+        <w:rPr>
+          <w:i w:val="0"/>
+        </w:rPr>
+        <w:t>10^(10/30) = 2.15 times smaller.</w:t>
+      </w:r>
+    </w:p>
+    <w:p>
       <w:pPr>
         <w:pStyle w:val="Heading2"/>
       </w:pPr>
@@ -9790,6 +17282,66 @@
       </w:r>
     </w:p>
     <w:p>
+      <w:pPr/>
+      <w:r>
+        <w:rPr>
+          <w:b/>
+        </w:rPr>
+        <w:t xml:space="preserve">7. </w:t>
+      </w:r>
+      <w:r>
+        <w:rPr>
+          <w:i w:val="0"/>
+        </w:rPr>
+        <w:t>40 − 190 + 5 + 228.6 = 83.6 dB-Hz.</w:t>
+      </w:r>
+    </w:p>
+    <w:p>
+      <w:pPr/>
+      <w:r>
+        <w:rPr>
+          <w:b/>
+        </w:rPr>
+        <w:t xml:space="preserve">8. </w:t>
+      </w:r>
+      <w:r>
+        <w:rPr>
+          <w:i w:val="0"/>
+        </w:rPr>
+        <w:t>It must pre-compensate the large, fast-changing delay and Doppler of the satellite link, and to compute them it needs its own position as well as the satellite's ephemeris.</w:t>
+      </w:r>
+    </w:p>
+    <w:p>
+      <w:pPr/>
+      <w:r>
+        <w:rPr>
+          <w:b/>
+        </w:rPr>
+        <w:t xml:space="preserve">9. </w:t>
+      </w:r>
+      <w:r>
+        <w:rPr>
+          <w:i w:val="0"/>
+        </w:rPr>
+        <w:t>It enlarges each footprint, so fewer satellites cover the Earth, but users at the edge see the satellite through a longer slant range, more atmosphere, and more obstructions, which costs path loss and availability.</w:t>
+      </w:r>
+    </w:p>
+    <w:p>
+      <w:pPr/>
+      <w:r>
+        <w:rPr>
+          <w:b/>
+        </w:rPr>
+        <w:t xml:space="preserve">10. </w:t>
+      </w:r>
+      <w:r>
+        <w:rPr>
+          <w:i w:val="0"/>
+        </w:rPr>
+        <w:t>0.09 × 25^1.06 = 2.7 dB/km.</w:t>
+      </w:r>
+    </w:p>
+    <w:p>
       <w:pPr>
         <w:pStyle w:val="Heading2"/>
       </w:pPr>
@@ -9891,6 +17443,66 @@
       </w:r>
     </w:p>
     <w:p>
+      <w:pPr/>
+      <w:r>
+        <w:rPr>
+          <w:b/>
+        </w:rPr>
+        <w:t xml:space="preserve">7. </w:t>
+      </w:r>
+      <w:r>
+        <w:rPr>
+          <w:i w:val="0"/>
+        </w:rPr>
+        <w:t>2¹⁰/125 kHz = 8.19 ms.</w:t>
+      </w:r>
+    </w:p>
+    <w:p>
+      <w:pPr/>
+      <w:r>
+        <w:rPr>
+          <w:b/>
+        </w:rPr>
+        <w:t xml:space="preserve">8. </w:t>
+      </w:r>
+      <w:r>
+        <w:rPr>
+          <w:i w:val="0"/>
+        </w:rPr>
+        <w:t>22 500 h, about 2.6 years.</w:t>
+      </w:r>
+    </w:p>
+    <w:p>
+      <w:pPr/>
+      <w:r>
+        <w:rPr>
+          <w:b/>
+        </w:rPr>
+        <w:t xml:space="preserve">9. </w:t>
+      </w:r>
+      <w:r>
+        <w:rPr>
+          <w:i w:val="0"/>
+        </w:rPr>
+        <w:t>A device moved to a smaller spreading factor occupies the channel for a much shorter time, so the gateway can receive more messages per hour before collisions rise, and signals at different spreading factors are nearly orthogonal, so they can share the channel.</w:t>
+      </w:r>
+    </w:p>
+    <w:p>
+      <w:pPr/>
+      <w:r>
+        <w:rPr>
+          <w:b/>
+        </w:rPr>
+        <w:t xml:space="preserve">10. </w:t>
+      </w:r>
+      <w:r>
+        <w:rPr>
+          <w:i w:val="0"/>
+        </w:rPr>
+        <w:t>10^(6/20) = 2.0 times.</w:t>
+      </w:r>
+    </w:p>
+    <w:p>
       <w:pPr>
         <w:pStyle w:val="Heading1"/>
       </w:pPr>
@@ -10034,6 +17646,42 @@
           <w:i w:val="0"/>
         </w:rPr>
         <w:t>Bluetooth Core Specification, IEEE 802.15.4, and 3GPP TS 36.211 for NB-IoT, for Chapter 21.</w:t>
+      </w:r>
+    </w:p>
+    <w:p>
+      <w:pPr/>
+      <w:r>
+        <w:rPr>
+          <w:i w:val="0"/>
+        </w:rPr>
+        <w:t>3GPP TR 38.901 for channel models (Chapter 5), TS 38.306 for peak rates (Chapter 15), and TS 38.213 and 38.300 for power control, random access, beam management, and NTN (Chapters 14, 18, and 20).</w:t>
+      </w:r>
+    </w:p>
+    <w:p>
+      <w:pPr/>
+      <w:r>
+        <w:rPr>
+          <w:i w:val="0"/>
+        </w:rPr>
+        <w:t>IEEE 802.3ck and 802.3bj for PAM4 lanes and the RS(544, 514) code (Chapters 1, 11, and 17); ETSI EN 302 307 for DVB-S2 and S2X (Chapters 3, 4, and 20).</w:t>
+      </w:r>
+    </w:p>
+    <w:p>
+      <w:pPr/>
+      <w:r>
+        <w:rPr>
+          <w:i w:val="0"/>
+        </w:rPr>
+        <w:t>Bluetooth Core Specification 6.0 for channel sounding (Chapter 16); LoRa Alliance LoRaWAN specification and Semtech SX1276 data sheet; Nordic nRF52840 product specification; GS1 EPC UHF Gen2 air interface (ISO/IEC 18000-63) for RFID (Chapter 21).</w:t>
+      </w:r>
+    </w:p>
+    <w:p>
+      <w:pPr/>
+      <w:r>
+        <w:rPr>
+          <w:i w:val="0"/>
+        </w:rPr>
+        <w:t>Analog Devices AD9361/AD9363, Ettus Research USRP B210, Great Scott Gadgets HackRF One, and RTL-SDR Blog documentation for the hardware of Chapter 8.</w:t>
       </w:r>
     </w:p>
     <w:sectPr>
